--- a/pruefungsunterlagen/HRDtoGo_Setup_Deployment_Dokumentation.docx
+++ b/pruefungsunterlagen/HRDtoGo_Setup_Deployment_Dokumentation.docx
@@ -9,7 +9,6 @@
           <w:rFonts w:ascii="Aptos" w:hAnsi="Aptos"/>
         </w:rPr>
       </w:pPr>
-      <w:proofErr w:type="spellStart"/>
       <w:r>
         <w:rPr>
           <w:rFonts w:ascii="Aptos" w:hAnsi="Aptos"/>
@@ -19,43 +18,7 @@
           <w:sz w:val="40"/>
           <w:szCs w:val="40"/>
         </w:rPr>
-        <w:t>HRDtoGo</w:t>
-      </w:r>
-      <w:proofErr w:type="spellEnd"/>
-      <w:r>
-        <w:rPr>
-          <w:rFonts w:ascii="Aptos" w:hAnsi="Aptos"/>
-          <w:b/>
-          <w:bCs/>
-          <w:color w:val="1F4E79"/>
-          <w:sz w:val="40"/>
-          <w:szCs w:val="40"/>
-        </w:rPr>
-        <w:t xml:space="preserve"> – Setup- und </w:t>
-      </w:r>
-      <w:proofErr w:type="spellStart"/>
-      <w:r>
-        <w:rPr>
-          <w:rFonts w:ascii="Aptos" w:hAnsi="Aptos"/>
-          <w:b/>
-          <w:bCs/>
-          <w:color w:val="1F4E79"/>
-          <w:sz w:val="40"/>
-          <w:szCs w:val="40"/>
-        </w:rPr>
-        <w:t>Deployment</w:t>
-      </w:r>
-      <w:proofErr w:type="spellEnd"/>
-      <w:r>
-        <w:rPr>
-          <w:rFonts w:ascii="Aptos" w:hAnsi="Aptos"/>
-          <w:b/>
-          <w:bCs/>
-          <w:color w:val="1F4E79"/>
-          <w:sz w:val="40"/>
-          <w:szCs w:val="40"/>
-        </w:rPr>
-        <w:t>-Dokumentation</w:t>
+        <w:t>HRDtoGo – Setup- und Deployment-Dokumentation</w:t>
       </w:r>
     </w:p>
     <w:p>
@@ -339,23 +302,7 @@
                 <w:rFonts w:ascii="Aptos" w:hAnsi="Aptos"/>
                 <w:noProof/>
               </w:rPr>
-              <w:t>3.1 Downl</w:t>
-            </w:r>
-            <w:r>
-              <w:rPr>
-                <w:rStyle w:val="Hyperlink"/>
-                <w:rFonts w:ascii="Aptos" w:hAnsi="Aptos"/>
-                <w:noProof/>
-              </w:rPr>
-              <w:t>o</w:t>
-            </w:r>
-            <w:r>
-              <w:rPr>
-                <w:rStyle w:val="Hyperlink"/>
-                <w:rFonts w:ascii="Aptos" w:hAnsi="Aptos"/>
-                <w:noProof/>
-              </w:rPr>
-              <w:t>ad</w:t>
+              <w:t>3.1 Download</w:t>
             </w:r>
             <w:r>
               <w:rPr>
@@ -466,7 +413,7 @@
                 <w:rFonts w:ascii="Aptos" w:hAnsi="Aptos"/>
                 <w:noProof/>
               </w:rPr>
-              <w:t>2</w:t>
+              <w:t>3</w:t>
             </w:r>
             <w:r>
               <w:rPr>
@@ -676,7 +623,7 @@
                 <w:rFonts w:ascii="Aptos" w:hAnsi="Aptos"/>
                 <w:noProof/>
               </w:rPr>
-              <w:t>3</w:t>
+              <w:t>4</w:t>
             </w:r>
             <w:r>
               <w:rPr>
@@ -816,7 +763,7 @@
                 <w:rFonts w:ascii="Aptos" w:hAnsi="Aptos"/>
                 <w:noProof/>
               </w:rPr>
-              <w:t>4</w:t>
+              <w:t>5</w:t>
             </w:r>
             <w:r>
               <w:rPr>
@@ -1026,7 +973,7 @@
                 <w:rFonts w:ascii="Aptos" w:hAnsi="Aptos"/>
                 <w:noProof/>
               </w:rPr>
-              <w:t>5</w:t>
+              <w:t>6</w:t>
             </w:r>
             <w:r>
               <w:rPr>
@@ -1166,7 +1113,7 @@
                 <w:rFonts w:ascii="Aptos" w:hAnsi="Aptos"/>
                 <w:noProof/>
               </w:rPr>
-              <w:t>6</w:t>
+              <w:t>7</w:t>
             </w:r>
             <w:r>
               <w:rPr>
@@ -1236,7 +1183,7 @@
                 <w:rFonts w:ascii="Aptos" w:hAnsi="Aptos"/>
                 <w:noProof/>
               </w:rPr>
-              <w:t>6</w:t>
+              <w:t>7</w:t>
             </w:r>
             <w:r>
               <w:rPr>
@@ -1306,7 +1253,7 @@
                 <w:rFonts w:ascii="Aptos" w:hAnsi="Aptos"/>
                 <w:noProof/>
               </w:rPr>
-              <w:t>7</w:t>
+              <w:t>8</w:t>
             </w:r>
             <w:r>
               <w:rPr>
@@ -1376,7 +1323,7 @@
                 <w:rFonts w:ascii="Aptos" w:hAnsi="Aptos"/>
                 <w:noProof/>
               </w:rPr>
-              <w:t>7</w:t>
+              <w:t>8</w:t>
             </w:r>
             <w:r>
               <w:rPr>
@@ -1443,63 +1390,7 @@
         <w:rPr>
           <w:rFonts w:ascii="Aptos" w:hAnsi="Aptos"/>
         </w:rPr>
-        <w:t xml:space="preserve">Im Rahmen von Sprint 4/5 wurde der Service-Prozess von </w:t>
-      </w:r>
-      <w:proofErr w:type="spellStart"/>
-      <w:r>
-        <w:rPr>
-          <w:rFonts w:ascii="Aptos" w:hAnsi="Aptos"/>
-        </w:rPr>
-        <w:t>HRDtoGo</w:t>
-      </w:r>
-      <w:proofErr w:type="spellEnd"/>
-      <w:r>
-        <w:rPr>
-          <w:rFonts w:ascii="Aptos" w:hAnsi="Aptos"/>
-        </w:rPr>
-        <w:t xml:space="preserve"> (Aufgabe 2, Kap. 2.4 und 4.8 sowie </w:t>
-      </w:r>
-      <w:proofErr w:type="gramStart"/>
-      <w:r>
-        <w:rPr>
-          <w:rFonts w:ascii="Aptos" w:hAnsi="Aptos"/>
-        </w:rPr>
-        <w:t>Aufgabenbeschreibung</w:t>
-      </w:r>
-      <w:proofErr w:type="gramEnd"/>
-      <w:r>
-        <w:rPr>
-          <w:rFonts w:ascii="Aptos" w:hAnsi="Aptos"/>
-        </w:rPr>
-        <w:t xml:space="preserve"> Kap. 4) auf Basis des aktuellen fachlichen BPMN-Modells (HRDtoGo_Service-Prozess_v2.bpmn) technisch in </w:t>
-      </w:r>
-      <w:proofErr w:type="spellStart"/>
-      <w:r>
-        <w:rPr>
-          <w:rFonts w:ascii="Aptos" w:hAnsi="Aptos"/>
-        </w:rPr>
-        <w:t>Camunda</w:t>
-      </w:r>
-      <w:proofErr w:type="spellEnd"/>
-      <w:r>
-        <w:rPr>
-          <w:rFonts w:ascii="Aptos" w:hAnsi="Aptos"/>
-        </w:rPr>
-        <w:t xml:space="preserve"> umgesetzt. Diese Dokumentation beschreibt die lokale Einrichtung der Laufzeitumgebung, das </w:t>
-      </w:r>
-      <w:proofErr w:type="spellStart"/>
-      <w:r>
-        <w:rPr>
-          <w:rFonts w:ascii="Aptos" w:hAnsi="Aptos"/>
-        </w:rPr>
-        <w:t>Deployment</w:t>
-      </w:r>
-      <w:proofErr w:type="spellEnd"/>
-      <w:r>
-        <w:rPr>
-          <w:rFonts w:ascii="Aptos" w:hAnsi="Aptos"/>
-        </w:rPr>
-        <w:t xml:space="preserve"> des Prozessmodells sowie den Testlauf inklusive der per JavaScript-Tasks angebundenen externen REST-Services.</w:t>
+        <w:t>Im Rahmen von Sprint 4/5 wurde der Service-Prozess von HRDtoGo (Aufgabe 2, Kap. 2.4 und 4.8 sowie Aufgabenbeschreibung Kap. 4) auf Basis des aktuellen fachlichen BPMN-Modells (HRDtoGo_Service-Prozess_v2.bpmn) technisch in Camunda umgesetzt. Diese Dokumentation beschreibt die lokale Einrichtung der Laufzeitumgebung, das Deployment des Prozessmodells sowie den Testlauf inklusive der per JavaScript-Tasks angebundenen externen REST-Services.</w:t>
       </w:r>
     </w:p>
     <w:p>
@@ -1528,41 +1419,34 @@
           <w:rFonts w:ascii="Aptos" w:hAnsi="Aptos"/>
         </w:rPr>
       </w:pPr>
-      <w:proofErr w:type="spellStart"/>
-      <w:r>
-        <w:rPr>
-          <w:rFonts w:ascii="Aptos" w:hAnsi="Aptos"/>
-        </w:rPr>
-        <w:t>HRDtoGo_Service-Prozess_</w:t>
-      </w:r>
-      <w:proofErr w:type="gramStart"/>
-      <w:r>
-        <w:rPr>
-          <w:rFonts w:ascii="Aptos" w:hAnsi="Aptos"/>
-        </w:rPr>
-        <w:t>implementiert.bpmn</w:t>
-      </w:r>
-      <w:proofErr w:type="spellEnd"/>
-      <w:proofErr w:type="gramEnd"/>
-      <w:r>
-        <w:rPr>
-          <w:rFonts w:ascii="Aptos" w:hAnsi="Aptos"/>
-        </w:rPr>
-        <w:t xml:space="preserve"> – ausführbares Prozessmodell (Process_0lwayes) mit Formularen, Kandidatengruppen, </w:t>
-      </w:r>
-      <w:proofErr w:type="spellStart"/>
-      <w:r>
-        <w:rPr>
-          <w:rFonts w:ascii="Aptos" w:hAnsi="Aptos"/>
-        </w:rPr>
-        <w:t>Timer</w:t>
-      </w:r>
-      <w:proofErr w:type="spellEnd"/>
-      <w:r>
-        <w:rPr>
-          <w:rFonts w:ascii="Aptos" w:hAnsi="Aptos"/>
-        </w:rPr>
-        <w:t>-Events und JavaScript-Tasks (Weiterentwicklung von „HRDtoGo_Service-Prozess_v2.bpmn“)</w:t>
+      <w:r>
+        <w:rPr>
+          <w:rFonts w:ascii="Aptos" w:hAnsi="Aptos"/>
+        </w:rPr>
+        <w:t>HRDtoGo_Service-Prozess_implementiert.bpmn – ausführbares Prozessmodell (</w:t>
+      </w:r>
+      <w:commentRangeStart w:id="1"/>
+      <w:r>
+        <w:rPr>
+          <w:rFonts w:ascii="Aptos" w:hAnsi="Aptos"/>
+        </w:rPr>
+        <w:t>Process_0lwayes</w:t>
+      </w:r>
+      <w:commentRangeEnd w:id="1"/>
+      <w:r>
+        <w:rPr>
+          <w:rStyle w:val="Kommentarzeichen"/>
+          <w:rFonts w:ascii="Aptos" w:hAnsi="Aptos"/>
+          <w:sz w:val="22"/>
+          <w:szCs w:val="22"/>
+        </w:rPr>
+        <w:commentReference w:id="1"/>
+      </w:r>
+      <w:r>
+        <w:rPr>
+          <w:rFonts w:ascii="Aptos" w:hAnsi="Aptos"/>
+        </w:rPr>
+        <w:t>) mit Formularen, Kandidatengruppen, Timer-Events und JavaScript-Tasks (Weiterentwicklung von „HRDtoGo_Service-Prozess_v2.bpmn“)</w:t>
       </w:r>
     </w:p>
     <w:p>
@@ -1619,21 +1503,7 @@
         <w:rPr>
           <w:rFonts w:ascii="Aptos" w:hAnsi="Aptos"/>
         </w:rPr>
-        <w:t xml:space="preserve">dieses Dokument – Setup-, </w:t>
-      </w:r>
-      <w:proofErr w:type="spellStart"/>
-      <w:r>
-        <w:rPr>
-          <w:rFonts w:ascii="Aptos" w:hAnsi="Aptos"/>
-        </w:rPr>
-        <w:t>Deployment</w:t>
-      </w:r>
-      <w:proofErr w:type="spellEnd"/>
-      <w:r>
-        <w:rPr>
-          <w:rFonts w:ascii="Aptos" w:hAnsi="Aptos"/>
-        </w:rPr>
-        <w:t>- und Testanleitung</w:t>
+        <w:t>dieses Dokument – Setup-, Deployment- und Testanleitung</w:t>
       </w:r>
     </w:p>
     <w:p>
@@ -1647,141 +1517,30 @@
         <w:rPr>
           <w:rFonts w:ascii="Aptos" w:hAnsi="Aptos"/>
         </w:rPr>
-        <w:t xml:space="preserve">Gemäß </w:t>
-      </w:r>
-      <w:proofErr w:type="gramStart"/>
-      <w:r>
-        <w:rPr>
-          <w:rFonts w:ascii="Aptos" w:hAnsi="Aptos"/>
-        </w:rPr>
-        <w:t>Aufgabenbeschreibung</w:t>
-      </w:r>
-      <w:proofErr w:type="gramEnd"/>
-      <w:r>
-        <w:rPr>
-          <w:rFonts w:ascii="Aptos" w:hAnsi="Aptos"/>
-        </w:rPr>
-        <w:t xml:space="preserve"> Kap. 4.3 erfolgen die REST-Anbindungen nicht über HTTP-</w:t>
-      </w:r>
-      <w:proofErr w:type="spellStart"/>
-      <w:r>
-        <w:rPr>
-          <w:rFonts w:ascii="Aptos" w:hAnsi="Aptos"/>
-        </w:rPr>
-        <w:t>Connectors</w:t>
-      </w:r>
-      <w:proofErr w:type="spellEnd"/>
-      <w:r>
-        <w:rPr>
-          <w:rFonts w:ascii="Aptos" w:hAnsi="Aptos"/>
-        </w:rPr>
-        <w:t>, sondern über JavaScript-Tasks (</w:t>
-      </w:r>
-      <w:proofErr w:type="spellStart"/>
-      <w:r>
-        <w:rPr>
-          <w:rFonts w:ascii="Aptos" w:hAnsi="Aptos"/>
-        </w:rPr>
-        <w:t>scriptTask</w:t>
-      </w:r>
-      <w:proofErr w:type="spellEnd"/>
-      <w:r>
-        <w:rPr>
-          <w:rFonts w:ascii="Aptos" w:hAnsi="Aptos"/>
-        </w:rPr>
-        <w:t xml:space="preserve"> / </w:t>
-      </w:r>
-      <w:proofErr w:type="spellStart"/>
-      <w:r>
-        <w:rPr>
-          <w:rFonts w:ascii="Aptos" w:hAnsi="Aptos"/>
-        </w:rPr>
-        <w:t>ExecutionListener</w:t>
-      </w:r>
-      <w:proofErr w:type="spellEnd"/>
-      <w:r>
-        <w:rPr>
-          <w:rFonts w:ascii="Aptos" w:hAnsi="Aptos"/>
-        </w:rPr>
-        <w:t xml:space="preserve"> mit </w:t>
-      </w:r>
-      <w:proofErr w:type="spellStart"/>
-      <w:r>
-        <w:rPr>
-          <w:rFonts w:ascii="Aptos" w:hAnsi="Aptos"/>
-        </w:rPr>
-        <w:t>scriptFormat</w:t>
-      </w:r>
-      <w:proofErr w:type="spellEnd"/>
-      <w:r>
-        <w:rPr>
-          <w:rFonts w:ascii="Aptos" w:hAnsi="Aptos"/>
-        </w:rPr>
-        <w:t>="</w:t>
-      </w:r>
-      <w:proofErr w:type="spellStart"/>
-      <w:r>
-        <w:rPr>
-          <w:rFonts w:ascii="Aptos" w:hAnsi="Aptos"/>
-        </w:rPr>
-        <w:t>javascript</w:t>
-      </w:r>
-      <w:proofErr w:type="spellEnd"/>
-      <w:r>
-        <w:rPr>
-          <w:rFonts w:ascii="Aptos" w:hAnsi="Aptos"/>
-        </w:rPr>
-        <w:t xml:space="preserve">"), die per </w:t>
-      </w:r>
-      <w:proofErr w:type="spellStart"/>
-      <w:r>
-        <w:rPr>
-          <w:rFonts w:ascii="Aptos" w:hAnsi="Aptos"/>
-        </w:rPr>
-        <w:t>GraalJS</w:t>
-      </w:r>
-      <w:proofErr w:type="spellEnd"/>
-      <w:r>
-        <w:rPr>
-          <w:rFonts w:ascii="Aptos" w:hAnsi="Aptos"/>
-        </w:rPr>
-        <w:t>-Java-</w:t>
-      </w:r>
-      <w:proofErr w:type="spellStart"/>
-      <w:r>
-        <w:rPr>
-          <w:rFonts w:ascii="Aptos" w:hAnsi="Aptos"/>
-        </w:rPr>
-        <w:t>Interop</w:t>
-      </w:r>
-      <w:proofErr w:type="spellEnd"/>
-      <w:r>
-        <w:rPr>
-          <w:rFonts w:ascii="Aptos" w:hAnsi="Aptos"/>
-        </w:rPr>
-        <w:t xml:space="preserve"> (</w:t>
-      </w:r>
-      <w:proofErr w:type="spellStart"/>
-      <w:proofErr w:type="gramStart"/>
-      <w:r>
-        <w:rPr>
-          <w:rFonts w:ascii="Aptos" w:hAnsi="Aptos"/>
-        </w:rPr>
-        <w:t>java.net.http</w:t>
-      </w:r>
-      <w:proofErr w:type="gramEnd"/>
-      <w:r>
-        <w:rPr>
-          <w:rFonts w:ascii="Aptos" w:hAnsi="Aptos"/>
-        </w:rPr>
-        <w:t>.HttpClient</w:t>
-      </w:r>
-      <w:proofErr w:type="spellEnd"/>
-      <w:r>
-        <w:rPr>
-          <w:rFonts w:ascii="Aptos" w:hAnsi="Aptos"/>
-        </w:rPr>
-        <w:t>) echte HTTP-Aufrufe an lokale und externe Services ausführen.</w:t>
+        <w:t xml:space="preserve">Gemäß Aufgabenbeschreibung Kap. 4.3 erfolgen die REST-Anbindungen nicht über HTTP-Connectors, sondern über JavaScript-Tasks (scriptTask / ExecutionListener mit scriptFormat="javascript"), die per </w:t>
+      </w:r>
+      <w:commentRangeStart w:id="2"/>
+      <w:r>
+        <w:rPr>
+          <w:rFonts w:ascii="Aptos" w:hAnsi="Aptos"/>
+        </w:rPr>
+        <w:t xml:space="preserve">GraalJS-Java-Interop </w:t>
+      </w:r>
+      <w:commentRangeEnd w:id="2"/>
+      <w:r>
+        <w:rPr>
+          <w:rStyle w:val="Kommentarzeichen"/>
+          <w:rFonts w:ascii="Aptos" w:hAnsi="Aptos"/>
+          <w:sz w:val="22"/>
+          <w:szCs w:val="22"/>
+        </w:rPr>
+        <w:commentReference w:id="2"/>
+      </w:r>
+      <w:r>
+        <w:rPr>
+          <w:rFonts w:ascii="Aptos" w:hAnsi="Aptos"/>
+        </w:rPr>
+        <w:t>(java.net.http.HttpClient) echte HTTP-Aufrufe an lokale und externe Services ausführen.</w:t>
       </w:r>
     </w:p>
     <w:p>
@@ -1791,14 +1550,14 @@
           <w:rFonts w:ascii="Aptos" w:hAnsi="Aptos"/>
         </w:rPr>
       </w:pPr>
-      <w:bookmarkStart w:id="1" w:name="_Toc232441402"/>
+      <w:bookmarkStart w:id="3" w:name="_Toc232441402"/>
       <w:r>
         <w:rPr>
           <w:rFonts w:ascii="Aptos" w:hAnsi="Aptos"/>
         </w:rPr>
         <w:t>2. Voraussetzungen</w:t>
       </w:r>
-      <w:bookmarkEnd w:id="1"/>
+      <w:bookmarkEnd w:id="3"/>
     </w:p>
     <w:p>
       <w:pPr>
@@ -1816,49 +1575,7 @@
         <w:rPr>
           <w:rFonts w:ascii="Aptos" w:hAnsi="Aptos"/>
         </w:rPr>
-        <w:t xml:space="preserve">Java 11 oder 17 (für </w:t>
-      </w:r>
-      <w:proofErr w:type="spellStart"/>
-      <w:r>
-        <w:rPr>
-          <w:rFonts w:ascii="Aptos" w:hAnsi="Aptos"/>
-        </w:rPr>
-        <w:t>Camunda</w:t>
-      </w:r>
-      <w:proofErr w:type="spellEnd"/>
-      <w:r>
-        <w:rPr>
-          <w:rFonts w:ascii="Aptos" w:hAnsi="Aptos"/>
-        </w:rPr>
-        <w:t xml:space="preserve"> </w:t>
-      </w:r>
-      <w:proofErr w:type="spellStart"/>
-      <w:r>
-        <w:rPr>
-          <w:rFonts w:ascii="Aptos" w:hAnsi="Aptos"/>
-        </w:rPr>
-        <w:t>Platform</w:t>
-      </w:r>
-      <w:proofErr w:type="spellEnd"/>
-      <w:r>
-        <w:rPr>
-          <w:rFonts w:ascii="Aptos" w:hAnsi="Aptos"/>
-        </w:rPr>
-        <w:t xml:space="preserve"> Run 7.24 inkl. </w:t>
-      </w:r>
-      <w:proofErr w:type="spellStart"/>
-      <w:r>
-        <w:rPr>
-          <w:rFonts w:ascii="Aptos" w:hAnsi="Aptos"/>
-        </w:rPr>
-        <w:t>GraalJS</w:t>
-      </w:r>
-      <w:proofErr w:type="spellEnd"/>
-      <w:r>
-        <w:rPr>
-          <w:rFonts w:ascii="Aptos" w:hAnsi="Aptos"/>
-        </w:rPr>
-        <w:t>-Engine für JavaScript-Tasks)</w:t>
+        <w:t>Java 11 oder 17 (für Camunda Platform Run 7.24 inkl. GraalJS-Engine für JavaScript-Tasks)</w:t>
       </w:r>
     </w:p>
     <w:p>
@@ -1892,33 +1609,11 @@
           <w:rFonts w:ascii="Aptos" w:hAnsi="Aptos"/>
         </w:rPr>
       </w:pPr>
-      <w:proofErr w:type="spellStart"/>
-      <w:r>
-        <w:rPr>
-          <w:rFonts w:ascii="Aptos" w:hAnsi="Aptos"/>
-        </w:rPr>
-        <w:t>Camunda</w:t>
-      </w:r>
-      <w:proofErr w:type="spellEnd"/>
-      <w:r>
-        <w:rPr>
-          <w:rFonts w:ascii="Aptos" w:hAnsi="Aptos"/>
-        </w:rPr>
-        <w:t xml:space="preserve"> </w:t>
-      </w:r>
-      <w:proofErr w:type="spellStart"/>
-      <w:r>
-        <w:rPr>
-          <w:rFonts w:ascii="Aptos" w:hAnsi="Aptos"/>
-        </w:rPr>
-        <w:t>Modeler</w:t>
-      </w:r>
-      <w:proofErr w:type="spellEnd"/>
-      <w:r>
-        <w:rPr>
-          <w:rFonts w:ascii="Aptos" w:hAnsi="Aptos"/>
-        </w:rPr>
-        <w:t xml:space="preserve"> (optional, zum Ansehen/Anpassen des BPMN-Modells)</w:t>
+      <w:r>
+        <w:rPr>
+          <w:rFonts w:ascii="Aptos" w:hAnsi="Aptos"/>
+        </w:rPr>
+        <w:t>Camunda Modeler (optional, zum Ansehen/Anpassen des BPMN-Modells)</w:t>
       </w:r>
     </w:p>
     <w:p>
@@ -1937,21 +1632,7 @@
         <w:rPr>
           <w:rFonts w:ascii="Aptos" w:hAnsi="Aptos"/>
         </w:rPr>
-        <w:t>Internetzugang (optional) für die GitHub-</w:t>
-      </w:r>
-      <w:proofErr w:type="spellStart"/>
-      <w:r>
-        <w:rPr>
-          <w:rFonts w:ascii="Aptos" w:hAnsi="Aptos"/>
-        </w:rPr>
-        <w:t>Issue</w:t>
-      </w:r>
-      <w:proofErr w:type="spellEnd"/>
-      <w:r>
-        <w:rPr>
-          <w:rFonts w:ascii="Aptos" w:hAnsi="Aptos"/>
-        </w:rPr>
-        <w:t>-Suche und einen Slack-Webhook – ohne Internetzugang greifen die lokalen Fallback-Endpunkte</w:t>
+        <w:t>Internetzugang (optional) für die GitHub-Issue-Suche und einen Slack-Webhook – ohne Internetzugang greifen die lokalen Fallback-Endpunkte</w:t>
       </w:r>
     </w:p>
     <w:p>
@@ -1970,21 +1651,7 @@
         <w:rPr>
           <w:rFonts w:ascii="Aptos" w:hAnsi="Aptos"/>
         </w:rPr>
-        <w:t>ca. 1 GB freier Speicherplatz, Ports 8080 (</w:t>
-      </w:r>
-      <w:proofErr w:type="spellStart"/>
-      <w:r>
-        <w:rPr>
-          <w:rFonts w:ascii="Aptos" w:hAnsi="Aptos"/>
-        </w:rPr>
-        <w:t>Camunda</w:t>
-      </w:r>
-      <w:proofErr w:type="spellEnd"/>
-      <w:r>
-        <w:rPr>
-          <w:rFonts w:ascii="Aptos" w:hAnsi="Aptos"/>
-        </w:rPr>
-        <w:t>) und 8089 (REST-Mock-Services) frei</w:t>
+        <w:t>ca. 1 GB freier Speicherplatz, Ports 8080 (Camunda) und 8089 (REST-Mock-Services) frei</w:t>
       </w:r>
     </w:p>
     <w:p>
@@ -1994,42 +1661,14 @@
           <w:rFonts w:ascii="Aptos" w:hAnsi="Aptos"/>
         </w:rPr>
       </w:pPr>
-      <w:bookmarkStart w:id="2" w:name="_Toc232441403"/>
-      <w:r>
-        <w:rPr>
-          <w:rFonts w:ascii="Aptos" w:hAnsi="Aptos"/>
-        </w:rPr>
-        <w:t xml:space="preserve">3. </w:t>
-      </w:r>
-      <w:proofErr w:type="spellStart"/>
-      <w:r>
-        <w:rPr>
-          <w:rFonts w:ascii="Aptos" w:hAnsi="Aptos"/>
-        </w:rPr>
-        <w:t>Camunda</w:t>
-      </w:r>
-      <w:proofErr w:type="spellEnd"/>
-      <w:r>
-        <w:rPr>
-          <w:rFonts w:ascii="Aptos" w:hAnsi="Aptos"/>
-        </w:rPr>
-        <w:t xml:space="preserve"> </w:t>
-      </w:r>
-      <w:proofErr w:type="spellStart"/>
-      <w:r>
-        <w:rPr>
-          <w:rFonts w:ascii="Aptos" w:hAnsi="Aptos"/>
-        </w:rPr>
-        <w:t>Platform</w:t>
-      </w:r>
-      <w:proofErr w:type="spellEnd"/>
-      <w:r>
-        <w:rPr>
-          <w:rFonts w:ascii="Aptos" w:hAnsi="Aptos"/>
-        </w:rPr>
-        <w:t xml:space="preserve"> Run lokal einrichten &amp; starten (#31)</w:t>
-      </w:r>
-      <w:bookmarkEnd w:id="2"/>
+      <w:bookmarkStart w:id="4" w:name="_Toc232441403"/>
+      <w:r>
+        <w:rPr>
+          <w:rFonts w:ascii="Aptos" w:hAnsi="Aptos"/>
+        </w:rPr>
+        <w:t>3. Camunda Platform Run lokal einrichten &amp; starten (#31)</w:t>
+      </w:r>
+      <w:bookmarkEnd w:id="4"/>
     </w:p>
     <w:p>
       <w:pPr>
@@ -2038,14 +1677,14 @@
           <w:rFonts w:ascii="Aptos" w:hAnsi="Aptos"/>
         </w:rPr>
       </w:pPr>
-      <w:bookmarkStart w:id="3" w:name="_Toc232441404"/>
+      <w:bookmarkStart w:id="5" w:name="_Toc232441404"/>
       <w:r>
         <w:rPr>
           <w:rFonts w:ascii="Aptos" w:hAnsi="Aptos"/>
         </w:rPr>
         <w:t>3.1 Download</w:t>
       </w:r>
-      <w:bookmarkEnd w:id="3"/>
+      <w:bookmarkEnd w:id="5"/>
     </w:p>
     <w:p>
       <w:pPr>
@@ -2054,89 +1693,11 @@
           <w:rFonts w:ascii="Aptos" w:hAnsi="Aptos"/>
         </w:rPr>
       </w:pPr>
-      <w:proofErr w:type="spellStart"/>
-      <w:r>
-        <w:rPr>
-          <w:rFonts w:ascii="Aptos" w:hAnsi="Aptos"/>
-        </w:rPr>
-        <w:t>Camunda</w:t>
-      </w:r>
-      <w:proofErr w:type="spellEnd"/>
-      <w:r>
-        <w:rPr>
-          <w:rFonts w:ascii="Aptos" w:hAnsi="Aptos"/>
-        </w:rPr>
-        <w:t xml:space="preserve"> </w:t>
-      </w:r>
-      <w:proofErr w:type="spellStart"/>
-      <w:r>
-        <w:rPr>
-          <w:rFonts w:ascii="Aptos" w:hAnsi="Aptos"/>
-        </w:rPr>
-        <w:t>Platform</w:t>
-      </w:r>
-      <w:proofErr w:type="spellEnd"/>
-      <w:r>
-        <w:rPr>
-          <w:rFonts w:ascii="Aptos" w:hAnsi="Aptos"/>
-        </w:rPr>
-        <w:t xml:space="preserve"> Run 7.24 von der offiziellen </w:t>
-      </w:r>
-      <w:proofErr w:type="spellStart"/>
-      <w:r>
-        <w:rPr>
-          <w:rFonts w:ascii="Aptos" w:hAnsi="Aptos"/>
-        </w:rPr>
-        <w:t>Camunda</w:t>
-      </w:r>
-      <w:proofErr w:type="spellEnd"/>
-      <w:r>
-        <w:rPr>
-          <w:rFonts w:ascii="Aptos" w:hAnsi="Aptos"/>
-        </w:rPr>
-        <w:t>-Downloadseite herunterladen (Distribution "</w:t>
-      </w:r>
-      <w:proofErr w:type="spellStart"/>
-      <w:r>
-        <w:rPr>
-          <w:rFonts w:ascii="Aptos" w:hAnsi="Aptos"/>
-        </w:rPr>
-        <w:t>Camunda</w:t>
-      </w:r>
-      <w:proofErr w:type="spellEnd"/>
-      <w:r>
-        <w:rPr>
-          <w:rFonts w:ascii="Aptos" w:hAnsi="Aptos"/>
-        </w:rPr>
-        <w:t xml:space="preserve"> </w:t>
-      </w:r>
-      <w:proofErr w:type="spellStart"/>
-      <w:r>
-        <w:rPr>
-          <w:rFonts w:ascii="Aptos" w:hAnsi="Aptos"/>
-        </w:rPr>
-        <w:t>Platform</w:t>
-      </w:r>
-      <w:proofErr w:type="spellEnd"/>
-      <w:r>
-        <w:rPr>
-          <w:rFonts w:ascii="Aptos" w:hAnsi="Aptos"/>
-        </w:rPr>
-        <w:t xml:space="preserve"> Run", passend zur im BPMN hinterlegten Plattformversion 7.24.0) und entpacken, z. B. nach ~/</w:t>
-      </w:r>
-      <w:proofErr w:type="spellStart"/>
-      <w:r>
-        <w:rPr>
-          <w:rFonts w:ascii="Aptos" w:hAnsi="Aptos"/>
-        </w:rPr>
-        <w:t>camunda</w:t>
-      </w:r>
-      <w:proofErr w:type="spellEnd"/>
-      <w:r>
-        <w:rPr>
-          <w:rFonts w:ascii="Aptos" w:hAnsi="Aptos"/>
-        </w:rPr>
-        <w:t>-run.</w:t>
+      <w:r>
+        <w:rPr>
+          <w:rFonts w:ascii="Aptos" w:hAnsi="Aptos"/>
+        </w:rPr>
+        <w:t>Camunda Platform Run 7.24 von der offiziellen Camunda-Downloadseite herunterladen (Distribution "Camunda Platform Run", passend zur im BPMN hinterlegten Plattformversion 7.24.0) und entpacken, z. B. nach ~/camunda-run.</w:t>
       </w:r>
     </w:p>
     <w:p>
@@ -2146,7 +1707,7 @@
           <w:rFonts w:ascii="Aptos" w:hAnsi="Aptos"/>
         </w:rPr>
       </w:pPr>
-      <w:bookmarkStart w:id="4" w:name="_Toc232441405"/>
+      <w:bookmarkStart w:id="6" w:name="_Toc232441405"/>
     </w:p>
     <w:p>
       <w:pPr>
@@ -2186,7 +1747,7 @@
         <w:lastRenderedPageBreak/>
         <w:t>3.2 Starten</w:t>
       </w:r>
-      <w:bookmarkEnd w:id="4"/>
+      <w:bookmarkEnd w:id="6"/>
     </w:p>
     <w:p>
       <w:pPr>
@@ -2202,26 +1763,51 @@
           <w:sz w:val="20"/>
           <w:szCs w:val="20"/>
         </w:rPr>
-        <w:t xml:space="preserve"># </w:t>
-      </w:r>
-      <w:proofErr w:type="spellStart"/>
+        <w:t># macOS / Linux</w:t>
+      </w:r>
+    </w:p>
+    <w:p>
+      <w:pPr>
+        <w:shd w:val="clear" w:color="auto" w:fill="F2F2F2"/>
+        <w:spacing w:after="120"/>
+        <w:rPr>
+          <w:rFonts w:ascii="Aptos" w:hAnsi="Aptos"/>
+        </w:rPr>
+      </w:pPr>
       <w:r>
         <w:rPr>
           <w:rFonts w:ascii="Aptos" w:eastAsia="Consolas" w:hAnsi="Aptos" w:cs="Consolas"/>
           <w:sz w:val="20"/>
           <w:szCs w:val="20"/>
         </w:rPr>
-        <w:t>macOS</w:t>
-      </w:r>
-      <w:proofErr w:type="spellEnd"/>
+        <w:t>cd camunda-run</w:t>
+      </w:r>
+    </w:p>
+    <w:p>
+      <w:pPr>
+        <w:shd w:val="clear" w:color="auto" w:fill="F2F2F2"/>
+        <w:spacing w:after="120"/>
+        <w:rPr>
+          <w:rFonts w:ascii="Aptos" w:hAnsi="Aptos"/>
+        </w:rPr>
+      </w:pPr>
       <w:r>
         <w:rPr>
           <w:rFonts w:ascii="Aptos" w:eastAsia="Consolas" w:hAnsi="Aptos" w:cs="Consolas"/>
           <w:sz w:val="20"/>
           <w:szCs w:val="20"/>
         </w:rPr>
-        <w:t xml:space="preserve"> / Linux</w:t>
-      </w:r>
+        <w:t>./start.sh</w:t>
+      </w:r>
+    </w:p>
+    <w:p>
+      <w:pPr>
+        <w:shd w:val="clear" w:color="auto" w:fill="F2F2F2"/>
+        <w:spacing w:after="120"/>
+        <w:rPr>
+          <w:rFonts w:ascii="Aptos" w:hAnsi="Aptos"/>
+        </w:rPr>
+      </w:pPr>
     </w:p>
     <w:p>
       <w:pPr>
@@ -2237,30 +1823,45 @@
           <w:sz w:val="20"/>
           <w:szCs w:val="20"/>
         </w:rPr>
-        <w:t xml:space="preserve">cd </w:t>
-      </w:r>
-      <w:proofErr w:type="spellStart"/>
+        <w:t># Windows</w:t>
+      </w:r>
+    </w:p>
+    <w:p>
+      <w:pPr>
+        <w:shd w:val="clear" w:color="auto" w:fill="F2F2F2"/>
+        <w:spacing w:after="120"/>
+        <w:rPr>
+          <w:rFonts w:ascii="Aptos" w:hAnsi="Aptos"/>
+        </w:rPr>
+      </w:pPr>
       <w:r>
         <w:rPr>
           <w:rFonts w:ascii="Aptos" w:eastAsia="Consolas" w:hAnsi="Aptos" w:cs="Consolas"/>
           <w:sz w:val="20"/>
           <w:szCs w:val="20"/>
         </w:rPr>
-        <w:t>camunda</w:t>
-      </w:r>
-      <w:proofErr w:type="spellEnd"/>
+        <w:t>cd camunda-run</w:t>
+      </w:r>
+    </w:p>
+    <w:p>
+      <w:pPr>
+        <w:shd w:val="clear" w:color="auto" w:fill="F2F2F2"/>
+        <w:spacing w:after="120"/>
+        <w:rPr>
+          <w:rFonts w:ascii="Aptos" w:hAnsi="Aptos"/>
+        </w:rPr>
+      </w:pPr>
       <w:r>
         <w:rPr>
           <w:rFonts w:ascii="Aptos" w:eastAsia="Consolas" w:hAnsi="Aptos" w:cs="Consolas"/>
           <w:sz w:val="20"/>
           <w:szCs w:val="20"/>
         </w:rPr>
-        <w:t>-run</w:t>
-      </w:r>
-    </w:p>
-    <w:p>
-      <w:pPr>
-        <w:shd w:val="clear" w:color="auto" w:fill="F2F2F2"/>
+        <w:t>start.bat</w:t>
+      </w:r>
+    </w:p>
+    <w:p>
+      <w:pPr>
         <w:spacing w:after="120"/>
         <w:rPr>
           <w:rFonts w:ascii="Aptos" w:hAnsi="Aptos"/>
@@ -2268,117 +1869,9 @@
       </w:pPr>
       <w:r>
         <w:rPr>
-          <w:rFonts w:ascii="Aptos" w:eastAsia="Consolas" w:hAnsi="Aptos" w:cs="Consolas"/>
-          <w:sz w:val="20"/>
-          <w:szCs w:val="20"/>
-        </w:rPr>
-        <w:t>./start.sh</w:t>
-      </w:r>
-    </w:p>
-    <w:p>
-      <w:pPr>
-        <w:shd w:val="clear" w:color="auto" w:fill="F2F2F2"/>
-        <w:spacing w:after="120"/>
-        <w:rPr>
-          <w:rFonts w:ascii="Aptos" w:hAnsi="Aptos"/>
-        </w:rPr>
-      </w:pPr>
-    </w:p>
-    <w:p>
-      <w:pPr>
-        <w:shd w:val="clear" w:color="auto" w:fill="F2F2F2"/>
-        <w:spacing w:after="120"/>
-        <w:rPr>
-          <w:rFonts w:ascii="Aptos" w:hAnsi="Aptos"/>
-        </w:rPr>
-      </w:pPr>
-      <w:r>
-        <w:rPr>
-          <w:rFonts w:ascii="Aptos" w:eastAsia="Consolas" w:hAnsi="Aptos" w:cs="Consolas"/>
-          <w:sz w:val="20"/>
-          <w:szCs w:val="20"/>
-        </w:rPr>
-        <w:t># Windows</w:t>
-      </w:r>
-    </w:p>
-    <w:p>
-      <w:pPr>
-        <w:shd w:val="clear" w:color="auto" w:fill="F2F2F2"/>
-        <w:spacing w:after="120"/>
-        <w:rPr>
-          <w:rFonts w:ascii="Aptos" w:hAnsi="Aptos"/>
-        </w:rPr>
-      </w:pPr>
-      <w:r>
-        <w:rPr>
-          <w:rFonts w:ascii="Aptos" w:eastAsia="Consolas" w:hAnsi="Aptos" w:cs="Consolas"/>
-          <w:sz w:val="20"/>
-          <w:szCs w:val="20"/>
-        </w:rPr>
-        <w:t xml:space="preserve">cd </w:t>
-      </w:r>
-      <w:proofErr w:type="spellStart"/>
-      <w:r>
-        <w:rPr>
-          <w:rFonts w:ascii="Aptos" w:eastAsia="Consolas" w:hAnsi="Aptos" w:cs="Consolas"/>
-          <w:sz w:val="20"/>
-          <w:szCs w:val="20"/>
-        </w:rPr>
-        <w:t>camunda</w:t>
-      </w:r>
-      <w:proofErr w:type="spellEnd"/>
-      <w:r>
-        <w:rPr>
-          <w:rFonts w:ascii="Aptos" w:eastAsia="Consolas" w:hAnsi="Aptos" w:cs="Consolas"/>
-          <w:sz w:val="20"/>
-          <w:szCs w:val="20"/>
-        </w:rPr>
-        <w:t>-run</w:t>
-      </w:r>
-    </w:p>
-    <w:p>
-      <w:pPr>
-        <w:shd w:val="clear" w:color="auto" w:fill="F2F2F2"/>
-        <w:spacing w:after="120"/>
-        <w:rPr>
-          <w:rFonts w:ascii="Aptos" w:hAnsi="Aptos"/>
-        </w:rPr>
-      </w:pPr>
-      <w:r>
-        <w:rPr>
-          <w:rFonts w:ascii="Aptos" w:eastAsia="Consolas" w:hAnsi="Aptos" w:cs="Consolas"/>
-          <w:sz w:val="20"/>
-          <w:szCs w:val="20"/>
-        </w:rPr>
-        <w:t>start.bat</w:t>
-      </w:r>
-    </w:p>
-    <w:p>
-      <w:pPr>
-        <w:spacing w:after="120"/>
-        <w:rPr>
-          <w:rFonts w:ascii="Aptos" w:hAnsi="Aptos"/>
-        </w:rPr>
-      </w:pPr>
-      <w:r>
-        <w:rPr>
-          <w:rFonts w:ascii="Aptos" w:hAnsi="Aptos"/>
-        </w:rPr>
-        <w:t>Beim ersten Start wird ein Administrator-Account angelegt (Setup-Assistent im Browser unter http://localhost:8080/camunda/app/welcome). Es empfiehlt sich, hier direkt einen Nutzer mit Benutzername "</w:t>
-      </w:r>
-      <w:proofErr w:type="spellStart"/>
-      <w:r>
-        <w:rPr>
-          <w:rFonts w:ascii="Aptos" w:hAnsi="Aptos"/>
-        </w:rPr>
-        <w:t>admin</w:t>
-      </w:r>
-      <w:proofErr w:type="spellEnd"/>
-      <w:r>
-        <w:rPr>
-          <w:rFonts w:ascii="Aptos" w:hAnsi="Aptos"/>
-        </w:rPr>
-        <w:t>" anzulegen.</w:t>
+          <w:rFonts w:ascii="Aptos" w:hAnsi="Aptos"/>
+        </w:rPr>
+        <w:t>Beim ersten Start wird ein Administrator-Account angelegt (Setup-Assistent im Browser unter http://localhost:8080/camunda/app/welcome). Es empfiehlt sich, hier direkt einen Nutzer mit Benutzername "admin" anzulegen.</w:t>
       </w:r>
     </w:p>
     <w:p>
@@ -2388,14 +1881,14 @@
           <w:rFonts w:ascii="Aptos" w:hAnsi="Aptos"/>
         </w:rPr>
       </w:pPr>
-      <w:bookmarkStart w:id="5" w:name="_Toc232441406"/>
+      <w:bookmarkStart w:id="7" w:name="_Toc232441406"/>
       <w:r>
         <w:rPr>
           <w:rFonts w:ascii="Aptos" w:hAnsi="Aptos"/>
         </w:rPr>
         <w:t>3.3 Zugriff prüfen</w:t>
       </w:r>
-      <w:bookmarkEnd w:id="5"/>
+      <w:bookmarkEnd w:id="7"/>
     </w:p>
     <w:tbl>
       <w:tblPr>
@@ -2419,12 +1912,6 @@
         <w:gridCol w:w="6240"/>
       </w:tblGrid>
       <w:tr>
-        <w:tblPrEx>
-          <w:tblCellMar>
-            <w:top w:w="0" w:type="dxa"/>
-            <w:bottom w:w="0" w:type="dxa"/>
-          </w:tblCellMar>
-        </w:tblPrEx>
         <w:trPr>
           <w:tblHeader/>
         </w:trPr>
@@ -2502,12 +1989,6 @@
         </w:tc>
       </w:tr>
       <w:tr>
-        <w:tblPrEx>
-          <w:tblCellMar>
-            <w:top w:w="0" w:type="dxa"/>
-            <w:bottom w:w="0" w:type="dxa"/>
-          </w:tblCellMar>
-        </w:tblPrEx>
         <w:tc>
           <w:tcPr>
             <w:tcW w:w="3120" w:type="dxa"/>
@@ -2574,12 +2055,6 @@
         </w:tc>
       </w:tr>
       <w:tr>
-        <w:tblPrEx>
-          <w:tblCellMar>
-            <w:top w:w="0" w:type="dxa"/>
-            <w:bottom w:w="0" w:type="dxa"/>
-          </w:tblCellMar>
-        </w:tblPrEx>
         <w:tc>
           <w:tcPr>
             <w:tcW w:w="3120" w:type="dxa"/>
@@ -2608,25 +2083,7 @@
                 <w:sz w:val="20"/>
                 <w:szCs w:val="20"/>
               </w:rPr>
-              <w:t>Cockpit (Monitoring/</w:t>
-            </w:r>
-            <w:proofErr w:type="spellStart"/>
-            <w:r>
-              <w:rPr>
-                <w:rFonts w:ascii="Aptos" w:hAnsi="Aptos"/>
-                <w:sz w:val="20"/>
-                <w:szCs w:val="20"/>
-              </w:rPr>
-              <w:t>Deployments</w:t>
-            </w:r>
-            <w:proofErr w:type="spellEnd"/>
-            <w:r>
-              <w:rPr>
-                <w:rFonts w:ascii="Aptos" w:hAnsi="Aptos"/>
-                <w:sz w:val="20"/>
-                <w:szCs w:val="20"/>
-              </w:rPr>
-              <w:t>)</w:t>
+              <w:t>Cockpit (Monitoring/Deployments)</w:t>
             </w:r>
           </w:p>
         </w:tc>
@@ -2664,12 +2121,6 @@
         </w:tc>
       </w:tr>
       <w:tr>
-        <w:tblPrEx>
-          <w:tblCellMar>
-            <w:top w:w="0" w:type="dxa"/>
-            <w:bottom w:w="0" w:type="dxa"/>
-          </w:tblCellMar>
-        </w:tblPrEx>
         <w:tc>
           <w:tcPr>
             <w:tcW w:w="3120" w:type="dxa"/>
@@ -2692,23 +2143,13 @@
                 <w:rFonts w:ascii="Aptos" w:hAnsi="Aptos"/>
               </w:rPr>
             </w:pPr>
-            <w:proofErr w:type="spellStart"/>
-            <w:r>
-              <w:rPr>
-                <w:rFonts w:ascii="Aptos" w:hAnsi="Aptos"/>
-                <w:sz w:val="20"/>
-                <w:szCs w:val="20"/>
-              </w:rPr>
-              <w:t>Tasklist</w:t>
-            </w:r>
-            <w:proofErr w:type="spellEnd"/>
-            <w:r>
-              <w:rPr>
-                <w:rFonts w:ascii="Aptos" w:hAnsi="Aptos"/>
-                <w:sz w:val="20"/>
-                <w:szCs w:val="20"/>
-              </w:rPr>
-              <w:t xml:space="preserve"> (Aufgaben bearbeiten)</w:t>
+            <w:r>
+              <w:rPr>
+                <w:rFonts w:ascii="Aptos" w:hAnsi="Aptos"/>
+                <w:sz w:val="20"/>
+                <w:szCs w:val="20"/>
+              </w:rPr>
+              <w:t>Tasklist (Aufgaben bearbeiten)</w:t>
             </w:r>
           </w:p>
         </w:tc>
@@ -2746,12 +2187,6 @@
         </w:tc>
       </w:tr>
       <w:tr>
-        <w:tblPrEx>
-          <w:tblCellMar>
-            <w:top w:w="0" w:type="dxa"/>
-            <w:bottom w:w="0" w:type="dxa"/>
-          </w:tblCellMar>
-        </w:tblPrEx>
         <w:tc>
           <w:tcPr>
             <w:tcW w:w="3120" w:type="dxa"/>
@@ -2818,12 +2253,6 @@
         </w:tc>
       </w:tr>
       <w:tr>
-        <w:tblPrEx>
-          <w:tblCellMar>
-            <w:top w:w="0" w:type="dxa"/>
-            <w:bottom w:w="0" w:type="dxa"/>
-          </w:tblCellMar>
-        </w:tblPrEx>
         <w:tc>
           <w:tcPr>
             <w:tcW w:w="3120" w:type="dxa"/>
@@ -2905,28 +2334,14 @@
           <w:rFonts w:ascii="Aptos" w:hAnsi="Aptos"/>
         </w:rPr>
       </w:pPr>
-      <w:bookmarkStart w:id="6" w:name="_Toc232441407"/>
-      <w:r>
-        <w:rPr>
-          <w:rFonts w:ascii="Aptos" w:hAnsi="Aptos"/>
-        </w:rPr>
-        <w:t xml:space="preserve">3.4 Benutzergruppen für </w:t>
-      </w:r>
-      <w:proofErr w:type="spellStart"/>
-      <w:r>
-        <w:rPr>
-          <w:rFonts w:ascii="Aptos" w:hAnsi="Aptos"/>
-        </w:rPr>
-        <w:t>Tasklist</w:t>
-      </w:r>
-      <w:proofErr w:type="spellEnd"/>
-      <w:r>
-        <w:rPr>
-          <w:rFonts w:ascii="Aptos" w:hAnsi="Aptos"/>
-        </w:rPr>
-        <w:t xml:space="preserve"> anlegen</w:t>
-      </w:r>
-      <w:bookmarkEnd w:id="6"/>
+      <w:bookmarkStart w:id="8" w:name="_Toc232441407"/>
+      <w:r>
+        <w:rPr>
+          <w:rFonts w:ascii="Aptos" w:hAnsi="Aptos"/>
+        </w:rPr>
+        <w:t>3.4 Benutzergruppen für Tasklist anlegen</w:t>
+      </w:r>
+      <w:bookmarkEnd w:id="8"/>
     </w:p>
     <w:p>
       <w:pPr>
@@ -2939,37 +2354,7 @@
         <w:rPr>
           <w:rFonts w:ascii="Aptos" w:hAnsi="Aptos"/>
         </w:rPr>
-        <w:t xml:space="preserve">Das implementierte Prozessmodell weist Aufgaben über </w:t>
-      </w:r>
-      <w:proofErr w:type="spellStart"/>
-      <w:proofErr w:type="gramStart"/>
-      <w:r>
-        <w:rPr>
-          <w:rFonts w:ascii="Aptos" w:hAnsi="Aptos"/>
-        </w:rPr>
-        <w:t>camunda:candidateGroups</w:t>
-      </w:r>
-      <w:proofErr w:type="spellEnd"/>
-      <w:proofErr w:type="gramEnd"/>
-      <w:r>
-        <w:rPr>
-          <w:rFonts w:ascii="Aptos" w:hAnsi="Aptos"/>
-        </w:rPr>
-        <w:t xml:space="preserve"> den fachlichen Rollen aus dem Service-Prozess zu. Damit zugewiesene Nutzer die Aufgaben in der </w:t>
-      </w:r>
-      <w:proofErr w:type="spellStart"/>
-      <w:r>
-        <w:rPr>
-          <w:rFonts w:ascii="Aptos" w:hAnsi="Aptos"/>
-        </w:rPr>
-        <w:t>Tasklist</w:t>
-      </w:r>
-      <w:proofErr w:type="spellEnd"/>
-      <w:r>
-        <w:rPr>
-          <w:rFonts w:ascii="Aptos" w:hAnsi="Aptos"/>
-        </w:rPr>
-        <w:t xml:space="preserve"> sehen, folgende Gruppen im Admin-Webapp anlegen und den jeweiligen Testnutzern zuordnen:</w:t>
+        <w:t>Das implementierte Prozessmodell weist Aufgaben über camunda:candidateGroups den fachlichen Rollen aus dem Service-Prozess zu. Damit zugewiesene Nutzer die Aufgaben in der Tasklist sehen, folgende Gruppen im Admin-Webapp anlegen und den jeweiligen Testnutzern zuordnen:</w:t>
       </w:r>
     </w:p>
     <w:tbl>
@@ -2994,12 +2379,6 @@
         <w:gridCol w:w="5360"/>
       </w:tblGrid>
       <w:tr>
-        <w:tblPrEx>
-          <w:tblCellMar>
-            <w:top w:w="0" w:type="dxa"/>
-            <w:bottom w:w="0" w:type="dxa"/>
-          </w:tblCellMar>
-        </w:tblPrEx>
         <w:trPr>
           <w:tblHeader/>
         </w:trPr>
@@ -3077,12 +2456,6 @@
         </w:tc>
       </w:tr>
       <w:tr>
-        <w:tblPrEx>
-          <w:tblCellMar>
-            <w:top w:w="0" w:type="dxa"/>
-            <w:bottom w:w="0" w:type="dxa"/>
-          </w:tblCellMar>
-        </w:tblPrEx>
         <w:tc>
           <w:tcPr>
             <w:tcW w:w="4000" w:type="dxa"/>
@@ -3149,12 +2522,6 @@
         </w:tc>
       </w:tr>
       <w:tr>
-        <w:tblPrEx>
-          <w:tblCellMar>
-            <w:top w:w="0" w:type="dxa"/>
-            <w:bottom w:w="0" w:type="dxa"/>
-          </w:tblCellMar>
-        </w:tblPrEx>
         <w:tc>
           <w:tcPr>
             <w:tcW w:w="4000" w:type="dxa"/>
@@ -3177,23 +2544,13 @@
                 <w:rFonts w:ascii="Aptos" w:hAnsi="Aptos"/>
               </w:rPr>
             </w:pPr>
-            <w:proofErr w:type="spellStart"/>
-            <w:r>
-              <w:rPr>
-                <w:rFonts w:ascii="Aptos" w:hAnsi="Aptos"/>
-                <w:sz w:val="20"/>
-                <w:szCs w:val="20"/>
-              </w:rPr>
-              <w:t>data</w:t>
-            </w:r>
-            <w:proofErr w:type="spellEnd"/>
-            <w:r>
-              <w:rPr>
-                <w:rFonts w:ascii="Aptos" w:hAnsi="Aptos"/>
-                <w:sz w:val="20"/>
-                <w:szCs w:val="20"/>
-              </w:rPr>
-              <w:t>-analyst</w:t>
+            <w:r>
+              <w:rPr>
+                <w:rFonts w:ascii="Aptos" w:hAnsi="Aptos"/>
+                <w:sz w:val="20"/>
+                <w:szCs w:val="20"/>
+              </w:rPr>
+              <w:t>data-analyst</w:t>
             </w:r>
           </w:p>
         </w:tc>
@@ -3231,12 +2588,6 @@
         </w:tc>
       </w:tr>
       <w:tr>
-        <w:tblPrEx>
-          <w:tblCellMar>
-            <w:top w:w="0" w:type="dxa"/>
-            <w:bottom w:w="0" w:type="dxa"/>
-          </w:tblCellMar>
-        </w:tblPrEx>
         <w:tc>
           <w:tcPr>
             <w:tcW w:w="4000" w:type="dxa"/>
@@ -3259,23 +2610,13 @@
                 <w:rFonts w:ascii="Aptos" w:hAnsi="Aptos"/>
               </w:rPr>
             </w:pPr>
-            <w:proofErr w:type="spellStart"/>
-            <w:r>
-              <w:rPr>
-                <w:rFonts w:ascii="Aptos" w:hAnsi="Aptos"/>
-                <w:sz w:val="20"/>
-                <w:szCs w:val="20"/>
-              </w:rPr>
-              <w:t>teamleitung</w:t>
-            </w:r>
-            <w:proofErr w:type="spellEnd"/>
-            <w:r>
-              <w:rPr>
-                <w:rFonts w:ascii="Aptos" w:hAnsi="Aptos"/>
-                <w:sz w:val="20"/>
-                <w:szCs w:val="20"/>
-              </w:rPr>
-              <w:t>-service</w:t>
+            <w:r>
+              <w:rPr>
+                <w:rFonts w:ascii="Aptos" w:hAnsi="Aptos"/>
+                <w:sz w:val="20"/>
+                <w:szCs w:val="20"/>
+              </w:rPr>
+              <w:t>teamleitung-service</w:t>
             </w:r>
           </w:p>
         </w:tc>
@@ -3334,7 +2675,7 @@
           <w:rFonts w:ascii="Aptos" w:hAnsi="Aptos"/>
         </w:rPr>
       </w:pPr>
-      <w:bookmarkStart w:id="7" w:name="_Toc232441408"/>
+      <w:bookmarkStart w:id="9" w:name="_Toc232441408"/>
     </w:p>
     <w:p>
       <w:pPr>
@@ -3358,7 +2699,7 @@
         <w:lastRenderedPageBreak/>
         <w:t>4. JavaScript-Tasks &amp; REST-Mock-Services starten (#36)</w:t>
       </w:r>
-      <w:bookmarkEnd w:id="7"/>
+      <w:bookmarkEnd w:id="9"/>
     </w:p>
     <w:p>
       <w:pPr>
@@ -3371,35 +2712,7 @@
         <w:rPr>
           <w:rFonts w:ascii="Aptos" w:hAnsi="Aptos"/>
         </w:rPr>
-        <w:t>Drei Stellen im Prozess rufen über JavaScript-Tasks externe bzw. lokale REST-Services auf. Die lokalen Endpunkte (Wissensdatenbank/Excel-Export, Slack-</w:t>
-      </w:r>
-      <w:proofErr w:type="spellStart"/>
-      <w:r>
-        <w:rPr>
-          <w:rFonts w:ascii="Aptos" w:hAnsi="Aptos"/>
-        </w:rPr>
-        <w:t>Fallback</w:t>
-      </w:r>
-      <w:proofErr w:type="spellEnd"/>
-      <w:r>
-        <w:rPr>
-          <w:rFonts w:ascii="Aptos" w:hAnsi="Aptos"/>
-        </w:rPr>
-        <w:t xml:space="preserve">) werden durch das Skript rest-services/app.py bereitgestellt (reine Python-Standardbibliothek, kein </w:t>
-      </w:r>
-      <w:proofErr w:type="spellStart"/>
-      <w:r>
-        <w:rPr>
-          <w:rFonts w:ascii="Aptos" w:hAnsi="Aptos"/>
-        </w:rPr>
-        <w:t>pip</w:t>
-      </w:r>
-      <w:proofErr w:type="spellEnd"/>
-      <w:r>
-        <w:rPr>
-          <w:rFonts w:ascii="Aptos" w:hAnsi="Aptos"/>
-        </w:rPr>
-        <w:t>-Setup nötig):</w:t>
+        <w:t>Drei Stellen im Prozess rufen über JavaScript-Tasks externe bzw. lokale REST-Services auf. Die lokalen Endpunkte (Wissensdatenbank/Excel-Export, Slack-Fallback) werden durch das Skript rest-services/app.py bereitgestellt (reine Python-Standardbibliothek, kein pip-Setup nötig):</w:t>
       </w:r>
     </w:p>
     <w:p>
@@ -3473,12 +2786,6 @@
         <w:gridCol w:w="2862"/>
       </w:tblGrid>
       <w:tr>
-        <w:tblPrEx>
-          <w:tblCellMar>
-            <w:top w:w="0" w:type="dxa"/>
-            <w:bottom w:w="0" w:type="dxa"/>
-          </w:tblCellMar>
-        </w:tblPrEx>
         <w:trPr>
           <w:tblHeader/>
         </w:trPr>
@@ -3592,12 +2899,6 @@
         </w:tc>
       </w:tr>
       <w:tr>
-        <w:tblPrEx>
-          <w:tblCellMar>
-            <w:top w:w="0" w:type="dxa"/>
-            <w:bottom w:w="0" w:type="dxa"/>
-          </w:tblCellMar>
-        </w:tblPrEx>
         <w:tc>
           <w:tcPr>
             <w:tcW w:w="2700" w:type="dxa"/>
@@ -3626,25 +2927,7 @@
                 <w:sz w:val="20"/>
                 <w:szCs w:val="20"/>
               </w:rPr>
-              <w:t>„Lösung protokollieren“ (</w:t>
-            </w:r>
-            <w:proofErr w:type="spellStart"/>
-            <w:r>
-              <w:rPr>
-                <w:rFonts w:ascii="Aptos" w:hAnsi="Aptos"/>
-                <w:sz w:val="20"/>
-                <w:szCs w:val="20"/>
-              </w:rPr>
-              <w:t>scriptTask</w:t>
-            </w:r>
-            <w:proofErr w:type="spellEnd"/>
-            <w:r>
-              <w:rPr>
-                <w:rFonts w:ascii="Aptos" w:hAnsi="Aptos"/>
-                <w:sz w:val="20"/>
-                <w:szCs w:val="20"/>
-              </w:rPr>
-              <w:t>, Lane RPA-Bots)</w:t>
+              <w:t>„Lösung protokollieren“ (scriptTask, Lane RPA-Bots)</w:t>
             </w:r>
           </w:p>
         </w:tc>
@@ -3714,12 +2997,6 @@
         </w:tc>
       </w:tr>
       <w:tr>
-        <w:tblPrEx>
-          <w:tblCellMar>
-            <w:top w:w="0" w:type="dxa"/>
-            <w:bottom w:w="0" w:type="dxa"/>
-          </w:tblCellMar>
-        </w:tblPrEx>
         <w:tc>
           <w:tcPr>
             <w:tcW w:w="2700" w:type="dxa"/>
@@ -3748,25 +3025,7 @@
                 <w:sz w:val="20"/>
                 <w:szCs w:val="20"/>
               </w:rPr>
-              <w:t>„Ticket schließen“ (</w:t>
-            </w:r>
-            <w:proofErr w:type="spellStart"/>
-            <w:r>
-              <w:rPr>
-                <w:rFonts w:ascii="Aptos" w:hAnsi="Aptos"/>
-                <w:sz w:val="20"/>
-                <w:szCs w:val="20"/>
-              </w:rPr>
-              <w:t>scriptTask</w:t>
-            </w:r>
-            <w:proofErr w:type="spellEnd"/>
-            <w:r>
-              <w:rPr>
-                <w:rFonts w:ascii="Aptos" w:hAnsi="Aptos"/>
-                <w:sz w:val="20"/>
-                <w:szCs w:val="20"/>
-              </w:rPr>
-              <w:t>, Timeout PT72H)</w:t>
+              <w:t>„Ticket schließen“ (scriptTask, Timeout PT72H)</w:t>
             </w:r>
           </w:p>
         </w:tc>
@@ -3798,43 +3057,7 @@
                 <w:sz w:val="20"/>
                 <w:szCs w:val="20"/>
               </w:rPr>
-              <w:t xml:space="preserve">Slack Incoming Webhook (Prozessvariable </w:t>
-            </w:r>
-            <w:proofErr w:type="spellStart"/>
-            <w:r>
-              <w:rPr>
-                <w:rFonts w:ascii="Aptos" w:hAnsi="Aptos"/>
-                <w:sz w:val="20"/>
-                <w:szCs w:val="20"/>
-              </w:rPr>
-              <w:t>slackWebhookUrl</w:t>
-            </w:r>
-            <w:proofErr w:type="spellEnd"/>
-            <w:r>
-              <w:rPr>
-                <w:rFonts w:ascii="Aptos" w:hAnsi="Aptos"/>
-                <w:sz w:val="20"/>
-                <w:szCs w:val="20"/>
-              </w:rPr>
-              <w:t xml:space="preserve">) oder </w:t>
-            </w:r>
-            <w:proofErr w:type="spellStart"/>
-            <w:r>
-              <w:rPr>
-                <w:rFonts w:ascii="Aptos" w:hAnsi="Aptos"/>
-                <w:sz w:val="20"/>
-                <w:szCs w:val="20"/>
-              </w:rPr>
-              <w:t>Fallback</w:t>
-            </w:r>
-            <w:proofErr w:type="spellEnd"/>
-            <w:r>
-              <w:rPr>
-                <w:rFonts w:ascii="Aptos" w:hAnsi="Aptos"/>
-                <w:sz w:val="20"/>
-                <w:szCs w:val="20"/>
-              </w:rPr>
-              <w:t xml:space="preserve"> POST http://localhost:8089/api/notifications/ticket-closed</w:t>
+              <w:t>Slack Incoming Webhook (Prozessvariable slackWebhookUrl) oder Fallback POST http://localhost:8089/api/notifications/ticket-closed</w:t>
             </w:r>
           </w:p>
         </w:tc>
@@ -3872,12 +3095,6 @@
         </w:tc>
       </w:tr>
       <w:tr>
-        <w:tblPrEx>
-          <w:tblCellMar>
-            <w:top w:w="0" w:type="dxa"/>
-            <w:bottom w:w="0" w:type="dxa"/>
-          </w:tblCellMar>
-        </w:tblPrEx>
         <w:tc>
           <w:tcPr>
             <w:tcW w:w="2700" w:type="dxa"/>
@@ -3906,25 +3123,7 @@
                 <w:sz w:val="20"/>
                 <w:szCs w:val="20"/>
               </w:rPr>
-              <w:t>„Anfrage klassifizieren“ (</w:t>
-            </w:r>
-            <w:proofErr w:type="spellStart"/>
-            <w:r>
-              <w:rPr>
-                <w:rFonts w:ascii="Aptos" w:hAnsi="Aptos"/>
-                <w:sz w:val="20"/>
-                <w:szCs w:val="20"/>
-              </w:rPr>
-              <w:t>ExecutionListener</w:t>
-            </w:r>
-            <w:proofErr w:type="spellEnd"/>
-            <w:r>
-              <w:rPr>
-                <w:rFonts w:ascii="Aptos" w:hAnsi="Aptos"/>
-                <w:sz w:val="20"/>
-                <w:szCs w:val="20"/>
-              </w:rPr>
-              <w:t xml:space="preserve"> "end")</w:t>
+              <w:t>„Anfrage klassifizieren“ (ExecutionListener "end")</w:t>
             </w:r>
           </w:p>
         </w:tc>
@@ -3988,25 +3187,7 @@
                 <w:sz w:val="20"/>
                 <w:szCs w:val="20"/>
               </w:rPr>
-              <w:t>Sucht bei „Datenfehler“ / „Technisches Problem“ nach vergleichbaren bekannten Fehlern (</w:t>
-            </w:r>
-            <w:proofErr w:type="spellStart"/>
-            <w:r>
-              <w:rPr>
-                <w:rFonts w:ascii="Aptos" w:hAnsi="Aptos"/>
-                <w:sz w:val="20"/>
-                <w:szCs w:val="20"/>
-              </w:rPr>
-              <w:t>Issues</w:t>
-            </w:r>
-            <w:proofErr w:type="spellEnd"/>
-            <w:r>
-              <w:rPr>
-                <w:rFonts w:ascii="Aptos" w:hAnsi="Aptos"/>
-                <w:sz w:val="20"/>
-                <w:szCs w:val="20"/>
-              </w:rPr>
-              <w:t>) im konfigurierten Repository</w:t>
+              <w:t>Sucht bei „Datenfehler“ / „Technisches Problem“ nach vergleichbaren bekannten Fehlern (Issues) im konfigurierten Repository</w:t>
             </w:r>
           </w:p>
         </w:tc>
@@ -4027,14 +3208,14 @@
           <w:rFonts w:ascii="Aptos" w:hAnsi="Aptos"/>
         </w:rPr>
       </w:pPr>
-      <w:bookmarkStart w:id="8" w:name="_Toc232441409"/>
+      <w:bookmarkStart w:id="10" w:name="_Toc232441409"/>
       <w:r>
         <w:rPr>
           <w:rFonts w:ascii="Aptos" w:hAnsi="Aptos"/>
         </w:rPr>
         <w:t>4.1 Konfiguration der externen Anbindungen</w:t>
       </w:r>
-      <w:bookmarkEnd w:id="8"/>
+      <w:bookmarkEnd w:id="10"/>
     </w:p>
     <w:p>
       <w:pPr>
@@ -4047,21 +3228,7 @@
         <w:rPr>
           <w:rFonts w:ascii="Aptos" w:hAnsi="Aptos"/>
         </w:rPr>
-        <w:t xml:space="preserve">Die JavaScript-Tasks lesen optionale Prozessvariablen, um auf die echten externen Dienste statt der lokalen Fallbacks zuzugreifen. Ohne diese Variablen funktioniert der Prozess vollständig gegen die lokalen Mock-Services bzw. die </w:t>
-      </w:r>
-      <w:proofErr w:type="spellStart"/>
-      <w:r>
-        <w:rPr>
-          <w:rFonts w:ascii="Aptos" w:hAnsi="Aptos"/>
-        </w:rPr>
-        <w:t>unauthentifizierte</w:t>
-      </w:r>
-      <w:proofErr w:type="spellEnd"/>
-      <w:r>
-        <w:rPr>
-          <w:rFonts w:ascii="Aptos" w:hAnsi="Aptos"/>
-        </w:rPr>
-        <w:t xml:space="preserve"> GitHub-Suche.</w:t>
+        <w:t>Die JavaScript-Tasks lesen optionale Prozessvariablen, um auf die echten externen Dienste statt der lokalen Fallbacks zuzugreifen. Ohne diese Variablen funktioniert der Prozess vollständig gegen die lokalen Mock-Services bzw. die unauthentifizierte GitHub-Suche.</w:t>
       </w:r>
     </w:p>
     <w:tbl>
@@ -4087,12 +3254,6 @@
         <w:gridCol w:w="3522"/>
       </w:tblGrid>
       <w:tr>
-        <w:tblPrEx>
-          <w:tblCellMar>
-            <w:top w:w="0" w:type="dxa"/>
-            <w:bottom w:w="0" w:type="dxa"/>
-          </w:tblCellMar>
-        </w:tblPrEx>
         <w:trPr>
           <w:tblHeader/>
         </w:trPr>
@@ -4206,12 +3367,6 @@
         </w:tc>
       </w:tr>
       <w:tr>
-        <w:tblPrEx>
-          <w:tblCellMar>
-            <w:top w:w="0" w:type="dxa"/>
-            <w:bottom w:w="0" w:type="dxa"/>
-          </w:tblCellMar>
-        </w:tblPrEx>
         <w:tc>
           <w:tcPr>
             <w:tcW w:w="2600" w:type="dxa"/>
@@ -4234,7 +3389,6 @@
                 <w:rFonts w:ascii="Aptos" w:hAnsi="Aptos"/>
               </w:rPr>
             </w:pPr>
-            <w:proofErr w:type="spellStart"/>
             <w:r>
               <w:rPr>
                 <w:rFonts w:ascii="Aptos" w:hAnsi="Aptos"/>
@@ -4243,7 +3397,6 @@
               </w:rPr>
               <w:t>knowledgeBaseUrl</w:t>
             </w:r>
-            <w:proofErr w:type="spellEnd"/>
           </w:p>
         </w:tc>
         <w:tc>
@@ -4312,12 +3465,6 @@
         </w:tc>
       </w:tr>
       <w:tr>
-        <w:tblPrEx>
-          <w:tblCellMar>
-            <w:top w:w="0" w:type="dxa"/>
-            <w:bottom w:w="0" w:type="dxa"/>
-          </w:tblCellMar>
-        </w:tblPrEx>
         <w:tc>
           <w:tcPr>
             <w:tcW w:w="2600" w:type="dxa"/>
@@ -4340,7 +3487,6 @@
                 <w:rFonts w:ascii="Aptos" w:hAnsi="Aptos"/>
               </w:rPr>
             </w:pPr>
-            <w:proofErr w:type="spellStart"/>
             <w:r>
               <w:rPr>
                 <w:rFonts w:ascii="Aptos" w:hAnsi="Aptos"/>
@@ -4349,7 +3495,6 @@
               </w:rPr>
               <w:t>slackWebhookUrl</w:t>
             </w:r>
-            <w:proofErr w:type="spellEnd"/>
           </w:p>
         </w:tc>
         <w:tc>
@@ -4412,100 +3557,12 @@
                 <w:sz w:val="20"/>
                 <w:szCs w:val="20"/>
               </w:rPr>
-              <w:t>Slack Incoming-Webhook-URL (https://hooks.slack.com/</w:t>
-            </w:r>
-            <w:proofErr w:type="spellStart"/>
-            <w:r>
-              <w:rPr>
-                <w:rFonts w:ascii="Aptos" w:hAnsi="Aptos"/>
-                <w:sz w:val="20"/>
-                <w:szCs w:val="20"/>
-              </w:rPr>
-              <w:t>services</w:t>
-            </w:r>
-            <w:proofErr w:type="spellEnd"/>
-            <w:r>
-              <w:rPr>
-                <w:rFonts w:ascii="Aptos" w:hAnsi="Aptos"/>
-                <w:sz w:val="20"/>
-                <w:szCs w:val="20"/>
-              </w:rPr>
-              <w:t xml:space="preserve">/...). Falls nicht gesetzt: </w:t>
-            </w:r>
-            <w:proofErr w:type="spellStart"/>
-            <w:r>
-              <w:rPr>
-                <w:rFonts w:ascii="Aptos" w:hAnsi="Aptos"/>
-                <w:sz w:val="20"/>
-                <w:szCs w:val="20"/>
-              </w:rPr>
-              <w:t>Fallback</w:t>
-            </w:r>
-            <w:proofErr w:type="spellEnd"/>
-            <w:r>
-              <w:rPr>
-                <w:rFonts w:ascii="Aptos" w:hAnsi="Aptos"/>
-                <w:sz w:val="20"/>
-                <w:szCs w:val="20"/>
-              </w:rPr>
-              <w:t xml:space="preserve"> auf POST /</w:t>
-            </w:r>
-            <w:proofErr w:type="spellStart"/>
-            <w:r>
-              <w:rPr>
-                <w:rFonts w:ascii="Aptos" w:hAnsi="Aptos"/>
-                <w:sz w:val="20"/>
-                <w:szCs w:val="20"/>
-              </w:rPr>
-              <w:t>api</w:t>
-            </w:r>
-            <w:proofErr w:type="spellEnd"/>
-            <w:r>
-              <w:rPr>
-                <w:rFonts w:ascii="Aptos" w:hAnsi="Aptos"/>
-                <w:sz w:val="20"/>
-                <w:szCs w:val="20"/>
-              </w:rPr>
-              <w:t>/</w:t>
-            </w:r>
-            <w:proofErr w:type="spellStart"/>
-            <w:r>
-              <w:rPr>
-                <w:rFonts w:ascii="Aptos" w:hAnsi="Aptos"/>
-                <w:sz w:val="20"/>
-                <w:szCs w:val="20"/>
-              </w:rPr>
-              <w:t>notifications</w:t>
-            </w:r>
-            <w:proofErr w:type="spellEnd"/>
-            <w:r>
-              <w:rPr>
-                <w:rFonts w:ascii="Aptos" w:hAnsi="Aptos"/>
-                <w:sz w:val="20"/>
-                <w:szCs w:val="20"/>
-              </w:rPr>
-              <w:t>/ticket-</w:t>
-            </w:r>
-            <w:proofErr w:type="spellStart"/>
-            <w:r>
-              <w:rPr>
-                <w:rFonts w:ascii="Aptos" w:hAnsi="Aptos"/>
-                <w:sz w:val="20"/>
-                <w:szCs w:val="20"/>
-              </w:rPr>
-              <w:t>closed</w:t>
-            </w:r>
-            <w:proofErr w:type="spellEnd"/>
+              <w:t>Slack Incoming-Webhook-URL (https://hooks.slack.com/services/...). Falls nicht gesetzt: Fallback auf POST /api/notifications/ticket-closed</w:t>
+            </w:r>
           </w:p>
         </w:tc>
       </w:tr>
       <w:tr>
-        <w:tblPrEx>
-          <w:tblCellMar>
-            <w:top w:w="0" w:type="dxa"/>
-            <w:bottom w:w="0" w:type="dxa"/>
-          </w:tblCellMar>
-        </w:tblPrEx>
         <w:tc>
           <w:tcPr>
             <w:tcW w:w="2600" w:type="dxa"/>
@@ -4528,7 +3585,6 @@
                 <w:rFonts w:ascii="Aptos" w:hAnsi="Aptos"/>
               </w:rPr>
             </w:pPr>
-            <w:proofErr w:type="spellStart"/>
             <w:r>
               <w:rPr>
                 <w:rFonts w:ascii="Aptos" w:hAnsi="Aptos"/>
@@ -4537,7 +3593,6 @@
               </w:rPr>
               <w:t>githubRepo</w:t>
             </w:r>
-            <w:proofErr w:type="spellEnd"/>
           </w:p>
         </w:tc>
         <w:tc>
@@ -4568,25 +3623,7 @@
                 <w:sz w:val="20"/>
                 <w:szCs w:val="20"/>
               </w:rPr>
-              <w:t>„Anfrage klassifizieren“ (</w:t>
-            </w:r>
-            <w:proofErr w:type="spellStart"/>
-            <w:r>
-              <w:rPr>
-                <w:rFonts w:ascii="Aptos" w:hAnsi="Aptos"/>
-                <w:sz w:val="20"/>
-                <w:szCs w:val="20"/>
-              </w:rPr>
-              <w:t>ExecutionListener</w:t>
-            </w:r>
-            <w:proofErr w:type="spellEnd"/>
-            <w:r>
-              <w:rPr>
-                <w:rFonts w:ascii="Aptos" w:hAnsi="Aptos"/>
-                <w:sz w:val="20"/>
-                <w:szCs w:val="20"/>
-              </w:rPr>
-              <w:t>)</w:t>
+              <w:t>„Anfrage klassifizieren“ (ExecutionListener)</w:t>
             </w:r>
           </w:p>
         </w:tc>
@@ -4618,97 +3655,7 @@
                 <w:sz w:val="20"/>
                 <w:szCs w:val="20"/>
               </w:rPr>
-              <w:t>GitHub-Repository "</w:t>
-            </w:r>
-            <w:proofErr w:type="spellStart"/>
-            <w:r>
-              <w:rPr>
-                <w:rFonts w:ascii="Aptos" w:hAnsi="Aptos"/>
-                <w:sz w:val="20"/>
-                <w:szCs w:val="20"/>
-              </w:rPr>
-              <w:t>owner</w:t>
-            </w:r>
-            <w:proofErr w:type="spellEnd"/>
-            <w:r>
-              <w:rPr>
-                <w:rFonts w:ascii="Aptos" w:hAnsi="Aptos"/>
-                <w:sz w:val="20"/>
-                <w:szCs w:val="20"/>
-              </w:rPr>
-              <w:t>/</w:t>
-            </w:r>
-            <w:proofErr w:type="spellStart"/>
-            <w:r>
-              <w:rPr>
-                <w:rFonts w:ascii="Aptos" w:hAnsi="Aptos"/>
-                <w:sz w:val="20"/>
-                <w:szCs w:val="20"/>
-              </w:rPr>
-              <w:t>repo</w:t>
-            </w:r>
-            <w:proofErr w:type="spellEnd"/>
-            <w:r>
-              <w:rPr>
-                <w:rFonts w:ascii="Aptos" w:hAnsi="Aptos"/>
-                <w:sz w:val="20"/>
-                <w:szCs w:val="20"/>
-              </w:rPr>
-              <w:t xml:space="preserve">" für die </w:t>
-            </w:r>
-            <w:proofErr w:type="spellStart"/>
-            <w:r>
-              <w:rPr>
-                <w:rFonts w:ascii="Aptos" w:hAnsi="Aptos"/>
-                <w:sz w:val="20"/>
-                <w:szCs w:val="20"/>
-              </w:rPr>
-              <w:t>Issue</w:t>
-            </w:r>
-            <w:proofErr w:type="spellEnd"/>
-            <w:r>
-              <w:rPr>
-                <w:rFonts w:ascii="Aptos" w:hAnsi="Aptos"/>
-                <w:sz w:val="20"/>
-                <w:szCs w:val="20"/>
-              </w:rPr>
-              <w:t xml:space="preserve">-Suche. Default: </w:t>
-            </w:r>
-            <w:proofErr w:type="spellStart"/>
-            <w:r>
-              <w:rPr>
-                <w:rFonts w:ascii="Aptos" w:hAnsi="Aptos"/>
-                <w:sz w:val="20"/>
-                <w:szCs w:val="20"/>
-              </w:rPr>
-              <w:t>hrdtogo</w:t>
-            </w:r>
-            <w:proofErr w:type="spellEnd"/>
-            <w:r>
-              <w:rPr>
-                <w:rFonts w:ascii="Aptos" w:hAnsi="Aptos"/>
-                <w:sz w:val="20"/>
-                <w:szCs w:val="20"/>
-              </w:rPr>
-              <w:t>/</w:t>
-            </w:r>
-            <w:proofErr w:type="spellStart"/>
-            <w:r>
-              <w:rPr>
-                <w:rFonts w:ascii="Aptos" w:hAnsi="Aptos"/>
-                <w:sz w:val="20"/>
-                <w:szCs w:val="20"/>
-              </w:rPr>
-              <w:t>hrdtogo</w:t>
-            </w:r>
-            <w:proofErr w:type="spellEnd"/>
-            <w:r>
-              <w:rPr>
-                <w:rFonts w:ascii="Aptos" w:hAnsi="Aptos"/>
-                <w:sz w:val="20"/>
-                <w:szCs w:val="20"/>
-              </w:rPr>
-              <w:t>-software</w:t>
+              <w:t>GitHub-Repository "owner/repo" für die Issue-Suche. Default: hrdtogo/hrdtogo-software</w:t>
             </w:r>
           </w:p>
         </w:tc>
@@ -4752,14 +3699,14 @@
           <w:rFonts w:ascii="Aptos" w:hAnsi="Aptos"/>
         </w:rPr>
       </w:pPr>
-      <w:bookmarkStart w:id="9" w:name="_Toc232441410"/>
+      <w:bookmarkStart w:id="11" w:name="_Toc232441410"/>
       <w:r>
         <w:rPr>
           <w:rFonts w:ascii="Aptos" w:hAnsi="Aptos"/>
         </w:rPr>
         <w:t>5. Prozessmodell deployen</w:t>
       </w:r>
-      <w:bookmarkEnd w:id="9"/>
+      <w:bookmarkEnd w:id="11"/>
     </w:p>
     <w:p>
       <w:pPr>
@@ -4772,35 +3719,7 @@
         <w:rPr>
           <w:rFonts w:ascii="Aptos" w:hAnsi="Aptos"/>
         </w:rPr>
-        <w:t xml:space="preserve">Variante A – über den </w:t>
-      </w:r>
-      <w:proofErr w:type="spellStart"/>
-      <w:r>
-        <w:rPr>
-          <w:rFonts w:ascii="Aptos" w:hAnsi="Aptos"/>
-        </w:rPr>
-        <w:t>Camunda</w:t>
-      </w:r>
-      <w:proofErr w:type="spellEnd"/>
-      <w:r>
-        <w:rPr>
-          <w:rFonts w:ascii="Aptos" w:hAnsi="Aptos"/>
-        </w:rPr>
-        <w:t xml:space="preserve"> </w:t>
-      </w:r>
-      <w:proofErr w:type="spellStart"/>
-      <w:r>
-        <w:rPr>
-          <w:rFonts w:ascii="Aptos" w:hAnsi="Aptos"/>
-        </w:rPr>
-        <w:t>Modeler</w:t>
-      </w:r>
-      <w:proofErr w:type="spellEnd"/>
-      <w:r>
-        <w:rPr>
-          <w:rFonts w:ascii="Aptos" w:hAnsi="Aptos"/>
-        </w:rPr>
-        <w:t>:</w:t>
+        <w:t>Variante A – über den Camunda Modeler:</w:t>
       </w:r>
     </w:p>
     <w:p>
@@ -4815,55 +3734,11 @@
           <w:rFonts w:ascii="Aptos" w:hAnsi="Aptos"/>
         </w:rPr>
       </w:pPr>
-      <w:proofErr w:type="spellStart"/>
-      <w:r>
-        <w:rPr>
-          <w:rFonts w:ascii="Aptos" w:hAnsi="Aptos"/>
-        </w:rPr>
-        <w:t>HRDtoGo_Service-Prozess_</w:t>
-      </w:r>
-      <w:proofErr w:type="gramStart"/>
-      <w:r>
-        <w:rPr>
-          <w:rFonts w:ascii="Aptos" w:hAnsi="Aptos"/>
-        </w:rPr>
-        <w:t>implementiert.bpmn</w:t>
-      </w:r>
-      <w:proofErr w:type="spellEnd"/>
-      <w:proofErr w:type="gramEnd"/>
-      <w:r>
-        <w:rPr>
-          <w:rFonts w:ascii="Aptos" w:hAnsi="Aptos"/>
-        </w:rPr>
-        <w:t xml:space="preserve"> im </w:t>
-      </w:r>
-      <w:proofErr w:type="spellStart"/>
-      <w:r>
-        <w:rPr>
-          <w:rFonts w:ascii="Aptos" w:hAnsi="Aptos"/>
-        </w:rPr>
-        <w:t>Camunda</w:t>
-      </w:r>
-      <w:proofErr w:type="spellEnd"/>
-      <w:r>
-        <w:rPr>
-          <w:rFonts w:ascii="Aptos" w:hAnsi="Aptos"/>
-        </w:rPr>
-        <w:t xml:space="preserve"> </w:t>
-      </w:r>
-      <w:proofErr w:type="spellStart"/>
-      <w:r>
-        <w:rPr>
-          <w:rFonts w:ascii="Aptos" w:hAnsi="Aptos"/>
-        </w:rPr>
-        <w:t>Modeler</w:t>
-      </w:r>
-      <w:proofErr w:type="spellEnd"/>
-      <w:r>
-        <w:rPr>
-          <w:rFonts w:ascii="Aptos" w:hAnsi="Aptos"/>
-        </w:rPr>
-        <w:t xml:space="preserve"> öffnen.</w:t>
+      <w:r>
+        <w:rPr>
+          <w:rFonts w:ascii="Aptos" w:hAnsi="Aptos"/>
+        </w:rPr>
+        <w:t>HRDtoGo_Service-Prozess_implementiert.bpmn im Camunda Modeler öffnen.</w:t>
       </w:r>
     </w:p>
     <w:p>
@@ -4882,21 +3757,7 @@
         <w:rPr>
           <w:rFonts w:ascii="Aptos" w:hAnsi="Aptos"/>
         </w:rPr>
-        <w:t xml:space="preserve">Auf "Deploy" klicken, als </w:t>
-      </w:r>
-      <w:proofErr w:type="spellStart"/>
-      <w:r>
-        <w:rPr>
-          <w:rFonts w:ascii="Aptos" w:hAnsi="Aptos"/>
-        </w:rPr>
-        <w:t>Endpoint</w:t>
-      </w:r>
-      <w:proofErr w:type="spellEnd"/>
-      <w:r>
-        <w:rPr>
-          <w:rFonts w:ascii="Aptos" w:hAnsi="Aptos"/>
-        </w:rPr>
-        <w:t xml:space="preserve"> http://localhost:8080/engine-rest angeben.</w:t>
+        <w:t>Auf "Deploy" klicken, als Endpoint http://localhost:8080/engine-rest angeben.</w:t>
       </w:r>
     </w:p>
     <w:p>
@@ -4911,33 +3772,11 @@
           <w:rFonts w:ascii="Aptos" w:hAnsi="Aptos"/>
         </w:rPr>
       </w:pPr>
-      <w:proofErr w:type="spellStart"/>
-      <w:r>
-        <w:rPr>
-          <w:rFonts w:ascii="Aptos" w:hAnsi="Aptos"/>
-        </w:rPr>
-        <w:t>Deployment</w:t>
-      </w:r>
-      <w:proofErr w:type="spellEnd"/>
-      <w:r>
-        <w:rPr>
-          <w:rFonts w:ascii="Aptos" w:hAnsi="Aptos"/>
-        </w:rPr>
-        <w:t>-Namen vergeben (z. B. "</w:t>
-      </w:r>
-      <w:proofErr w:type="spellStart"/>
-      <w:r>
-        <w:rPr>
-          <w:rFonts w:ascii="Aptos" w:hAnsi="Aptos"/>
-        </w:rPr>
-        <w:t>HRDtoGo</w:t>
-      </w:r>
-      <w:proofErr w:type="spellEnd"/>
-      <w:r>
-        <w:rPr>
-          <w:rFonts w:ascii="Aptos" w:hAnsi="Aptos"/>
-        </w:rPr>
-        <w:t xml:space="preserve"> Service-Prozess v2") und deployen.</w:t>
+      <w:r>
+        <w:rPr>
+          <w:rFonts w:ascii="Aptos" w:hAnsi="Aptos"/>
+        </w:rPr>
+        <w:t>Deployment-Namen vergeben (z. B. "HRDtoGo Service-Prozess v2") und deployen.</w:t>
       </w:r>
     </w:p>
     <w:p>
@@ -4951,21 +3790,7 @@
         <w:rPr>
           <w:rFonts w:ascii="Aptos" w:hAnsi="Aptos"/>
         </w:rPr>
-        <w:t xml:space="preserve">Variante B – automatisches </w:t>
-      </w:r>
-      <w:proofErr w:type="spellStart"/>
-      <w:r>
-        <w:rPr>
-          <w:rFonts w:ascii="Aptos" w:hAnsi="Aptos"/>
-        </w:rPr>
-        <w:t>Deployment</w:t>
-      </w:r>
-      <w:proofErr w:type="spellEnd"/>
-      <w:r>
-        <w:rPr>
-          <w:rFonts w:ascii="Aptos" w:hAnsi="Aptos"/>
-        </w:rPr>
-        <w:t xml:space="preserve"> beim Start:</w:t>
+        <w:t>Variante B – automatisches Deployment beim Start:</w:t>
       </w:r>
     </w:p>
     <w:p>
@@ -4984,49 +3809,7 @@
         <w:rPr>
           <w:rFonts w:ascii="Aptos" w:hAnsi="Aptos"/>
         </w:rPr>
-        <w:t xml:space="preserve">Datei in den Ordner </w:t>
-      </w:r>
-      <w:proofErr w:type="spellStart"/>
-      <w:r>
-        <w:rPr>
-          <w:rFonts w:ascii="Aptos" w:hAnsi="Aptos"/>
-        </w:rPr>
-        <w:t>camunda</w:t>
-      </w:r>
-      <w:proofErr w:type="spellEnd"/>
-      <w:r>
-        <w:rPr>
-          <w:rFonts w:ascii="Aptos" w:hAnsi="Aptos"/>
-        </w:rPr>
-        <w:t>-run/</w:t>
-      </w:r>
-      <w:proofErr w:type="spellStart"/>
-      <w:r>
-        <w:rPr>
-          <w:rFonts w:ascii="Aptos" w:hAnsi="Aptos"/>
-        </w:rPr>
-        <w:t>configuration</w:t>
-      </w:r>
-      <w:proofErr w:type="spellEnd"/>
-      <w:r>
-        <w:rPr>
-          <w:rFonts w:ascii="Aptos" w:hAnsi="Aptos"/>
-        </w:rPr>
-        <w:t>/</w:t>
-      </w:r>
-      <w:proofErr w:type="spellStart"/>
-      <w:r>
-        <w:rPr>
-          <w:rFonts w:ascii="Aptos" w:hAnsi="Aptos"/>
-        </w:rPr>
-        <w:t>resources</w:t>
-      </w:r>
-      <w:proofErr w:type="spellEnd"/>
-      <w:r>
-        <w:rPr>
-          <w:rFonts w:ascii="Aptos" w:hAnsi="Aptos"/>
-        </w:rPr>
-        <w:t>/ kopieren.</w:t>
+        <w:t>Datei in den Ordner camunda-run/configuration/resources/ kopieren.</w:t>
       </w:r>
     </w:p>
     <w:p>
@@ -5041,33 +3824,11 @@
           <w:rFonts w:ascii="Aptos" w:hAnsi="Aptos"/>
         </w:rPr>
       </w:pPr>
-      <w:proofErr w:type="spellStart"/>
-      <w:r>
-        <w:rPr>
-          <w:rFonts w:ascii="Aptos" w:hAnsi="Aptos"/>
-        </w:rPr>
-        <w:t>Camunda</w:t>
-      </w:r>
-      <w:proofErr w:type="spellEnd"/>
-      <w:r>
-        <w:rPr>
-          <w:rFonts w:ascii="Aptos" w:hAnsi="Aptos"/>
-        </w:rPr>
-        <w:t xml:space="preserve"> Run (neu) starten – alle Dateien in diesem Ordner werden automatisch </w:t>
-      </w:r>
-      <w:proofErr w:type="spellStart"/>
-      <w:r>
-        <w:rPr>
-          <w:rFonts w:ascii="Aptos" w:hAnsi="Aptos"/>
-        </w:rPr>
-        <w:t>deployed</w:t>
-      </w:r>
-      <w:proofErr w:type="spellEnd"/>
-      <w:r>
-        <w:rPr>
-          <w:rFonts w:ascii="Aptos" w:hAnsi="Aptos"/>
-        </w:rPr>
-        <w:t>.</w:t>
+      <w:r>
+        <w:rPr>
+          <w:rFonts w:ascii="Aptos" w:hAnsi="Aptos"/>
+        </w:rPr>
+        <w:t>Camunda Run (neu) starten – alle Dateien in diesem Ordner werden automatisch deployed.</w:t>
       </w:r>
     </w:p>
     <w:p>
@@ -5081,35 +3842,7 @@
         <w:rPr>
           <w:rFonts w:ascii="Aptos" w:hAnsi="Aptos"/>
         </w:rPr>
-        <w:t xml:space="preserve">Erfolgreiches </w:t>
-      </w:r>
-      <w:proofErr w:type="spellStart"/>
-      <w:r>
-        <w:rPr>
-          <w:rFonts w:ascii="Aptos" w:hAnsi="Aptos"/>
-        </w:rPr>
-        <w:t>Deployment</w:t>
-      </w:r>
-      <w:proofErr w:type="spellEnd"/>
-      <w:r>
-        <w:rPr>
-          <w:rFonts w:ascii="Aptos" w:hAnsi="Aptos"/>
-        </w:rPr>
-        <w:t xml:space="preserve"> in Cockpit unter "Prozessdefinitionen" als "</w:t>
-      </w:r>
-      <w:proofErr w:type="spellStart"/>
-      <w:r>
-        <w:rPr>
-          <w:rFonts w:ascii="Aptos" w:hAnsi="Aptos"/>
-        </w:rPr>
-        <w:t>HRDtoGo</w:t>
-      </w:r>
-      <w:proofErr w:type="spellEnd"/>
-      <w:r>
-        <w:rPr>
-          <w:rFonts w:ascii="Aptos" w:hAnsi="Aptos"/>
-        </w:rPr>
-        <w:t>" (Process_0lwayes) prüfen.</w:t>
+        <w:t>Erfolgreiches Deployment in Cockpit unter "Prozessdefinitionen" als "HRDtoGo" (Process_0lwayes) prüfen.</w:t>
       </w:r>
     </w:p>
     <w:p>
@@ -5119,14 +3852,14 @@
           <w:rFonts w:ascii="Aptos" w:hAnsi="Aptos"/>
         </w:rPr>
       </w:pPr>
-      <w:bookmarkStart w:id="10" w:name="_Toc232441411"/>
+      <w:bookmarkStart w:id="12" w:name="_Toc232441411"/>
       <w:r>
         <w:rPr>
           <w:rFonts w:ascii="Aptos" w:hAnsi="Aptos"/>
         </w:rPr>
         <w:t>6. Implementierungsdetails (Referenz zu #34)</w:t>
       </w:r>
-      <w:bookmarkEnd w:id="10"/>
+      <w:bookmarkEnd w:id="12"/>
     </w:p>
     <w:p>
       <w:pPr>
@@ -5135,14 +3868,14 @@
           <w:rFonts w:ascii="Aptos" w:hAnsi="Aptos"/>
         </w:rPr>
       </w:pPr>
-      <w:bookmarkStart w:id="11" w:name="_Toc232441412"/>
+      <w:bookmarkStart w:id="13" w:name="_Toc232441412"/>
       <w:r>
         <w:rPr>
           <w:rFonts w:ascii="Aptos" w:hAnsi="Aptos"/>
         </w:rPr>
         <w:t>6.1 Formulare je Aufgabe</w:t>
       </w:r>
-      <w:bookmarkEnd w:id="11"/>
+      <w:bookmarkEnd w:id="13"/>
     </w:p>
     <w:p>
       <w:pPr>
@@ -5155,23 +3888,7 @@
         <w:rPr>
           <w:rFonts w:ascii="Aptos" w:hAnsi="Aptos"/>
         </w:rPr>
-        <w:t>Für das Start-Event sowie alle User Tasks der Lanes Service-Mitarbeiter, Data Analyst und Teamleitung Service wurden Formulare (</w:t>
-      </w:r>
-      <w:proofErr w:type="spellStart"/>
-      <w:proofErr w:type="gramStart"/>
-      <w:r>
-        <w:rPr>
-          <w:rFonts w:ascii="Aptos" w:hAnsi="Aptos"/>
-        </w:rPr>
-        <w:t>camunda:formData</w:t>
-      </w:r>
-      <w:proofErr w:type="spellEnd"/>
-      <w:proofErr w:type="gramEnd"/>
-      <w:r>
-        <w:rPr>
-          <w:rFonts w:ascii="Aptos" w:hAnsi="Aptos"/>
-        </w:rPr>
-        <w:t>) hinterlegt, mit Feldnamen gemäß den Mockups/Konzeptdokumenten aus Aufgabe 2:</w:t>
+        <w:t>Für das Start-Event sowie alle User Tasks der Lanes Service-Mitarbeiter, Data Analyst und Teamleitung Service wurden Formulare (camunda:formData) hinterlegt, mit Feldnamen gemäß den Mockups/Konzeptdokumenten aus Aufgabe 2:</w:t>
       </w:r>
     </w:p>
     <w:tbl>
@@ -5197,12 +3914,6 @@
         <w:gridCol w:w="4560"/>
       </w:tblGrid>
       <w:tr>
-        <w:tblPrEx>
-          <w:tblCellMar>
-            <w:top w:w="0" w:type="dxa"/>
-            <w:bottom w:w="0" w:type="dxa"/>
-          </w:tblCellMar>
-        </w:tblPrEx>
         <w:trPr>
           <w:tblHeader/>
         </w:trPr>
@@ -5316,12 +4027,6 @@
         </w:tc>
       </w:tr>
       <w:tr>
-        <w:tblPrEx>
-          <w:tblCellMar>
-            <w:top w:w="0" w:type="dxa"/>
-            <w:bottom w:w="0" w:type="dxa"/>
-          </w:tblCellMar>
-        </w:tblPrEx>
         <w:tc>
           <w:tcPr>
             <w:tcW w:w="2900" w:type="dxa"/>
@@ -5408,97 +4113,15 @@
                 <w:rFonts w:ascii="Aptos" w:hAnsi="Aptos"/>
               </w:rPr>
             </w:pPr>
-            <w:proofErr w:type="spellStart"/>
-            <w:r>
-              <w:rPr>
-                <w:rFonts w:ascii="Aptos" w:hAnsi="Aptos"/>
-                <w:sz w:val="20"/>
-                <w:szCs w:val="20"/>
-              </w:rPr>
-              <w:t>kundennummer</w:t>
-            </w:r>
-            <w:proofErr w:type="spellEnd"/>
-            <w:r>
-              <w:rPr>
-                <w:rFonts w:ascii="Aptos" w:hAnsi="Aptos"/>
-                <w:sz w:val="20"/>
-                <w:szCs w:val="20"/>
-              </w:rPr>
-              <w:t xml:space="preserve">, </w:t>
-            </w:r>
-            <w:proofErr w:type="spellStart"/>
-            <w:r>
-              <w:rPr>
-                <w:rFonts w:ascii="Aptos" w:hAnsi="Aptos"/>
-                <w:sz w:val="20"/>
-                <w:szCs w:val="20"/>
-              </w:rPr>
-              <w:t>ansprechpartner</w:t>
-            </w:r>
-            <w:proofErr w:type="spellEnd"/>
-            <w:r>
-              <w:rPr>
-                <w:rFonts w:ascii="Aptos" w:hAnsi="Aptos"/>
-                <w:sz w:val="20"/>
-                <w:szCs w:val="20"/>
-              </w:rPr>
-              <w:t xml:space="preserve">, </w:t>
-            </w:r>
-            <w:proofErr w:type="gramStart"/>
-            <w:r>
-              <w:rPr>
-                <w:rFonts w:ascii="Aptos" w:hAnsi="Aptos"/>
-                <w:sz w:val="20"/>
-                <w:szCs w:val="20"/>
-              </w:rPr>
-              <w:t>email</w:t>
-            </w:r>
-            <w:proofErr w:type="gramEnd"/>
-            <w:r>
-              <w:rPr>
-                <w:rFonts w:ascii="Aptos" w:hAnsi="Aptos"/>
-                <w:sz w:val="20"/>
-                <w:szCs w:val="20"/>
-              </w:rPr>
-              <w:t xml:space="preserve">, </w:t>
-            </w:r>
-            <w:proofErr w:type="spellStart"/>
-            <w:r>
-              <w:rPr>
-                <w:rFonts w:ascii="Aptos" w:hAnsi="Aptos"/>
-                <w:sz w:val="20"/>
-                <w:szCs w:val="20"/>
-              </w:rPr>
-              <w:t>betroffenerReport</w:t>
-            </w:r>
-            <w:proofErr w:type="spellEnd"/>
-            <w:r>
-              <w:rPr>
-                <w:rFonts w:ascii="Aptos" w:hAnsi="Aptos"/>
-                <w:sz w:val="20"/>
-                <w:szCs w:val="20"/>
-              </w:rPr>
-              <w:t xml:space="preserve">, </w:t>
-            </w:r>
-            <w:proofErr w:type="spellStart"/>
-            <w:r>
-              <w:rPr>
-                <w:rFonts w:ascii="Aptos" w:hAnsi="Aptos"/>
-                <w:sz w:val="20"/>
-                <w:szCs w:val="20"/>
-              </w:rPr>
-              <w:t>beschreibung</w:t>
-            </w:r>
-            <w:proofErr w:type="spellEnd"/>
-            <w:r>
-              <w:rPr>
-                <w:rFonts w:ascii="Aptos" w:hAnsi="Aptos"/>
-                <w:sz w:val="20"/>
-                <w:szCs w:val="20"/>
-              </w:rPr>
-              <w:t xml:space="preserve">, </w:t>
-            </w:r>
-            <w:proofErr w:type="spellStart"/>
+            <w:r>
+              <w:rPr>
+                <w:rFonts w:ascii="Aptos" w:hAnsi="Aptos"/>
+                <w:sz w:val="20"/>
+                <w:szCs w:val="20"/>
+              </w:rPr>
+              <w:t xml:space="preserve">kundennummer, ansprechpartner, email, betroffenerReport, beschreibung, </w:t>
+            </w:r>
+            <w:commentRangeStart w:id="14"/>
             <w:r>
               <w:rPr>
                 <w:rFonts w:ascii="Aptos" w:hAnsi="Aptos"/>
@@ -5507,35 +4130,28 @@
               </w:rPr>
               <w:t>anliegenartKunde</w:t>
             </w:r>
-            <w:proofErr w:type="spellEnd"/>
-            <w:r>
-              <w:rPr>
-                <w:rFonts w:ascii="Aptos" w:hAnsi="Aptos"/>
-                <w:sz w:val="20"/>
-                <w:szCs w:val="20"/>
-              </w:rPr>
-              <w:t xml:space="preserve">, </w:t>
-            </w:r>
-            <w:proofErr w:type="spellStart"/>
-            <w:r>
-              <w:rPr>
-                <w:rFonts w:ascii="Aptos" w:hAnsi="Aptos"/>
-                <w:sz w:val="20"/>
-                <w:szCs w:val="20"/>
-              </w:rPr>
-              <w:t>prioritaet</w:t>
-            </w:r>
-            <w:proofErr w:type="spellEnd"/>
+            <w:commentRangeEnd w:id="14"/>
+            <w:r>
+              <w:rPr>
+                <w:rStyle w:val="Kommentarzeichen"/>
+                <w:rFonts w:ascii="Aptos" w:hAnsi="Aptos"/>
+                <w:sz w:val="20"/>
+                <w:szCs w:val="20"/>
+              </w:rPr>
+              <w:commentReference w:id="14"/>
+            </w:r>
+            <w:r>
+              <w:rPr>
+                <w:rFonts w:ascii="Aptos" w:hAnsi="Aptos"/>
+                <w:sz w:val="20"/>
+                <w:szCs w:val="20"/>
+              </w:rPr>
+              <w:t>, prioritaet</w:t>
+            </w:r>
           </w:p>
         </w:tc>
       </w:tr>
       <w:tr>
-        <w:tblPrEx>
-          <w:tblCellMar>
-            <w:top w:w="0" w:type="dxa"/>
-            <w:bottom w:w="0" w:type="dxa"/>
-          </w:tblCellMar>
-        </w:tblPrEx>
         <w:tc>
           <w:tcPr>
             <w:tcW w:w="2900" w:type="dxa"/>
@@ -5622,116 +4238,18 @@
                 <w:rFonts w:ascii="Aptos" w:hAnsi="Aptos"/>
               </w:rPr>
             </w:pPr>
-            <w:proofErr w:type="spellStart"/>
-            <w:r>
-              <w:rPr>
-                <w:rFonts w:ascii="Aptos" w:hAnsi="Aptos"/>
-                <w:sz w:val="20"/>
-                <w:szCs w:val="20"/>
-              </w:rPr>
-              <w:t>kundennummer</w:t>
-            </w:r>
-            <w:proofErr w:type="spellEnd"/>
-            <w:r>
-              <w:rPr>
-                <w:rFonts w:ascii="Aptos" w:hAnsi="Aptos"/>
-                <w:sz w:val="20"/>
-                <w:szCs w:val="20"/>
-              </w:rPr>
-              <w:t xml:space="preserve">, </w:t>
-            </w:r>
-            <w:proofErr w:type="spellStart"/>
-            <w:r>
-              <w:rPr>
-                <w:rFonts w:ascii="Aptos" w:hAnsi="Aptos"/>
-                <w:sz w:val="20"/>
-                <w:szCs w:val="20"/>
-              </w:rPr>
-              <w:t>ansprechpartner</w:t>
-            </w:r>
-            <w:proofErr w:type="spellEnd"/>
-            <w:r>
-              <w:rPr>
-                <w:rFonts w:ascii="Aptos" w:hAnsi="Aptos"/>
-                <w:sz w:val="20"/>
-                <w:szCs w:val="20"/>
-              </w:rPr>
-              <w:t xml:space="preserve">, </w:t>
-            </w:r>
-            <w:proofErr w:type="gramStart"/>
-            <w:r>
-              <w:rPr>
-                <w:rFonts w:ascii="Aptos" w:hAnsi="Aptos"/>
-                <w:sz w:val="20"/>
-                <w:szCs w:val="20"/>
-              </w:rPr>
-              <w:t>email</w:t>
-            </w:r>
-            <w:proofErr w:type="gramEnd"/>
-            <w:r>
-              <w:rPr>
-                <w:rFonts w:ascii="Aptos" w:hAnsi="Aptos"/>
-                <w:sz w:val="20"/>
-                <w:szCs w:val="20"/>
-              </w:rPr>
-              <w:t xml:space="preserve">, </w:t>
-            </w:r>
-            <w:proofErr w:type="spellStart"/>
-            <w:r>
-              <w:rPr>
-                <w:rFonts w:ascii="Aptos" w:hAnsi="Aptos"/>
-                <w:sz w:val="20"/>
-                <w:szCs w:val="20"/>
-              </w:rPr>
-              <w:t>beschreibung</w:t>
-            </w:r>
-            <w:proofErr w:type="spellEnd"/>
-            <w:r>
-              <w:rPr>
-                <w:rFonts w:ascii="Aptos" w:hAnsi="Aptos"/>
-                <w:sz w:val="20"/>
-                <w:szCs w:val="20"/>
-              </w:rPr>
-              <w:t xml:space="preserve">, </w:t>
-            </w:r>
-            <w:proofErr w:type="spellStart"/>
-            <w:r>
-              <w:rPr>
-                <w:rFonts w:ascii="Aptos" w:hAnsi="Aptos"/>
-                <w:sz w:val="20"/>
-                <w:szCs w:val="20"/>
-              </w:rPr>
-              <w:t>betroffenerReport</w:t>
-            </w:r>
-            <w:proofErr w:type="spellEnd"/>
-            <w:r>
-              <w:rPr>
-                <w:rFonts w:ascii="Aptos" w:hAnsi="Aptos"/>
-                <w:sz w:val="20"/>
-                <w:szCs w:val="20"/>
-              </w:rPr>
-              <w:t xml:space="preserve">, </w:t>
-            </w:r>
-            <w:proofErr w:type="spellStart"/>
-            <w:r>
-              <w:rPr>
-                <w:rFonts w:ascii="Aptos" w:hAnsi="Aptos"/>
-                <w:sz w:val="20"/>
-                <w:szCs w:val="20"/>
-              </w:rPr>
-              <w:t>angabenVollstaendig</w:t>
-            </w:r>
-            <w:proofErr w:type="spellEnd"/>
+            <w:r>
+              <w:rPr>
+                <w:rFonts w:ascii="Aptos" w:hAnsi="Aptos"/>
+                <w:sz w:val="20"/>
+                <w:szCs w:val="20"/>
+              </w:rPr>
+              <w:t>kundennummer, ansprechpartner, email, beschreibung, betroffenerReport, angabenVollstaendig</w:t>
+            </w:r>
           </w:p>
         </w:tc>
       </w:tr>
       <w:tr>
-        <w:tblPrEx>
-          <w:tblCellMar>
-            <w:top w:w="0" w:type="dxa"/>
-            <w:bottom w:w="0" w:type="dxa"/>
-          </w:tblCellMar>
-        </w:tblPrEx>
         <w:tc>
           <w:tcPr>
             <w:tcW w:w="2900" w:type="dxa"/>
@@ -5818,62 +4336,18 @@
                 <w:rFonts w:ascii="Aptos" w:hAnsi="Aptos"/>
               </w:rPr>
             </w:pPr>
-            <w:proofErr w:type="spellStart"/>
-            <w:r>
-              <w:rPr>
-                <w:rFonts w:ascii="Aptos" w:hAnsi="Aptos"/>
-                <w:sz w:val="20"/>
-                <w:szCs w:val="20"/>
-              </w:rPr>
-              <w:t>kundennummer</w:t>
-            </w:r>
-            <w:proofErr w:type="spellEnd"/>
-            <w:r>
-              <w:rPr>
-                <w:rFonts w:ascii="Aptos" w:hAnsi="Aptos"/>
-                <w:sz w:val="20"/>
-                <w:szCs w:val="20"/>
-              </w:rPr>
-              <w:t xml:space="preserve">, </w:t>
-            </w:r>
-            <w:proofErr w:type="spellStart"/>
-            <w:r>
-              <w:rPr>
-                <w:rFonts w:ascii="Aptos" w:hAnsi="Aptos"/>
-                <w:sz w:val="20"/>
-                <w:szCs w:val="20"/>
-              </w:rPr>
-              <w:t>beschreibung</w:t>
-            </w:r>
-            <w:proofErr w:type="spellEnd"/>
-            <w:r>
-              <w:rPr>
-                <w:rFonts w:ascii="Aptos" w:hAnsi="Aptos"/>
-                <w:sz w:val="20"/>
-                <w:szCs w:val="20"/>
-              </w:rPr>
-              <w:t xml:space="preserve">, </w:t>
-            </w:r>
-            <w:proofErr w:type="spellStart"/>
-            <w:r>
-              <w:rPr>
-                <w:rFonts w:ascii="Aptos" w:hAnsi="Aptos"/>
-                <w:sz w:val="20"/>
-                <w:szCs w:val="20"/>
-              </w:rPr>
-              <w:t>anliegenart</w:t>
-            </w:r>
-            <w:proofErr w:type="spellEnd"/>
+            <w:r>
+              <w:rPr>
+                <w:rFonts w:ascii="Aptos" w:hAnsi="Aptos"/>
+                <w:sz w:val="20"/>
+                <w:szCs w:val="20"/>
+              </w:rPr>
+              <w:t>kundennummer, beschreibung, anliegenart</w:t>
+            </w:r>
           </w:p>
         </w:tc>
       </w:tr>
       <w:tr>
-        <w:tblPrEx>
-          <w:tblCellMar>
-            <w:top w:w="0" w:type="dxa"/>
-            <w:bottom w:w="0" w:type="dxa"/>
-          </w:tblCellMar>
-        </w:tblPrEx>
         <w:tc>
           <w:tcPr>
             <w:tcW w:w="2900" w:type="dxa"/>
@@ -5960,80 +4434,18 @@
                 <w:rFonts w:ascii="Aptos" w:hAnsi="Aptos"/>
               </w:rPr>
             </w:pPr>
-            <w:proofErr w:type="spellStart"/>
-            <w:r>
-              <w:rPr>
-                <w:rFonts w:ascii="Aptos" w:hAnsi="Aptos"/>
-                <w:sz w:val="20"/>
-                <w:szCs w:val="20"/>
-              </w:rPr>
-              <w:t>antworttext</w:t>
-            </w:r>
-            <w:proofErr w:type="spellEnd"/>
-            <w:r>
-              <w:rPr>
-                <w:rFonts w:ascii="Aptos" w:hAnsi="Aptos"/>
-                <w:sz w:val="20"/>
-                <w:szCs w:val="20"/>
-              </w:rPr>
-              <w:t xml:space="preserve">, </w:t>
-            </w:r>
-            <w:proofErr w:type="spellStart"/>
-            <w:r>
-              <w:rPr>
-                <w:rFonts w:ascii="Aptos" w:hAnsi="Aptos"/>
-                <w:sz w:val="20"/>
-                <w:szCs w:val="20"/>
-              </w:rPr>
-              <w:t>zusatzHinweise</w:t>
-            </w:r>
-            <w:proofErr w:type="spellEnd"/>
-            <w:r>
-              <w:rPr>
-                <w:rFonts w:ascii="Aptos" w:hAnsi="Aptos"/>
-                <w:sz w:val="20"/>
-                <w:szCs w:val="20"/>
-              </w:rPr>
-              <w:t xml:space="preserve">, </w:t>
-            </w:r>
-            <w:proofErr w:type="spellStart"/>
-            <w:r>
-              <w:rPr>
-                <w:rFonts w:ascii="Aptos" w:hAnsi="Aptos"/>
-                <w:sz w:val="20"/>
-                <w:szCs w:val="20"/>
-              </w:rPr>
-              <w:t>ergebnis</w:t>
-            </w:r>
-            <w:proofErr w:type="spellEnd"/>
-            <w:r>
-              <w:rPr>
-                <w:rFonts w:ascii="Aptos" w:hAnsi="Aptos"/>
-                <w:sz w:val="20"/>
-                <w:szCs w:val="20"/>
-              </w:rPr>
-              <w:t xml:space="preserve">, </w:t>
-            </w:r>
-            <w:proofErr w:type="spellStart"/>
-            <w:r>
-              <w:rPr>
-                <w:rFonts w:ascii="Aptos" w:hAnsi="Aptos"/>
-                <w:sz w:val="20"/>
-                <w:szCs w:val="20"/>
-              </w:rPr>
-              <w:t>eskalationErforderlich</w:t>
-            </w:r>
-            <w:proofErr w:type="spellEnd"/>
+            <w:r>
+              <w:rPr>
+                <w:rFonts w:ascii="Aptos" w:hAnsi="Aptos"/>
+                <w:sz w:val="20"/>
+                <w:szCs w:val="20"/>
+              </w:rPr>
+              <w:t>antworttext, zusatzHinweise, ergebnis, eskalationErforderlich</w:t>
+            </w:r>
           </w:p>
         </w:tc>
       </w:tr>
       <w:tr>
-        <w:tblPrEx>
-          <w:tblCellMar>
-            <w:top w:w="0" w:type="dxa"/>
-            <w:bottom w:w="0" w:type="dxa"/>
-          </w:tblCellMar>
-        </w:tblPrEx>
         <w:tc>
           <w:tcPr>
             <w:tcW w:w="2900" w:type="dxa"/>
@@ -6120,134 +4532,18 @@
                 <w:rFonts w:ascii="Aptos" w:hAnsi="Aptos"/>
               </w:rPr>
             </w:pPr>
-            <w:proofErr w:type="spellStart"/>
-            <w:r>
-              <w:rPr>
-                <w:rFonts w:ascii="Aptos" w:hAnsi="Aptos"/>
-                <w:sz w:val="20"/>
-                <w:szCs w:val="20"/>
-              </w:rPr>
-              <w:t>betroffenerReport</w:t>
-            </w:r>
-            <w:proofErr w:type="spellEnd"/>
-            <w:r>
-              <w:rPr>
-                <w:rFonts w:ascii="Aptos" w:hAnsi="Aptos"/>
-                <w:sz w:val="20"/>
-                <w:szCs w:val="20"/>
-              </w:rPr>
-              <w:t xml:space="preserve">, </w:t>
-            </w:r>
-            <w:proofErr w:type="spellStart"/>
-            <w:r>
-              <w:rPr>
-                <w:rFonts w:ascii="Aptos" w:hAnsi="Aptos"/>
-                <w:sz w:val="20"/>
-                <w:szCs w:val="20"/>
-              </w:rPr>
-              <w:t>fehlerursache</w:t>
-            </w:r>
-            <w:proofErr w:type="spellEnd"/>
-            <w:r>
-              <w:rPr>
-                <w:rFonts w:ascii="Aptos" w:hAnsi="Aptos"/>
-                <w:sz w:val="20"/>
-                <w:szCs w:val="20"/>
-              </w:rPr>
-              <w:t xml:space="preserve">, </w:t>
-            </w:r>
-            <w:proofErr w:type="spellStart"/>
-            <w:r>
-              <w:rPr>
-                <w:rFonts w:ascii="Aptos" w:hAnsi="Aptos"/>
-                <w:sz w:val="20"/>
-                <w:szCs w:val="20"/>
-              </w:rPr>
-              <w:t>korrekturmassnahme</w:t>
-            </w:r>
-            <w:proofErr w:type="spellEnd"/>
-            <w:r>
-              <w:rPr>
-                <w:rFonts w:ascii="Aptos" w:hAnsi="Aptos"/>
-                <w:sz w:val="20"/>
-                <w:szCs w:val="20"/>
-              </w:rPr>
-              <w:t xml:space="preserve">, </w:t>
-            </w:r>
-            <w:proofErr w:type="spellStart"/>
-            <w:r>
-              <w:rPr>
-                <w:rFonts w:ascii="Aptos" w:hAnsi="Aptos"/>
-                <w:sz w:val="20"/>
-                <w:szCs w:val="20"/>
-              </w:rPr>
-              <w:t>bekannteFehlerAnzahl</w:t>
-            </w:r>
-            <w:proofErr w:type="spellEnd"/>
-            <w:r>
-              <w:rPr>
-                <w:rFonts w:ascii="Aptos" w:hAnsi="Aptos"/>
-                <w:sz w:val="20"/>
-                <w:szCs w:val="20"/>
-              </w:rPr>
-              <w:t xml:space="preserve">, </w:t>
-            </w:r>
-            <w:proofErr w:type="spellStart"/>
-            <w:r>
-              <w:rPr>
-                <w:rFonts w:ascii="Aptos" w:hAnsi="Aptos"/>
-                <w:sz w:val="20"/>
-                <w:szCs w:val="20"/>
-              </w:rPr>
-              <w:t>bekannteFehlerUrl</w:t>
-            </w:r>
-            <w:proofErr w:type="spellEnd"/>
-            <w:r>
-              <w:rPr>
-                <w:rFonts w:ascii="Aptos" w:hAnsi="Aptos"/>
-                <w:sz w:val="20"/>
-                <w:szCs w:val="20"/>
-              </w:rPr>
-              <w:t xml:space="preserve">, </w:t>
-            </w:r>
-            <w:proofErr w:type="spellStart"/>
-            <w:r>
-              <w:rPr>
-                <w:rFonts w:ascii="Aptos" w:hAnsi="Aptos"/>
-                <w:sz w:val="20"/>
-                <w:szCs w:val="20"/>
-              </w:rPr>
-              <w:t>ergebnis</w:t>
-            </w:r>
-            <w:proofErr w:type="spellEnd"/>
-            <w:r>
-              <w:rPr>
-                <w:rFonts w:ascii="Aptos" w:hAnsi="Aptos"/>
-                <w:sz w:val="20"/>
-                <w:szCs w:val="20"/>
-              </w:rPr>
-              <w:t xml:space="preserve">, </w:t>
-            </w:r>
-            <w:proofErr w:type="spellStart"/>
-            <w:r>
-              <w:rPr>
-                <w:rFonts w:ascii="Aptos" w:hAnsi="Aptos"/>
-                <w:sz w:val="20"/>
-                <w:szCs w:val="20"/>
-              </w:rPr>
-              <w:t>eskalationErforderlich</w:t>
-            </w:r>
-            <w:proofErr w:type="spellEnd"/>
+            <w:r>
+              <w:rPr>
+                <w:rFonts w:ascii="Aptos" w:hAnsi="Aptos"/>
+                <w:sz w:val="20"/>
+                <w:szCs w:val="20"/>
+              </w:rPr>
+              <w:t>betroffenerReport, fehlerursache, korrekturmassnahme, bekannteFehlerAnzahl, bekannteFehlerUrl, ergebnis, eskalationErforderlich</w:t>
+            </w:r>
           </w:p>
         </w:tc>
       </w:tr>
       <w:tr>
-        <w:tblPrEx>
-          <w:tblCellMar>
-            <w:top w:w="0" w:type="dxa"/>
-            <w:bottom w:w="0" w:type="dxa"/>
-          </w:tblCellMar>
-        </w:tblPrEx>
         <w:tc>
           <w:tcPr>
             <w:tcW w:w="2900" w:type="dxa"/>
@@ -6334,152 +4630,18 @@
                 <w:rFonts w:ascii="Aptos" w:hAnsi="Aptos"/>
               </w:rPr>
             </w:pPr>
-            <w:proofErr w:type="spellStart"/>
-            <w:r>
-              <w:rPr>
-                <w:rFonts w:ascii="Aptos" w:hAnsi="Aptos"/>
-                <w:sz w:val="20"/>
-                <w:szCs w:val="20"/>
-              </w:rPr>
-              <w:t>systemstatus</w:t>
-            </w:r>
-            <w:proofErr w:type="spellEnd"/>
-            <w:r>
-              <w:rPr>
-                <w:rFonts w:ascii="Aptos" w:hAnsi="Aptos"/>
-                <w:sz w:val="20"/>
-                <w:szCs w:val="20"/>
-              </w:rPr>
-              <w:t xml:space="preserve">, </w:t>
-            </w:r>
-            <w:proofErr w:type="spellStart"/>
-            <w:r>
-              <w:rPr>
-                <w:rFonts w:ascii="Aptos" w:hAnsi="Aptos"/>
-                <w:sz w:val="20"/>
-                <w:szCs w:val="20"/>
-              </w:rPr>
-              <w:t>fehlerprotokoll</w:t>
-            </w:r>
-            <w:proofErr w:type="spellEnd"/>
-            <w:r>
-              <w:rPr>
-                <w:rFonts w:ascii="Aptos" w:hAnsi="Aptos"/>
-                <w:sz w:val="20"/>
-                <w:szCs w:val="20"/>
-              </w:rPr>
-              <w:t xml:space="preserve">, </w:t>
-            </w:r>
-            <w:proofErr w:type="spellStart"/>
-            <w:r>
-              <w:rPr>
-                <w:rFonts w:ascii="Aptos" w:hAnsi="Aptos"/>
-                <w:sz w:val="20"/>
-                <w:szCs w:val="20"/>
-              </w:rPr>
-              <w:t>ursache</w:t>
-            </w:r>
-            <w:proofErr w:type="spellEnd"/>
-            <w:r>
-              <w:rPr>
-                <w:rFonts w:ascii="Aptos" w:hAnsi="Aptos"/>
-                <w:sz w:val="20"/>
-                <w:szCs w:val="20"/>
-              </w:rPr>
-              <w:t xml:space="preserve">, </w:t>
-            </w:r>
-            <w:proofErr w:type="spellStart"/>
-            <w:r>
-              <w:rPr>
-                <w:rFonts w:ascii="Aptos" w:hAnsi="Aptos"/>
-                <w:sz w:val="20"/>
-                <w:szCs w:val="20"/>
-              </w:rPr>
-              <w:t>bekannteFehlerAnzahl</w:t>
-            </w:r>
-            <w:proofErr w:type="spellEnd"/>
-            <w:r>
-              <w:rPr>
-                <w:rFonts w:ascii="Aptos" w:hAnsi="Aptos"/>
-                <w:sz w:val="20"/>
-                <w:szCs w:val="20"/>
-              </w:rPr>
-              <w:t xml:space="preserve">, </w:t>
-            </w:r>
-            <w:proofErr w:type="spellStart"/>
-            <w:r>
-              <w:rPr>
-                <w:rFonts w:ascii="Aptos" w:hAnsi="Aptos"/>
-                <w:sz w:val="20"/>
-                <w:szCs w:val="20"/>
-              </w:rPr>
-              <w:t>bekannteFehlerUrl</w:t>
-            </w:r>
-            <w:proofErr w:type="spellEnd"/>
-            <w:r>
-              <w:rPr>
-                <w:rFonts w:ascii="Aptos" w:hAnsi="Aptos"/>
-                <w:sz w:val="20"/>
-                <w:szCs w:val="20"/>
-              </w:rPr>
-              <w:t xml:space="preserve">, </w:t>
-            </w:r>
-            <w:proofErr w:type="spellStart"/>
-            <w:r>
-              <w:rPr>
-                <w:rFonts w:ascii="Aptos" w:hAnsi="Aptos"/>
-                <w:sz w:val="20"/>
-                <w:szCs w:val="20"/>
-              </w:rPr>
-              <w:t>funktionstestErfolgreich</w:t>
-            </w:r>
-            <w:proofErr w:type="spellEnd"/>
-            <w:r>
-              <w:rPr>
-                <w:rFonts w:ascii="Aptos" w:hAnsi="Aptos"/>
-                <w:sz w:val="20"/>
-                <w:szCs w:val="20"/>
-              </w:rPr>
-              <w:t xml:space="preserve">, </w:t>
-            </w:r>
-            <w:proofErr w:type="spellStart"/>
-            <w:r>
-              <w:rPr>
-                <w:rFonts w:ascii="Aptos" w:hAnsi="Aptos"/>
-                <w:sz w:val="20"/>
-                <w:szCs w:val="20"/>
-              </w:rPr>
-              <w:t>ergebnis</w:t>
-            </w:r>
-            <w:proofErr w:type="spellEnd"/>
-            <w:r>
-              <w:rPr>
-                <w:rFonts w:ascii="Aptos" w:hAnsi="Aptos"/>
-                <w:sz w:val="20"/>
-                <w:szCs w:val="20"/>
-              </w:rPr>
-              <w:t xml:space="preserve">, </w:t>
-            </w:r>
-            <w:proofErr w:type="spellStart"/>
-            <w:r>
-              <w:rPr>
-                <w:rFonts w:ascii="Aptos" w:hAnsi="Aptos"/>
-                <w:sz w:val="20"/>
-                <w:szCs w:val="20"/>
-              </w:rPr>
-              <w:t>eskalationErforderlich</w:t>
-            </w:r>
-            <w:proofErr w:type="spellEnd"/>
+            <w:r>
+              <w:rPr>
+                <w:rFonts w:ascii="Aptos" w:hAnsi="Aptos"/>
+                <w:sz w:val="20"/>
+                <w:szCs w:val="20"/>
+              </w:rPr>
+              <w:t>systemstatus, fehlerprotokoll, ursache, bekannteFehlerAnzahl, bekannteFehlerUrl, funktionstestErfolgreich, ergebnis, eskalationErforderlich</w:t>
+            </w:r>
           </w:p>
         </w:tc>
       </w:tr>
       <w:tr>
-        <w:tblPrEx>
-          <w:tblCellMar>
-            <w:top w:w="0" w:type="dxa"/>
-            <w:bottom w:w="0" w:type="dxa"/>
-          </w:tblCellMar>
-        </w:tblPrEx>
         <w:tc>
           <w:tcPr>
             <w:tcW w:w="2900" w:type="dxa"/>
@@ -6566,80 +4728,18 @@
                 <w:rFonts w:ascii="Aptos" w:hAnsi="Aptos"/>
               </w:rPr>
             </w:pPr>
-            <w:proofErr w:type="spellStart"/>
-            <w:r>
-              <w:rPr>
-                <w:rFonts w:ascii="Aptos" w:hAnsi="Aptos"/>
-                <w:sz w:val="20"/>
-                <w:szCs w:val="20"/>
-              </w:rPr>
-              <w:t>aenderungswunsch</w:t>
-            </w:r>
-            <w:proofErr w:type="spellEnd"/>
-            <w:r>
-              <w:rPr>
-                <w:rFonts w:ascii="Aptos" w:hAnsi="Aptos"/>
-                <w:sz w:val="20"/>
-                <w:szCs w:val="20"/>
-              </w:rPr>
-              <w:t xml:space="preserve">, aufwand, nutzen, </w:t>
-            </w:r>
-            <w:proofErr w:type="spellStart"/>
-            <w:r>
-              <w:rPr>
-                <w:rFonts w:ascii="Aptos" w:hAnsi="Aptos"/>
-                <w:sz w:val="20"/>
-                <w:szCs w:val="20"/>
-              </w:rPr>
-              <w:t>entscheidung</w:t>
-            </w:r>
-            <w:proofErr w:type="spellEnd"/>
-            <w:r>
-              <w:rPr>
-                <w:rFonts w:ascii="Aptos" w:hAnsi="Aptos"/>
-                <w:sz w:val="20"/>
-                <w:szCs w:val="20"/>
-              </w:rPr>
-              <w:t xml:space="preserve">, </w:t>
-            </w:r>
-            <w:proofErr w:type="spellStart"/>
-            <w:r>
-              <w:rPr>
-                <w:rFonts w:ascii="Aptos" w:hAnsi="Aptos"/>
-                <w:sz w:val="20"/>
-                <w:szCs w:val="20"/>
-              </w:rPr>
-              <w:t>ergebnis</w:t>
-            </w:r>
-            <w:proofErr w:type="spellEnd"/>
-            <w:r>
-              <w:rPr>
-                <w:rFonts w:ascii="Aptos" w:hAnsi="Aptos"/>
-                <w:sz w:val="20"/>
-                <w:szCs w:val="20"/>
-              </w:rPr>
-              <w:t xml:space="preserve">, </w:t>
-            </w:r>
-            <w:proofErr w:type="spellStart"/>
-            <w:r>
-              <w:rPr>
-                <w:rFonts w:ascii="Aptos" w:hAnsi="Aptos"/>
-                <w:sz w:val="20"/>
-                <w:szCs w:val="20"/>
-              </w:rPr>
-              <w:t>eskalationErforderlich</w:t>
-            </w:r>
-            <w:proofErr w:type="spellEnd"/>
+            <w:r>
+              <w:rPr>
+                <w:rFonts w:ascii="Aptos" w:hAnsi="Aptos"/>
+                <w:sz w:val="20"/>
+                <w:szCs w:val="20"/>
+              </w:rPr>
+              <w:t>aenderungswunsch, aufwand, nutzen, entscheidung, ergebnis, eskalationErforderlich</w:t>
+            </w:r>
           </w:p>
         </w:tc>
       </w:tr>
       <w:tr>
-        <w:tblPrEx>
-          <w:tblCellMar>
-            <w:top w:w="0" w:type="dxa"/>
-            <w:bottom w:w="0" w:type="dxa"/>
-          </w:tblCellMar>
-        </w:tblPrEx>
         <w:tc>
           <w:tcPr>
             <w:tcW w:w="2900" w:type="dxa"/>
@@ -6727,62 +4827,18 @@
                 <w:rFonts w:ascii="Aptos" w:hAnsi="Aptos"/>
               </w:rPr>
             </w:pPr>
-            <w:proofErr w:type="spellStart"/>
-            <w:r>
-              <w:rPr>
-                <w:rFonts w:ascii="Aptos" w:hAnsi="Aptos"/>
-                <w:sz w:val="20"/>
-                <w:szCs w:val="20"/>
-              </w:rPr>
-              <w:t>eskalationsgrund</w:t>
-            </w:r>
-            <w:proofErr w:type="spellEnd"/>
-            <w:r>
-              <w:rPr>
-                <w:rFonts w:ascii="Aptos" w:hAnsi="Aptos"/>
-                <w:sz w:val="20"/>
-                <w:szCs w:val="20"/>
-              </w:rPr>
-              <w:t xml:space="preserve">, </w:t>
-            </w:r>
-            <w:proofErr w:type="spellStart"/>
-            <w:r>
-              <w:rPr>
-                <w:rFonts w:ascii="Aptos" w:hAnsi="Aptos"/>
-                <w:sz w:val="20"/>
-                <w:szCs w:val="20"/>
-              </w:rPr>
-              <w:t>ergebnis</w:t>
-            </w:r>
-            <w:proofErr w:type="spellEnd"/>
-            <w:r>
-              <w:rPr>
-                <w:rFonts w:ascii="Aptos" w:hAnsi="Aptos"/>
-                <w:sz w:val="20"/>
-                <w:szCs w:val="20"/>
-              </w:rPr>
-              <w:t xml:space="preserve">, </w:t>
-            </w:r>
-            <w:proofErr w:type="spellStart"/>
-            <w:r>
-              <w:rPr>
-                <w:rFonts w:ascii="Aptos" w:hAnsi="Aptos"/>
-                <w:sz w:val="20"/>
-                <w:szCs w:val="20"/>
-              </w:rPr>
-              <w:t>entscheidungTeamleitung</w:t>
-            </w:r>
-            <w:proofErr w:type="spellEnd"/>
+            <w:r>
+              <w:rPr>
+                <w:rFonts w:ascii="Aptos" w:hAnsi="Aptos"/>
+                <w:sz w:val="20"/>
+                <w:szCs w:val="20"/>
+              </w:rPr>
+              <w:t>eskalationsgrund, ergebnis, entscheidungTeamleitung</w:t>
+            </w:r>
           </w:p>
         </w:tc>
       </w:tr>
       <w:tr>
-        <w:tblPrEx>
-          <w:tblCellMar>
-            <w:top w:w="0" w:type="dxa"/>
-            <w:bottom w:w="0" w:type="dxa"/>
-          </w:tblCellMar>
-        </w:tblPrEx>
         <w:tc>
           <w:tcPr>
             <w:tcW w:w="2900" w:type="dxa"/>
@@ -6869,52 +4925,14 @@
                 <w:rFonts w:ascii="Aptos" w:hAnsi="Aptos"/>
               </w:rPr>
             </w:pPr>
-            <w:proofErr w:type="spellStart"/>
-            <w:r>
-              <w:rPr>
-                <w:rFonts w:ascii="Aptos" w:hAnsi="Aptos"/>
-                <w:sz w:val="20"/>
-                <w:szCs w:val="20"/>
-              </w:rPr>
-              <w:t>rueckfrageText</w:t>
-            </w:r>
-            <w:proofErr w:type="spellEnd"/>
-            <w:r>
-              <w:rPr>
-                <w:rFonts w:ascii="Aptos" w:hAnsi="Aptos"/>
-                <w:sz w:val="20"/>
-                <w:szCs w:val="20"/>
-              </w:rPr>
-              <w:t xml:space="preserve">, </w:t>
-            </w:r>
-            <w:proofErr w:type="spellStart"/>
-            <w:r>
-              <w:rPr>
-                <w:rFonts w:ascii="Aptos" w:hAnsi="Aptos"/>
-                <w:sz w:val="20"/>
-                <w:szCs w:val="20"/>
-              </w:rPr>
-              <w:t>antworttext</w:t>
-            </w:r>
-            <w:proofErr w:type="spellEnd"/>
-            <w:r>
-              <w:rPr>
-                <w:rFonts w:ascii="Aptos" w:hAnsi="Aptos"/>
-                <w:sz w:val="20"/>
-                <w:szCs w:val="20"/>
-              </w:rPr>
-              <w:t xml:space="preserve">, </w:t>
-            </w:r>
-            <w:proofErr w:type="spellStart"/>
-            <w:r>
-              <w:rPr>
-                <w:rFonts w:ascii="Aptos" w:hAnsi="Aptos"/>
-                <w:sz w:val="20"/>
-                <w:szCs w:val="20"/>
-              </w:rPr>
-              <w:t>ergebnis</w:t>
-            </w:r>
-            <w:proofErr w:type="spellEnd"/>
+            <w:r>
+              <w:rPr>
+                <w:rFonts w:ascii="Aptos" w:hAnsi="Aptos"/>
+                <w:sz w:val="20"/>
+                <w:szCs w:val="20"/>
+              </w:rPr>
+              <w:t>rueckfrageText, antworttext, ergebnis</w:t>
+            </w:r>
           </w:p>
         </w:tc>
       </w:tr>
@@ -6938,35 +4956,7 @@
         <w:rPr>
           <w:rFonts w:ascii="Aptos" w:hAnsi="Aptos"/>
         </w:rPr>
-        <w:t xml:space="preserve">Die Felder </w:t>
-      </w:r>
-      <w:proofErr w:type="spellStart"/>
-      <w:r>
-        <w:rPr>
-          <w:rFonts w:ascii="Aptos" w:hAnsi="Aptos"/>
-        </w:rPr>
-        <w:t>bekannteFehlerAnzahl</w:t>
-      </w:r>
-      <w:proofErr w:type="spellEnd"/>
-      <w:r>
-        <w:rPr>
-          <w:rFonts w:ascii="Aptos" w:hAnsi="Aptos"/>
-        </w:rPr>
-        <w:t xml:space="preserve"> und </w:t>
-      </w:r>
-      <w:proofErr w:type="spellStart"/>
-      <w:r>
-        <w:rPr>
-          <w:rFonts w:ascii="Aptos" w:hAnsi="Aptos"/>
-        </w:rPr>
-        <w:t>bekannteFehlerUrl</w:t>
-      </w:r>
-      <w:proofErr w:type="spellEnd"/>
-      <w:r>
-        <w:rPr>
-          <w:rFonts w:ascii="Aptos" w:hAnsi="Aptos"/>
-        </w:rPr>
-        <w:t xml:space="preserve"> in „Fehler analysieren“ / „Problem bearbeiten“ werden bereits beim vorherigen Schritt „Anfrage klassifizieren“ automatisch durch den GitHub-JavaScript-Task vorbelegt (Kap. 6.3).</w:t>
+        <w:t>Die Felder bekannteFehlerAnzahl und bekannteFehlerUrl in „Fehler analysieren“ / „Problem bearbeiten“ werden bereits beim vorherigen Schritt „Anfrage klassifizieren“ automatisch durch den GitHub-JavaScript-Task vorbelegt (Kap. 6.3).</w:t>
       </w:r>
     </w:p>
     <w:p>
@@ -6976,14 +4966,14 @@
           <w:rFonts w:ascii="Aptos" w:hAnsi="Aptos"/>
         </w:rPr>
       </w:pPr>
-      <w:bookmarkStart w:id="12" w:name="_Toc232441413"/>
+      <w:bookmarkStart w:id="15" w:name="_Toc232441413"/>
       <w:r>
         <w:rPr>
           <w:rFonts w:ascii="Aptos" w:hAnsi="Aptos"/>
         </w:rPr>
         <w:t>6.2 Kandidatengruppen</w:t>
       </w:r>
-      <w:bookmarkEnd w:id="12"/>
+      <w:bookmarkEnd w:id="15"/>
     </w:p>
     <w:tbl>
       <w:tblPr>
@@ -7007,12 +4997,6 @@
         <w:gridCol w:w="4860"/>
       </w:tblGrid>
       <w:tr>
-        <w:tblPrEx>
-          <w:tblCellMar>
-            <w:top w:w="0" w:type="dxa"/>
-            <w:bottom w:w="0" w:type="dxa"/>
-          </w:tblCellMar>
-        </w:tblPrEx>
         <w:trPr>
           <w:tblHeader/>
         </w:trPr>
@@ -7075,8 +5059,6 @@
                 <w:rFonts w:ascii="Aptos" w:hAnsi="Aptos"/>
               </w:rPr>
             </w:pPr>
-            <w:proofErr w:type="spellStart"/>
-            <w:proofErr w:type="gramStart"/>
             <w:r>
               <w:rPr>
                 <w:rFonts w:ascii="Aptos" w:hAnsi="Aptos"/>
@@ -7088,18 +5070,10 @@
               </w:rPr>
               <w:t>camunda:candidateGroups</w:t>
             </w:r>
-            <w:proofErr w:type="spellEnd"/>
-            <w:proofErr w:type="gramEnd"/>
           </w:p>
         </w:tc>
       </w:tr>
       <w:tr>
-        <w:tblPrEx>
-          <w:tblCellMar>
-            <w:top w:w="0" w:type="dxa"/>
-            <w:bottom w:w="0" w:type="dxa"/>
-          </w:tblCellMar>
-        </w:tblPrEx>
         <w:tc>
           <w:tcPr>
             <w:tcW w:w="4500" w:type="dxa"/>
@@ -7166,12 +5140,6 @@
         </w:tc>
       </w:tr>
       <w:tr>
-        <w:tblPrEx>
-          <w:tblCellMar>
-            <w:top w:w="0" w:type="dxa"/>
-            <w:bottom w:w="0" w:type="dxa"/>
-          </w:tblCellMar>
-        </w:tblPrEx>
         <w:tc>
           <w:tcPr>
             <w:tcW w:w="4500" w:type="dxa"/>
@@ -7226,34 +5194,18 @@
                 <w:rFonts w:ascii="Aptos" w:hAnsi="Aptos"/>
               </w:rPr>
             </w:pPr>
-            <w:proofErr w:type="spellStart"/>
-            <w:r>
-              <w:rPr>
-                <w:rFonts w:ascii="Aptos" w:hAnsi="Aptos"/>
-                <w:sz w:val="20"/>
-                <w:szCs w:val="20"/>
-              </w:rPr>
-              <w:t>data</w:t>
-            </w:r>
-            <w:proofErr w:type="spellEnd"/>
-            <w:r>
-              <w:rPr>
-                <w:rFonts w:ascii="Aptos" w:hAnsi="Aptos"/>
-                <w:sz w:val="20"/>
-                <w:szCs w:val="20"/>
-              </w:rPr>
-              <w:t>-analyst</w:t>
+            <w:r>
+              <w:rPr>
+                <w:rFonts w:ascii="Aptos" w:hAnsi="Aptos"/>
+                <w:sz w:val="20"/>
+                <w:szCs w:val="20"/>
+              </w:rPr>
+              <w:t>data-analyst</w:t>
             </w:r>
           </w:p>
         </w:tc>
       </w:tr>
       <w:tr>
-        <w:tblPrEx>
-          <w:tblCellMar>
-            <w:top w:w="0" w:type="dxa"/>
-            <w:bottom w:w="0" w:type="dxa"/>
-          </w:tblCellMar>
-        </w:tblPrEx>
         <w:tc>
           <w:tcPr>
             <w:tcW w:w="4500" w:type="dxa"/>
@@ -7308,23 +5260,13 @@
                 <w:rFonts w:ascii="Aptos" w:hAnsi="Aptos"/>
               </w:rPr>
             </w:pPr>
-            <w:proofErr w:type="spellStart"/>
-            <w:r>
-              <w:rPr>
-                <w:rFonts w:ascii="Aptos" w:hAnsi="Aptos"/>
-                <w:sz w:val="20"/>
-                <w:szCs w:val="20"/>
-              </w:rPr>
-              <w:t>teamleitung</w:t>
-            </w:r>
-            <w:proofErr w:type="spellEnd"/>
-            <w:r>
-              <w:rPr>
-                <w:rFonts w:ascii="Aptos" w:hAnsi="Aptos"/>
-                <w:sz w:val="20"/>
-                <w:szCs w:val="20"/>
-              </w:rPr>
-              <w:t>-service</w:t>
+            <w:r>
+              <w:rPr>
+                <w:rFonts w:ascii="Aptos" w:hAnsi="Aptos"/>
+                <w:sz w:val="20"/>
+                <w:szCs w:val="20"/>
+              </w:rPr>
+              <w:t>teamleitung-service</w:t>
             </w:r>
           </w:p>
         </w:tc>
@@ -7337,14 +5279,14 @@
           <w:rFonts w:ascii="Aptos" w:hAnsi="Aptos"/>
         </w:rPr>
       </w:pPr>
-      <w:bookmarkStart w:id="13" w:name="_Toc232441414"/>
+      <w:bookmarkStart w:id="16" w:name="_Toc232441414"/>
       <w:r>
         <w:rPr>
           <w:rFonts w:ascii="Aptos" w:hAnsi="Aptos"/>
         </w:rPr>
         <w:t>6.3 JavaScript-Tasks im Detail</w:t>
       </w:r>
-      <w:bookmarkEnd w:id="13"/>
+      <w:bookmarkEnd w:id="16"/>
     </w:p>
     <w:p>
       <w:pPr>
@@ -7357,119 +5299,7 @@
         <w:rPr>
           <w:rFonts w:ascii="Aptos" w:hAnsi="Aptos"/>
         </w:rPr>
-        <w:t>„Lösung protokollieren“ (</w:t>
-      </w:r>
-      <w:proofErr w:type="spellStart"/>
-      <w:r>
-        <w:rPr>
-          <w:rFonts w:ascii="Aptos" w:hAnsi="Aptos"/>
-        </w:rPr>
-        <w:t>scriptTask</w:t>
-      </w:r>
-      <w:proofErr w:type="spellEnd"/>
-      <w:r>
-        <w:rPr>
-          <w:rFonts w:ascii="Aptos" w:hAnsi="Aptos"/>
-        </w:rPr>
-        <w:t xml:space="preserve">, Lane RPA-Bots): erzeugt aus </w:t>
-      </w:r>
-      <w:proofErr w:type="spellStart"/>
-      <w:r>
-        <w:rPr>
-          <w:rFonts w:ascii="Aptos" w:hAnsi="Aptos"/>
-        </w:rPr>
-        <w:t>kundennummer</w:t>
-      </w:r>
-      <w:proofErr w:type="spellEnd"/>
-      <w:r>
-        <w:rPr>
-          <w:rFonts w:ascii="Aptos" w:hAnsi="Aptos"/>
-        </w:rPr>
-        <w:t xml:space="preserve">, </w:t>
-      </w:r>
-      <w:proofErr w:type="spellStart"/>
-      <w:r>
-        <w:rPr>
-          <w:rFonts w:ascii="Aptos" w:hAnsi="Aptos"/>
-        </w:rPr>
-        <w:t>anliegenart</w:t>
-      </w:r>
-      <w:proofErr w:type="spellEnd"/>
-      <w:r>
-        <w:rPr>
-          <w:rFonts w:ascii="Aptos" w:hAnsi="Aptos"/>
-        </w:rPr>
-        <w:t xml:space="preserve"> und </w:t>
-      </w:r>
-      <w:proofErr w:type="spellStart"/>
-      <w:r>
-        <w:rPr>
-          <w:rFonts w:ascii="Aptos" w:hAnsi="Aptos"/>
-        </w:rPr>
-        <w:t>ergebnis</w:t>
-      </w:r>
-      <w:proofErr w:type="spellEnd"/>
-      <w:r>
-        <w:rPr>
-          <w:rFonts w:ascii="Aptos" w:hAnsi="Aptos"/>
-        </w:rPr>
-        <w:t xml:space="preserve"> ein JSON-Payload und sendet es per </w:t>
-      </w:r>
-      <w:proofErr w:type="spellStart"/>
-      <w:r>
-        <w:rPr>
-          <w:rFonts w:ascii="Aptos" w:hAnsi="Aptos"/>
-        </w:rPr>
-        <w:t>HttpClient.send</w:t>
-      </w:r>
-      <w:proofErr w:type="spellEnd"/>
-      <w:r>
-        <w:rPr>
-          <w:rFonts w:ascii="Aptos" w:hAnsi="Aptos"/>
-        </w:rPr>
-        <w:t xml:space="preserve">() als POST an </w:t>
-      </w:r>
-      <w:proofErr w:type="spellStart"/>
-      <w:r>
-        <w:rPr>
-          <w:rFonts w:ascii="Aptos" w:hAnsi="Aptos"/>
-        </w:rPr>
-        <w:t>knowledgeBaseUrl</w:t>
-      </w:r>
-      <w:proofErr w:type="spellEnd"/>
-      <w:r>
-        <w:rPr>
-          <w:rFonts w:ascii="Aptos" w:hAnsi="Aptos"/>
-        </w:rPr>
-        <w:t xml:space="preserve"> (Default lokaler Mock). Das Ergebnis (HTTP-Statuscode bzw. Fehler) wird in </w:t>
-      </w:r>
-      <w:proofErr w:type="spellStart"/>
-      <w:r>
-        <w:rPr>
-          <w:rFonts w:ascii="Aptos" w:hAnsi="Aptos"/>
-        </w:rPr>
-        <w:t>knowledgeBaseStatus</w:t>
-      </w:r>
-      <w:proofErr w:type="spellEnd"/>
-      <w:r>
-        <w:rPr>
-          <w:rFonts w:ascii="Aptos" w:hAnsi="Aptos"/>
-        </w:rPr>
-        <w:t xml:space="preserve"> / </w:t>
-      </w:r>
-      <w:proofErr w:type="spellStart"/>
-      <w:r>
-        <w:rPr>
-          <w:rFonts w:ascii="Aptos" w:hAnsi="Aptos"/>
-        </w:rPr>
-        <w:t>knowledgeBaseError</w:t>
-      </w:r>
-      <w:proofErr w:type="spellEnd"/>
-      <w:r>
-        <w:rPr>
-          <w:rFonts w:ascii="Aptos" w:hAnsi="Aptos"/>
-        </w:rPr>
-        <w:t xml:space="preserve"> abgelegt.</w:t>
+        <w:t>„Lösung protokollieren“ (scriptTask, Lane RPA-Bots): erzeugt aus kundennummer, anliegenart und ergebnis ein JSON-Payload und sendet es per HttpClient.send() als POST an knowledgeBaseUrl (Default lokaler Mock). Das Ergebnis (HTTP-Statuscode bzw. Fehler) wird in knowledgeBaseStatus / knowledgeBaseError abgelegt.</w:t>
       </w:r>
     </w:p>
     <w:p>
@@ -7483,147 +5313,7 @@
         <w:rPr>
           <w:rFonts w:ascii="Aptos" w:hAnsi="Aptos"/>
         </w:rPr>
-        <w:t>„Ticket schließen“ (</w:t>
-      </w:r>
-      <w:proofErr w:type="spellStart"/>
-      <w:r>
-        <w:rPr>
-          <w:rFonts w:ascii="Aptos" w:hAnsi="Aptos"/>
-        </w:rPr>
-        <w:t>scriptTask</w:t>
-      </w:r>
-      <w:proofErr w:type="spellEnd"/>
-      <w:r>
-        <w:rPr>
-          <w:rFonts w:ascii="Aptos" w:hAnsi="Aptos"/>
-        </w:rPr>
-        <w:t xml:space="preserve">, ausgelöst nach Timeout PT72H): prüft, ob </w:t>
-      </w:r>
-      <w:proofErr w:type="spellStart"/>
-      <w:r>
-        <w:rPr>
-          <w:rFonts w:ascii="Aptos" w:hAnsi="Aptos"/>
-        </w:rPr>
-        <w:t>slackWebhookUrl</w:t>
-      </w:r>
-      <w:proofErr w:type="spellEnd"/>
-      <w:r>
-        <w:rPr>
-          <w:rFonts w:ascii="Aptos" w:hAnsi="Aptos"/>
-        </w:rPr>
-        <w:t xml:space="preserve"> gesetzt und eine hooks.slack.com-URL ist. Falls ja, wird eine Slack-Nachricht ({"</w:t>
-      </w:r>
-      <w:proofErr w:type="spellStart"/>
-      <w:r>
-        <w:rPr>
-          <w:rFonts w:ascii="Aptos" w:hAnsi="Aptos"/>
-        </w:rPr>
-        <w:t>text</w:t>
-      </w:r>
-      <w:proofErr w:type="spellEnd"/>
-      <w:r>
-        <w:rPr>
-          <w:rFonts w:ascii="Aptos" w:hAnsi="Aptos"/>
-        </w:rPr>
-        <w:t>": ...}) gepostet, andernfalls ein JSON-Payload an den lokalen Fallback-Endpunkt /</w:t>
-      </w:r>
-      <w:proofErr w:type="spellStart"/>
-      <w:r>
-        <w:rPr>
-          <w:rFonts w:ascii="Aptos" w:hAnsi="Aptos"/>
-        </w:rPr>
-        <w:t>api</w:t>
-      </w:r>
-      <w:proofErr w:type="spellEnd"/>
-      <w:r>
-        <w:rPr>
-          <w:rFonts w:ascii="Aptos" w:hAnsi="Aptos"/>
-        </w:rPr>
-        <w:t>/</w:t>
-      </w:r>
-      <w:proofErr w:type="spellStart"/>
-      <w:r>
-        <w:rPr>
-          <w:rFonts w:ascii="Aptos" w:hAnsi="Aptos"/>
-        </w:rPr>
-        <w:t>notifications</w:t>
-      </w:r>
-      <w:proofErr w:type="spellEnd"/>
-      <w:r>
-        <w:rPr>
-          <w:rFonts w:ascii="Aptos" w:hAnsi="Aptos"/>
-        </w:rPr>
-        <w:t>/ticket-</w:t>
-      </w:r>
-      <w:proofErr w:type="spellStart"/>
-      <w:r>
-        <w:rPr>
-          <w:rFonts w:ascii="Aptos" w:hAnsi="Aptos"/>
-        </w:rPr>
-        <w:t>closed</w:t>
-      </w:r>
-      <w:proofErr w:type="spellEnd"/>
-      <w:r>
-        <w:rPr>
-          <w:rFonts w:ascii="Aptos" w:hAnsi="Aptos"/>
-        </w:rPr>
-        <w:t xml:space="preserve">. Ergebnis in </w:t>
-      </w:r>
-      <w:proofErr w:type="spellStart"/>
-      <w:r>
-        <w:rPr>
-          <w:rFonts w:ascii="Aptos" w:hAnsi="Aptos"/>
-        </w:rPr>
-        <w:t>ticketClosedNotificationStatus</w:t>
-      </w:r>
-      <w:proofErr w:type="spellEnd"/>
-      <w:r>
-        <w:rPr>
-          <w:rFonts w:ascii="Aptos" w:hAnsi="Aptos"/>
-        </w:rPr>
-        <w:t xml:space="preserve"> / </w:t>
-      </w:r>
-      <w:proofErr w:type="spellStart"/>
-      <w:r>
-        <w:rPr>
-          <w:rFonts w:ascii="Aptos" w:hAnsi="Aptos"/>
-        </w:rPr>
-        <w:t>ticketClosedNotificationError</w:t>
-      </w:r>
-      <w:proofErr w:type="spellEnd"/>
-      <w:r>
-        <w:rPr>
-          <w:rFonts w:ascii="Aptos" w:hAnsi="Aptos"/>
-        </w:rPr>
-        <w:t xml:space="preserve">, zusätzlich wird </w:t>
-      </w:r>
-      <w:proofErr w:type="spellStart"/>
-      <w:r>
-        <w:rPr>
-          <w:rFonts w:ascii="Aptos" w:hAnsi="Aptos"/>
-        </w:rPr>
-        <w:t>ticketStatus</w:t>
-      </w:r>
-      <w:proofErr w:type="spellEnd"/>
-      <w:r>
-        <w:rPr>
-          <w:rFonts w:ascii="Aptos" w:hAnsi="Aptos"/>
-        </w:rPr>
-        <w:t xml:space="preserve"> = "</w:t>
-      </w:r>
-      <w:proofErr w:type="spellStart"/>
-      <w:r>
-        <w:rPr>
-          <w:rFonts w:ascii="Aptos" w:hAnsi="Aptos"/>
-        </w:rPr>
-        <w:t>geschlossen_zeitueberschreitung</w:t>
-      </w:r>
-      <w:proofErr w:type="spellEnd"/>
-      <w:r>
-        <w:rPr>
-          <w:rFonts w:ascii="Aptos" w:hAnsi="Aptos"/>
-        </w:rPr>
-        <w:t>" gesetzt.</w:t>
+        <w:t>„Ticket schließen“ (scriptTask, ausgelöst nach Timeout PT72H): prüft, ob slackWebhookUrl gesetzt und eine hooks.slack.com-URL ist. Falls ja, wird eine Slack-Nachricht ({"text": ...}) gepostet, andernfalls ein JSON-Payload an den lokalen Fallback-Endpunkt /api/notifications/ticket-closed. Ergebnis in ticketClosedNotificationStatus / ticketClosedNotificationError, zusätzlich wird ticketStatus = "geschlossen_zeitueberschreitung" gesetzt.</w:t>
       </w:r>
     </w:p>
     <w:p>
@@ -7637,245 +5327,7 @@
         <w:rPr>
           <w:rFonts w:ascii="Aptos" w:hAnsi="Aptos"/>
         </w:rPr>
-        <w:t xml:space="preserve">„Anfrage klassifizieren“ – </w:t>
-      </w:r>
-      <w:proofErr w:type="spellStart"/>
-      <w:r>
-        <w:rPr>
-          <w:rFonts w:ascii="Aptos" w:hAnsi="Aptos"/>
-        </w:rPr>
-        <w:t>ExecutionListener</w:t>
-      </w:r>
-      <w:proofErr w:type="spellEnd"/>
-      <w:r>
-        <w:rPr>
-          <w:rFonts w:ascii="Aptos" w:hAnsi="Aptos"/>
-        </w:rPr>
-        <w:t xml:space="preserve"> (</w:t>
-      </w:r>
-      <w:proofErr w:type="spellStart"/>
-      <w:r>
-        <w:rPr>
-          <w:rFonts w:ascii="Aptos" w:hAnsi="Aptos"/>
-        </w:rPr>
-        <w:t>event</w:t>
-      </w:r>
-      <w:proofErr w:type="spellEnd"/>
-      <w:r>
-        <w:rPr>
-          <w:rFonts w:ascii="Aptos" w:hAnsi="Aptos"/>
-        </w:rPr>
-        <w:t xml:space="preserve">="end", </w:t>
-      </w:r>
-      <w:proofErr w:type="spellStart"/>
-      <w:r>
-        <w:rPr>
-          <w:rFonts w:ascii="Aptos" w:hAnsi="Aptos"/>
-        </w:rPr>
-        <w:t>scriptFormat</w:t>
-      </w:r>
-      <w:proofErr w:type="spellEnd"/>
-      <w:r>
-        <w:rPr>
-          <w:rFonts w:ascii="Aptos" w:hAnsi="Aptos"/>
-        </w:rPr>
-        <w:t>="</w:t>
-      </w:r>
-      <w:proofErr w:type="spellStart"/>
-      <w:r>
-        <w:rPr>
-          <w:rFonts w:ascii="Aptos" w:hAnsi="Aptos"/>
-        </w:rPr>
-        <w:t>javascript</w:t>
-      </w:r>
-      <w:proofErr w:type="spellEnd"/>
-      <w:r>
-        <w:rPr>
-          <w:rFonts w:ascii="Aptos" w:hAnsi="Aptos"/>
-        </w:rPr>
-        <w:t xml:space="preserve">"): bei </w:t>
-      </w:r>
-      <w:proofErr w:type="spellStart"/>
-      <w:r>
-        <w:rPr>
-          <w:rFonts w:ascii="Aptos" w:hAnsi="Aptos"/>
-        </w:rPr>
-        <w:t>anliegenart</w:t>
-      </w:r>
-      <w:proofErr w:type="spellEnd"/>
-      <w:r>
-        <w:rPr>
-          <w:rFonts w:ascii="Aptos" w:hAnsi="Aptos"/>
-        </w:rPr>
-        <w:t xml:space="preserve"> = </w:t>
-      </w:r>
-      <w:proofErr w:type="spellStart"/>
-      <w:r>
-        <w:rPr>
-          <w:rFonts w:ascii="Aptos" w:hAnsi="Aptos"/>
-        </w:rPr>
-        <w:t>datenfehler</w:t>
-      </w:r>
-      <w:proofErr w:type="spellEnd"/>
-      <w:r>
-        <w:rPr>
-          <w:rFonts w:ascii="Aptos" w:hAnsi="Aptos"/>
-        </w:rPr>
-        <w:t xml:space="preserve"> oder </w:t>
-      </w:r>
-      <w:proofErr w:type="spellStart"/>
-      <w:r>
-        <w:rPr>
-          <w:rFonts w:ascii="Aptos" w:hAnsi="Aptos"/>
-        </w:rPr>
-        <w:t>technisches_problem</w:t>
-      </w:r>
-      <w:proofErr w:type="spellEnd"/>
-      <w:r>
-        <w:rPr>
-          <w:rFonts w:ascii="Aptos" w:hAnsi="Aptos"/>
-        </w:rPr>
-        <w:t xml:space="preserve"> wird die GitHub Search-</w:t>
-      </w:r>
-      <w:proofErr w:type="spellStart"/>
-      <w:r>
-        <w:rPr>
-          <w:rFonts w:ascii="Aptos" w:hAnsi="Aptos"/>
-        </w:rPr>
-        <w:t>Issues</w:t>
-      </w:r>
-      <w:proofErr w:type="spellEnd"/>
-      <w:r>
-        <w:rPr>
-          <w:rFonts w:ascii="Aptos" w:hAnsi="Aptos"/>
-        </w:rPr>
-        <w:t>-API (api.github.com/</w:t>
-      </w:r>
-      <w:proofErr w:type="spellStart"/>
-      <w:r>
-        <w:rPr>
-          <w:rFonts w:ascii="Aptos" w:hAnsi="Aptos"/>
-        </w:rPr>
-        <w:t>search</w:t>
-      </w:r>
-      <w:proofErr w:type="spellEnd"/>
-      <w:r>
-        <w:rPr>
-          <w:rFonts w:ascii="Aptos" w:hAnsi="Aptos"/>
-        </w:rPr>
-        <w:t>/</w:t>
-      </w:r>
-      <w:proofErr w:type="spellStart"/>
-      <w:r>
-        <w:rPr>
-          <w:rFonts w:ascii="Aptos" w:hAnsi="Aptos"/>
-        </w:rPr>
-        <w:t>issues</w:t>
-      </w:r>
-      <w:proofErr w:type="spellEnd"/>
-      <w:r>
-        <w:rPr>
-          <w:rFonts w:ascii="Aptos" w:hAnsi="Aptos"/>
-        </w:rPr>
-        <w:t>) mit dem konfigurierten Repository (</w:t>
-      </w:r>
-      <w:proofErr w:type="spellStart"/>
-      <w:r>
-        <w:rPr>
-          <w:rFonts w:ascii="Aptos" w:hAnsi="Aptos"/>
-        </w:rPr>
-        <w:t>githubRepo</w:t>
-      </w:r>
-      <w:proofErr w:type="spellEnd"/>
-      <w:r>
-        <w:rPr>
-          <w:rFonts w:ascii="Aptos" w:hAnsi="Aptos"/>
-        </w:rPr>
-        <w:t xml:space="preserve">, Default </w:t>
-      </w:r>
-      <w:proofErr w:type="spellStart"/>
-      <w:r>
-        <w:rPr>
-          <w:rFonts w:ascii="Aptos" w:hAnsi="Aptos"/>
-        </w:rPr>
-        <w:t>hrdtogo</w:t>
-      </w:r>
-      <w:proofErr w:type="spellEnd"/>
-      <w:r>
-        <w:rPr>
-          <w:rFonts w:ascii="Aptos" w:hAnsi="Aptos"/>
-        </w:rPr>
-        <w:t>/</w:t>
-      </w:r>
-      <w:proofErr w:type="spellStart"/>
-      <w:r>
-        <w:rPr>
-          <w:rFonts w:ascii="Aptos" w:hAnsi="Aptos"/>
-        </w:rPr>
-        <w:t>hrdtogo</w:t>
-      </w:r>
-      <w:proofErr w:type="spellEnd"/>
-      <w:r>
-        <w:rPr>
-          <w:rFonts w:ascii="Aptos" w:hAnsi="Aptos"/>
-        </w:rPr>
-        <w:t xml:space="preserve">-software) und einem fachlichen Suchbegriff abgefragt. Trefferanzahl und Such-URL werden in </w:t>
-      </w:r>
-      <w:proofErr w:type="spellStart"/>
-      <w:r>
-        <w:rPr>
-          <w:rFonts w:ascii="Aptos" w:hAnsi="Aptos"/>
-        </w:rPr>
-        <w:t>bekannteFehlerAnzahl</w:t>
-      </w:r>
-      <w:proofErr w:type="spellEnd"/>
-      <w:r>
-        <w:rPr>
-          <w:rFonts w:ascii="Aptos" w:hAnsi="Aptos"/>
-        </w:rPr>
-        <w:t xml:space="preserve"> und </w:t>
-      </w:r>
-      <w:proofErr w:type="spellStart"/>
-      <w:r>
-        <w:rPr>
-          <w:rFonts w:ascii="Aptos" w:hAnsi="Aptos"/>
-        </w:rPr>
-        <w:t>bekannteFehlerUrl</w:t>
-      </w:r>
-      <w:proofErr w:type="spellEnd"/>
-      <w:r>
-        <w:rPr>
-          <w:rFonts w:ascii="Aptos" w:hAnsi="Aptos"/>
-        </w:rPr>
-        <w:t xml:space="preserve"> gespeichert und stehen den nachfolgenden User Tasks der Data-Analyst-Lane zur Verfügung. Bei anderen </w:t>
-      </w:r>
-      <w:proofErr w:type="spellStart"/>
-      <w:r>
-        <w:rPr>
-          <w:rFonts w:ascii="Aptos" w:hAnsi="Aptos"/>
-        </w:rPr>
-        <w:t>Anliegenarten</w:t>
-      </w:r>
-      <w:proofErr w:type="spellEnd"/>
-      <w:r>
-        <w:rPr>
-          <w:rFonts w:ascii="Aptos" w:hAnsi="Aptos"/>
-        </w:rPr>
-        <w:t xml:space="preserve"> oder fehlendem Netzwerkzugriff bleibt </w:t>
-      </w:r>
-      <w:proofErr w:type="spellStart"/>
-      <w:r>
-        <w:rPr>
-          <w:rFonts w:ascii="Aptos" w:hAnsi="Aptos"/>
-        </w:rPr>
-        <w:t>bekannteFehlerAnzahl</w:t>
-      </w:r>
-      <w:proofErr w:type="spellEnd"/>
-      <w:r>
-        <w:rPr>
-          <w:rFonts w:ascii="Aptos" w:hAnsi="Aptos"/>
-        </w:rPr>
-        <w:t xml:space="preserve"> = 0.</w:t>
+        <w:t>„Anfrage klassifizieren“ – ExecutionListener (event="end", scriptFormat="javascript"): bei anliegenart = datenfehler oder technisches_problem wird die GitHub Search-Issues-API (api.github.com/search/issues) mit dem konfigurierten Repository (githubRepo, Default hrdtogo/hrdtogo-software) und einem fachlichen Suchbegriff abgefragt. Trefferanzahl und Such-URL werden in bekannteFehlerAnzahl und bekannteFehlerUrl gespeichert und stehen den nachfolgenden User Tasks der Data-Analyst-Lane zur Verfügung. Bei anderen Anliegenarten oder fehlendem Netzwerkzugriff bleibt bekannteFehlerAnzahl = 0.</w:t>
       </w:r>
     </w:p>
     <w:p>
@@ -7885,7 +5337,7 @@
           <w:rFonts w:ascii="Aptos" w:hAnsi="Aptos"/>
         </w:rPr>
       </w:pPr>
-      <w:bookmarkStart w:id="14" w:name="_Toc232441415"/>
+      <w:bookmarkStart w:id="17" w:name="_Toc232441415"/>
     </w:p>
     <w:p>
       <w:pPr>
@@ -7931,23 +5383,9 @@
           <w:rFonts w:ascii="Aptos" w:hAnsi="Aptos"/>
         </w:rPr>
         <w:lastRenderedPageBreak/>
-        <w:t xml:space="preserve">6.4 </w:t>
-      </w:r>
-      <w:proofErr w:type="spellStart"/>
-      <w:r>
-        <w:rPr>
-          <w:rFonts w:ascii="Aptos" w:hAnsi="Aptos"/>
-        </w:rPr>
-        <w:t>Timer</w:t>
-      </w:r>
-      <w:proofErr w:type="spellEnd"/>
-      <w:r>
-        <w:rPr>
-          <w:rFonts w:ascii="Aptos" w:hAnsi="Aptos"/>
-        </w:rPr>
-        <w:t>-Events</w:t>
-      </w:r>
-      <w:bookmarkEnd w:id="14"/>
+        <w:t>6.4 Timer-Events</w:t>
+      </w:r>
+      <w:bookmarkEnd w:id="17"/>
     </w:p>
     <w:tbl>
       <w:tblPr>
@@ -7972,12 +5410,6 @@
         <w:gridCol w:w="4460"/>
       </w:tblGrid>
       <w:tr>
-        <w:tblPrEx>
-          <w:tblCellMar>
-            <w:top w:w="0" w:type="dxa"/>
-            <w:bottom w:w="0" w:type="dxa"/>
-          </w:tblCellMar>
-        </w:tblPrEx>
         <w:trPr>
           <w:tblHeader/>
         </w:trPr>
@@ -8091,12 +5523,6 @@
         </w:tc>
       </w:tr>
       <w:tr>
-        <w:tblPrEx>
-          <w:tblCellMar>
-            <w:top w:w="0" w:type="dxa"/>
-            <w:bottom w:w="0" w:type="dxa"/>
-          </w:tblCellMar>
-        </w:tblPrEx>
         <w:tc>
           <w:tcPr>
             <w:tcW w:w="3200" w:type="dxa"/>
@@ -8189,36 +5615,12 @@
                 <w:sz w:val="20"/>
                 <w:szCs w:val="20"/>
               </w:rPr>
-              <w:t xml:space="preserve">Erinnerung, falls der Kunde 48h nach Anforderung fehlender Angaben nicht </w:t>
-            </w:r>
-            <w:proofErr w:type="gramStart"/>
-            <w:r>
-              <w:rPr>
-                <w:rFonts w:ascii="Aptos" w:hAnsi="Aptos"/>
-                <w:sz w:val="20"/>
-                <w:szCs w:val="20"/>
-              </w:rPr>
-              <w:t>reagiert</w:t>
-            </w:r>
-            <w:proofErr w:type="gramEnd"/>
-            <w:r>
-              <w:rPr>
-                <w:rFonts w:ascii="Aptos" w:hAnsi="Aptos"/>
-                <w:sz w:val="20"/>
-                <w:szCs w:val="20"/>
-              </w:rPr>
-              <w:t xml:space="preserve"> hat</w:t>
+              <w:t>Erinnerung, falls der Kunde 48h nach Anforderung fehlender Angaben nicht reagiert hat</w:t>
             </w:r>
           </w:p>
         </w:tc>
       </w:tr>
       <w:tr>
-        <w:tblPrEx>
-          <w:tblCellMar>
-            <w:top w:w="0" w:type="dxa"/>
-            <w:bottom w:w="0" w:type="dxa"/>
-          </w:tblCellMar>
-        </w:tblPrEx>
         <w:tc>
           <w:tcPr>
             <w:tcW w:w="3200" w:type="dxa"/>
@@ -8324,28 +5726,14 @@
           <w:rFonts w:ascii="Aptos" w:hAnsi="Aptos"/>
         </w:rPr>
       </w:pPr>
-      <w:bookmarkStart w:id="15" w:name="_Toc232441416"/>
-      <w:r>
-        <w:rPr>
-          <w:rFonts w:ascii="Aptos" w:hAnsi="Aptos"/>
-        </w:rPr>
-        <w:t>7. End-</w:t>
-      </w:r>
-      <w:proofErr w:type="spellStart"/>
-      <w:r>
-        <w:rPr>
-          <w:rFonts w:ascii="Aptos" w:hAnsi="Aptos"/>
-        </w:rPr>
-        <w:t>to</w:t>
-      </w:r>
-      <w:proofErr w:type="spellEnd"/>
-      <w:r>
-        <w:rPr>
-          <w:rFonts w:ascii="Aptos" w:hAnsi="Aptos"/>
-        </w:rPr>
-        <w:t>-End-Testlauf</w:t>
-      </w:r>
-      <w:bookmarkEnd w:id="15"/>
+      <w:bookmarkStart w:id="18" w:name="_Toc232441416"/>
+      <w:r>
+        <w:rPr>
+          <w:rFonts w:ascii="Aptos" w:hAnsi="Aptos"/>
+        </w:rPr>
+        <w:t>7. End-to-End-Testlauf</w:t>
+      </w:r>
+      <w:bookmarkEnd w:id="18"/>
     </w:p>
     <w:p>
       <w:pPr>
@@ -8358,35 +5746,7 @@
         <w:rPr>
           <w:rFonts w:ascii="Aptos" w:hAnsi="Aptos"/>
         </w:rPr>
-        <w:t xml:space="preserve">Voraussetzung: </w:t>
-      </w:r>
-      <w:proofErr w:type="spellStart"/>
-      <w:r>
-        <w:rPr>
-          <w:rFonts w:ascii="Aptos" w:hAnsi="Aptos"/>
-        </w:rPr>
-        <w:t>Camunda</w:t>
-      </w:r>
-      <w:proofErr w:type="spellEnd"/>
-      <w:r>
-        <w:rPr>
-          <w:rFonts w:ascii="Aptos" w:hAnsi="Aptos"/>
-        </w:rPr>
-        <w:t xml:space="preserve"> Run läuft (Kap. 3), REST-Mock-Services laufen (Kap. 4), Prozess ist </w:t>
-      </w:r>
-      <w:proofErr w:type="spellStart"/>
-      <w:r>
-        <w:rPr>
-          <w:rFonts w:ascii="Aptos" w:hAnsi="Aptos"/>
-        </w:rPr>
-        <w:t>deployed</w:t>
-      </w:r>
-      <w:proofErr w:type="spellEnd"/>
-      <w:r>
-        <w:rPr>
-          <w:rFonts w:ascii="Aptos" w:hAnsi="Aptos"/>
-        </w:rPr>
-        <w:t xml:space="preserve"> (Kap. 5).</w:t>
+        <w:t>Voraussetzung: Camunda Run läuft (Kap. 3), REST-Mock-Services laufen (Kap. 4), Prozess ist deployed (Kap. 5).</w:t>
       </w:r>
     </w:p>
     <w:p>
@@ -8401,39 +5761,28 @@
           <w:rFonts w:ascii="Aptos" w:hAnsi="Aptos"/>
         </w:rPr>
       </w:pPr>
-      <w:r>
-        <w:rPr>
-          <w:rFonts w:ascii="Aptos" w:hAnsi="Aptos"/>
-        </w:rPr>
-        <w:t>Da das Start-Event „Anfrage erhalten“ ein Message-Start-Event ist, eine neue Instanz am einfachsten über Cockpit ("Prozessdefinitionen" → "</w:t>
-      </w:r>
-      <w:proofErr w:type="spellStart"/>
-      <w:r>
-        <w:rPr>
-          <w:rFonts w:ascii="Aptos" w:hAnsi="Aptos"/>
-        </w:rPr>
-        <w:t>HRDtoGo</w:t>
-      </w:r>
-      <w:proofErr w:type="spellEnd"/>
-      <w:r>
-        <w:rPr>
-          <w:rFonts w:ascii="Aptos" w:hAnsi="Aptos"/>
-        </w:rPr>
-        <w:t xml:space="preserve">" → "Prozessinstanz starten") oder über die </w:t>
-      </w:r>
-      <w:proofErr w:type="spellStart"/>
-      <w:r>
-        <w:rPr>
-          <w:rFonts w:ascii="Aptos" w:hAnsi="Aptos"/>
-        </w:rPr>
-        <w:t>Tasklist</w:t>
-      </w:r>
-      <w:proofErr w:type="spellEnd"/>
-      <w:r>
-        <w:rPr>
-          <w:rFonts w:ascii="Aptos" w:hAnsi="Aptos"/>
-        </w:rPr>
-        <w:t xml:space="preserve"> starten – das hinterlegte Startformular (Kap. 6.1) wird automatisch angezeigt. Beispielwerte:</w:t>
+      <w:commentRangeStart w:id="19"/>
+      <w:r>
+        <w:rPr>
+          <w:rFonts w:ascii="Aptos" w:hAnsi="Aptos"/>
+        </w:rPr>
+        <w:t xml:space="preserve">Da </w:t>
+      </w:r>
+      <w:commentRangeEnd w:id="19"/>
+      <w:r>
+        <w:rPr>
+          <w:rStyle w:val="Kommentarzeichen"/>
+          <w:rFonts w:ascii="Aptos" w:hAnsi="Aptos"/>
+          <w:sz w:val="22"/>
+          <w:szCs w:val="22"/>
+        </w:rPr>
+        <w:commentReference w:id="19"/>
+      </w:r>
+      <w:r>
+        <w:rPr>
+          <w:rFonts w:ascii="Aptos" w:hAnsi="Aptos"/>
+        </w:rPr>
+        <w:t>das Start-Event „Anfrage erhalten“ ein Message-Start-Event ist, eine neue Instanz am einfachsten über Cockpit ("Prozessdefinitionen" → "HRDtoGo" → "Prozessinstanz starten") oder über die Tasklist starten – das hinterlegte Startformular (Kap. 6.1) wird automatisch angezeigt. Beispielwerte:</w:t>
       </w:r>
     </w:p>
     <w:p>
@@ -8444,23 +5793,30 @@
           <w:rFonts w:ascii="Aptos" w:hAnsi="Aptos"/>
         </w:rPr>
       </w:pPr>
-      <w:proofErr w:type="spellStart"/>
       <w:r>
         <w:rPr>
           <w:rFonts w:ascii="Aptos" w:eastAsia="Consolas" w:hAnsi="Aptos" w:cs="Consolas"/>
           <w:sz w:val="20"/>
           <w:szCs w:val="20"/>
         </w:rPr>
-        <w:t>kundennummer</w:t>
-      </w:r>
-      <w:proofErr w:type="spellEnd"/>
+        <w:t>kundennummer:     K-1001</w:t>
+      </w:r>
+    </w:p>
+    <w:p>
+      <w:pPr>
+        <w:shd w:val="clear" w:color="auto" w:fill="F2F2F2"/>
+        <w:spacing w:after="120"/>
+        <w:rPr>
+          <w:rFonts w:ascii="Aptos" w:hAnsi="Aptos"/>
+        </w:rPr>
+      </w:pPr>
       <w:r>
         <w:rPr>
           <w:rFonts w:ascii="Aptos" w:eastAsia="Consolas" w:hAnsi="Aptos" w:cs="Consolas"/>
           <w:sz w:val="20"/>
           <w:szCs w:val="20"/>
         </w:rPr>
-        <w:t>:     K-1001</w:t>
+        <w:t>ansprechpartner:  Frau Müller</w:t>
       </w:r>
     </w:p>
     <w:p>
@@ -8471,23 +5827,30 @@
           <w:rFonts w:ascii="Aptos" w:hAnsi="Aptos"/>
         </w:rPr>
       </w:pPr>
-      <w:proofErr w:type="spellStart"/>
       <w:r>
         <w:rPr>
           <w:rFonts w:ascii="Aptos" w:eastAsia="Consolas" w:hAnsi="Aptos" w:cs="Consolas"/>
           <w:sz w:val="20"/>
           <w:szCs w:val="20"/>
         </w:rPr>
-        <w:t>ansprechpartner</w:t>
-      </w:r>
-      <w:proofErr w:type="spellEnd"/>
+        <w:t>email:            mueller@musterbau.de</w:t>
+      </w:r>
+    </w:p>
+    <w:p>
+      <w:pPr>
+        <w:shd w:val="clear" w:color="auto" w:fill="F2F2F2"/>
+        <w:spacing w:after="120"/>
+        <w:rPr>
+          <w:rFonts w:ascii="Aptos" w:hAnsi="Aptos"/>
+        </w:rPr>
+      </w:pPr>
       <w:r>
         <w:rPr>
           <w:rFonts w:ascii="Aptos" w:eastAsia="Consolas" w:hAnsi="Aptos" w:cs="Consolas"/>
           <w:sz w:val="20"/>
           <w:szCs w:val="20"/>
         </w:rPr>
-        <w:t>:  Frau Müller</w:t>
+        <w:t>betroffenerReport: Monatsreport Mai</w:t>
       </w:r>
     </w:p>
     <w:p>
@@ -8498,23 +5861,30 @@
           <w:rFonts w:ascii="Aptos" w:hAnsi="Aptos"/>
         </w:rPr>
       </w:pPr>
-      <w:proofErr w:type="gramStart"/>
       <w:r>
         <w:rPr>
           <w:rFonts w:ascii="Aptos" w:eastAsia="Consolas" w:hAnsi="Aptos" w:cs="Consolas"/>
           <w:sz w:val="20"/>
           <w:szCs w:val="20"/>
         </w:rPr>
-        <w:t>email</w:t>
-      </w:r>
-      <w:proofErr w:type="gramEnd"/>
+        <w:t>beschreibung:     Zahlen im Report stimmen nicht mit dem System überein.</w:t>
+      </w:r>
+    </w:p>
+    <w:p>
+      <w:pPr>
+        <w:shd w:val="clear" w:color="auto" w:fill="F2F2F2"/>
+        <w:spacing w:after="120"/>
+        <w:rPr>
+          <w:rFonts w:ascii="Aptos" w:hAnsi="Aptos"/>
+        </w:rPr>
+      </w:pPr>
       <w:r>
         <w:rPr>
           <w:rFonts w:ascii="Aptos" w:eastAsia="Consolas" w:hAnsi="Aptos" w:cs="Consolas"/>
           <w:sz w:val="20"/>
           <w:szCs w:val="20"/>
         </w:rPr>
-        <w:t>:            mueller@musterbau.de</w:t>
+        <w:t>anliegenartKunde: datenfehler</w:t>
       </w:r>
     </w:p>
     <w:p>
@@ -8525,114 +5895,13 @@
           <w:rFonts w:ascii="Aptos" w:hAnsi="Aptos"/>
         </w:rPr>
       </w:pPr>
-      <w:proofErr w:type="spellStart"/>
       <w:r>
         <w:rPr>
           <w:rFonts w:ascii="Aptos" w:eastAsia="Consolas" w:hAnsi="Aptos" w:cs="Consolas"/>
           <w:sz w:val="20"/>
           <w:szCs w:val="20"/>
         </w:rPr>
-        <w:t>betroffenerReport</w:t>
-      </w:r>
-      <w:proofErr w:type="spellEnd"/>
-      <w:r>
-        <w:rPr>
-          <w:rFonts w:ascii="Aptos" w:eastAsia="Consolas" w:hAnsi="Aptos" w:cs="Consolas"/>
-          <w:sz w:val="20"/>
-          <w:szCs w:val="20"/>
-        </w:rPr>
-        <w:t>: Monatsreport Mai</w:t>
-      </w:r>
-    </w:p>
-    <w:p>
-      <w:pPr>
-        <w:shd w:val="clear" w:color="auto" w:fill="F2F2F2"/>
-        <w:spacing w:after="120"/>
-        <w:rPr>
-          <w:rFonts w:ascii="Aptos" w:hAnsi="Aptos"/>
-        </w:rPr>
-      </w:pPr>
-      <w:proofErr w:type="spellStart"/>
-      <w:r>
-        <w:rPr>
-          <w:rFonts w:ascii="Aptos" w:eastAsia="Consolas" w:hAnsi="Aptos" w:cs="Consolas"/>
-          <w:sz w:val="20"/>
-          <w:szCs w:val="20"/>
-        </w:rPr>
-        <w:t>beschreibung</w:t>
-      </w:r>
-      <w:proofErr w:type="spellEnd"/>
-      <w:r>
-        <w:rPr>
-          <w:rFonts w:ascii="Aptos" w:eastAsia="Consolas" w:hAnsi="Aptos" w:cs="Consolas"/>
-          <w:sz w:val="20"/>
-          <w:szCs w:val="20"/>
-        </w:rPr>
-        <w:t>:     Zahlen im Report stimmen nicht mit dem System überein.</w:t>
-      </w:r>
-    </w:p>
-    <w:p>
-      <w:pPr>
-        <w:shd w:val="clear" w:color="auto" w:fill="F2F2F2"/>
-        <w:spacing w:after="120"/>
-        <w:rPr>
-          <w:rFonts w:ascii="Aptos" w:hAnsi="Aptos"/>
-        </w:rPr>
-      </w:pPr>
-      <w:proofErr w:type="spellStart"/>
-      <w:r>
-        <w:rPr>
-          <w:rFonts w:ascii="Aptos" w:eastAsia="Consolas" w:hAnsi="Aptos" w:cs="Consolas"/>
-          <w:sz w:val="20"/>
-          <w:szCs w:val="20"/>
-        </w:rPr>
-        <w:t>anliegenartKunde</w:t>
-      </w:r>
-      <w:proofErr w:type="spellEnd"/>
-      <w:r>
-        <w:rPr>
-          <w:rFonts w:ascii="Aptos" w:eastAsia="Consolas" w:hAnsi="Aptos" w:cs="Consolas"/>
-          <w:sz w:val="20"/>
-          <w:szCs w:val="20"/>
-        </w:rPr>
-        <w:t xml:space="preserve">: </w:t>
-      </w:r>
-      <w:proofErr w:type="spellStart"/>
-      <w:r>
-        <w:rPr>
-          <w:rFonts w:ascii="Aptos" w:eastAsia="Consolas" w:hAnsi="Aptos" w:cs="Consolas"/>
-          <w:sz w:val="20"/>
-          <w:szCs w:val="20"/>
-        </w:rPr>
-        <w:t>datenfehler</w:t>
-      </w:r>
-      <w:proofErr w:type="spellEnd"/>
-    </w:p>
-    <w:p>
-      <w:pPr>
-        <w:shd w:val="clear" w:color="auto" w:fill="F2F2F2"/>
-        <w:spacing w:after="120"/>
-        <w:rPr>
-          <w:rFonts w:ascii="Aptos" w:hAnsi="Aptos"/>
-        </w:rPr>
-      </w:pPr>
-      <w:proofErr w:type="spellStart"/>
-      <w:r>
-        <w:rPr>
-          <w:rFonts w:ascii="Aptos" w:eastAsia="Consolas" w:hAnsi="Aptos" w:cs="Consolas"/>
-          <w:sz w:val="20"/>
-          <w:szCs w:val="20"/>
-        </w:rPr>
-        <w:t>prioritaet</w:t>
-      </w:r>
-      <w:proofErr w:type="spellEnd"/>
-      <w:r>
-        <w:rPr>
-          <w:rFonts w:ascii="Aptos" w:eastAsia="Consolas" w:hAnsi="Aptos" w:cs="Consolas"/>
-          <w:sz w:val="20"/>
-          <w:szCs w:val="20"/>
-        </w:rPr>
-        <w:t>:       hoch</w:t>
+        <w:t>prioritaet:       hoch</w:t>
       </w:r>
     </w:p>
     <w:p>
@@ -8651,49 +5920,7 @@
         <w:rPr>
           <w:rFonts w:ascii="Aptos" w:hAnsi="Aptos"/>
         </w:rPr>
-        <w:t xml:space="preserve">In der </w:t>
-      </w:r>
-      <w:proofErr w:type="spellStart"/>
-      <w:r>
-        <w:rPr>
-          <w:rFonts w:ascii="Aptos" w:hAnsi="Aptos"/>
-        </w:rPr>
-        <w:t>Tasklist</w:t>
-      </w:r>
-      <w:proofErr w:type="spellEnd"/>
-      <w:r>
-        <w:rPr>
-          <w:rFonts w:ascii="Aptos" w:hAnsi="Aptos"/>
-        </w:rPr>
-        <w:t xml:space="preserve"> (als Mitglied der jeweiligen Gruppe) die Aufgaben der Reihe </w:t>
-      </w:r>
-      <w:proofErr w:type="gramStart"/>
-      <w:r>
-        <w:rPr>
-          <w:rFonts w:ascii="Aptos" w:hAnsi="Aptos"/>
-        </w:rPr>
-        <w:t>nach bearbeiten</w:t>
-      </w:r>
-      <w:proofErr w:type="gramEnd"/>
-      <w:r>
-        <w:rPr>
-          <w:rFonts w:ascii="Aptos" w:hAnsi="Aptos"/>
-        </w:rPr>
-        <w:t xml:space="preserve">: „Anfrage prüfen“ → „Anfrage klassifizieren“ → fachliche Bearbeitung je </w:t>
-      </w:r>
-      <w:proofErr w:type="spellStart"/>
-      <w:r>
-        <w:rPr>
-          <w:rFonts w:ascii="Aptos" w:hAnsi="Aptos"/>
-        </w:rPr>
-        <w:t>Anliegenart</w:t>
-      </w:r>
-      <w:proofErr w:type="spellEnd"/>
-      <w:r>
-        <w:rPr>
-          <w:rFonts w:ascii="Aptos" w:hAnsi="Aptos"/>
-        </w:rPr>
-        <w:t xml:space="preserve"> (z. B. „Fehler analysieren“) → ggf. „Fall prüfen“ bei Eskalation → „Anfrage bearbeiten“.</w:t>
+        <w:t>In der Tasklist (als Mitglied der jeweiligen Gruppe) die Aufgaben der Reihe nach bearbeiten: „Anfrage prüfen“ → „Anfrage klassifizieren“ → fachliche Bearbeitung je Anliegenart (z. B. „Fehler analysieren“) → ggf. „Fall prüfen“ bei Eskalation → „Anfrage bearbeiten“.</w:t>
       </w:r>
     </w:p>
     <w:p>
@@ -8712,49 +5939,7 @@
         <w:rPr>
           <w:rFonts w:ascii="Aptos" w:hAnsi="Aptos"/>
         </w:rPr>
-        <w:t>Beim Abschluss von „Anfrage klassifizieren“ läuft automatisch der GitHub-</w:t>
-      </w:r>
-      <w:proofErr w:type="spellStart"/>
-      <w:r>
-        <w:rPr>
-          <w:rFonts w:ascii="Aptos" w:hAnsi="Aptos"/>
-        </w:rPr>
-        <w:t>ExecutionListener</w:t>
-      </w:r>
-      <w:proofErr w:type="spellEnd"/>
-      <w:r>
-        <w:rPr>
-          <w:rFonts w:ascii="Aptos" w:hAnsi="Aptos"/>
-        </w:rPr>
-        <w:t xml:space="preserve">; </w:t>
-      </w:r>
-      <w:proofErr w:type="spellStart"/>
-      <w:r>
-        <w:rPr>
-          <w:rFonts w:ascii="Aptos" w:hAnsi="Aptos"/>
-        </w:rPr>
-        <w:t>bekannteFehlerAnzahl</w:t>
-      </w:r>
-      <w:proofErr w:type="spellEnd"/>
-      <w:r>
-        <w:rPr>
-          <w:rFonts w:ascii="Aptos" w:hAnsi="Aptos"/>
-        </w:rPr>
-        <w:t xml:space="preserve"> / </w:t>
-      </w:r>
-      <w:proofErr w:type="spellStart"/>
-      <w:r>
-        <w:rPr>
-          <w:rFonts w:ascii="Aptos" w:hAnsi="Aptos"/>
-        </w:rPr>
-        <w:t>bekannteFehlerUrl</w:t>
-      </w:r>
-      <w:proofErr w:type="spellEnd"/>
-      <w:r>
-        <w:rPr>
-          <w:rFonts w:ascii="Aptos" w:hAnsi="Aptos"/>
-        </w:rPr>
-        <w:t xml:space="preserve"> sind danach in Cockpit unter "Variablen" der Instanz sichtbar.</w:t>
+        <w:t>Beim Abschluss von „Anfrage klassifizieren“ läuft automatisch der GitHub-ExecutionListener; bekannteFehlerAnzahl / bekannteFehlerUrl sind danach in Cockpit unter "Variablen" der Instanz sichtbar.</w:t>
       </w:r>
     </w:p>
     <w:p>
@@ -8773,35 +5958,7 @@
         <w:rPr>
           <w:rFonts w:ascii="Aptos" w:hAnsi="Aptos"/>
         </w:rPr>
-        <w:t>Erreicht der Prozess über das RPA-Bot-Gateway „Lösung protokollieren“, wird automatisch POST /</w:t>
-      </w:r>
-      <w:proofErr w:type="spellStart"/>
-      <w:r>
-        <w:rPr>
-          <w:rFonts w:ascii="Aptos" w:hAnsi="Aptos"/>
-        </w:rPr>
-        <w:t>api</w:t>
-      </w:r>
-      <w:proofErr w:type="spellEnd"/>
-      <w:r>
-        <w:rPr>
-          <w:rFonts w:ascii="Aptos" w:hAnsi="Aptos"/>
-        </w:rPr>
-        <w:t>/</w:t>
-      </w:r>
-      <w:proofErr w:type="spellStart"/>
-      <w:r>
-        <w:rPr>
-          <w:rFonts w:ascii="Aptos" w:hAnsi="Aptos"/>
-        </w:rPr>
-        <w:t>knowledge</w:t>
-      </w:r>
-      <w:proofErr w:type="spellEnd"/>
-      <w:r>
-        <w:rPr>
-          <w:rFonts w:ascii="Aptos" w:hAnsi="Aptos"/>
-        </w:rPr>
-        <w:t>-base ausgeführt. Ergebnis prüfen:</w:t>
+        <w:t>Erreicht der Prozess über das RPA-Bot-Gateway „Lösung protokollieren“, wird automatisch POST /api/knowledge-base ausgeführt. Ergebnis prüfen:</w:t>
       </w:r>
     </w:p>
     <w:p>
@@ -8812,23 +5969,13 @@
           <w:rFonts w:ascii="Aptos" w:hAnsi="Aptos"/>
         </w:rPr>
       </w:pPr>
-      <w:proofErr w:type="spellStart"/>
       <w:r>
         <w:rPr>
           <w:rFonts w:ascii="Aptos" w:eastAsia="Consolas" w:hAnsi="Aptos" w:cs="Consolas"/>
           <w:sz w:val="20"/>
           <w:szCs w:val="20"/>
         </w:rPr>
-        <w:t>curl</w:t>
-      </w:r>
-      <w:proofErr w:type="spellEnd"/>
-      <w:r>
-        <w:rPr>
-          <w:rFonts w:ascii="Aptos" w:eastAsia="Consolas" w:hAnsi="Aptos" w:cs="Consolas"/>
-          <w:sz w:val="20"/>
-          <w:szCs w:val="20"/>
-        </w:rPr>
-        <w:t xml:space="preserve"> http://localhost:8089/api/knowledge-base</w:t>
+        <w:t>curl http://localhost:8089/api/knowledge-base</w:t>
       </w:r>
     </w:p>
     <w:p>
@@ -8847,63 +5994,7 @@
         <w:rPr>
           <w:rFonts w:ascii="Aptos" w:hAnsi="Aptos"/>
         </w:rPr>
-        <w:t xml:space="preserve">Reagiert der Kunde nicht innerhalb von PT72H (für den Test die </w:t>
-      </w:r>
-      <w:proofErr w:type="spellStart"/>
-      <w:r>
-        <w:rPr>
-          <w:rFonts w:ascii="Aptos" w:hAnsi="Aptos"/>
-        </w:rPr>
-        <w:t>Timer</w:t>
-      </w:r>
-      <w:proofErr w:type="spellEnd"/>
-      <w:r>
-        <w:rPr>
-          <w:rFonts w:ascii="Aptos" w:hAnsi="Aptos"/>
-        </w:rPr>
-        <w:t xml:space="preserve">-Dauer im </w:t>
-      </w:r>
-      <w:proofErr w:type="spellStart"/>
-      <w:r>
-        <w:rPr>
-          <w:rFonts w:ascii="Aptos" w:hAnsi="Aptos"/>
-        </w:rPr>
-        <w:t>Modeler</w:t>
-      </w:r>
-      <w:proofErr w:type="spellEnd"/>
-      <w:r>
-        <w:rPr>
-          <w:rFonts w:ascii="Aptos" w:hAnsi="Aptos"/>
-        </w:rPr>
-        <w:t xml:space="preserve"> temporär z. B. auf PT1M reduzieren), wird „Ticket schließen“ ausgelöst. Ergebnis prüfen (ohne gesetzte </w:t>
-      </w:r>
-      <w:proofErr w:type="spellStart"/>
-      <w:r>
-        <w:rPr>
-          <w:rFonts w:ascii="Aptos" w:hAnsi="Aptos"/>
-        </w:rPr>
-        <w:t>slackWebhookUrl</w:t>
-      </w:r>
-      <w:proofErr w:type="spellEnd"/>
-      <w:r>
-        <w:rPr>
-          <w:rFonts w:ascii="Aptos" w:hAnsi="Aptos"/>
-        </w:rPr>
-        <w:t xml:space="preserve"> läuft der </w:t>
-      </w:r>
-      <w:proofErr w:type="spellStart"/>
-      <w:r>
-        <w:rPr>
-          <w:rFonts w:ascii="Aptos" w:hAnsi="Aptos"/>
-        </w:rPr>
-        <w:t>Fallback</w:t>
-      </w:r>
-      <w:proofErr w:type="spellEnd"/>
-      <w:r>
-        <w:rPr>
-          <w:rFonts w:ascii="Aptos" w:hAnsi="Aptos"/>
-        </w:rPr>
-        <w:t>):</w:t>
+        <w:t>Reagiert der Kunde nicht innerhalb von PT72H (für den Test die Timer-Dauer im Modeler temporär z. B. auf PT1M reduzieren), wird „Ticket schließen“ ausgelöst. Ergebnis prüfen (ohne gesetzte slackWebhookUrl läuft der Fallback):</w:t>
       </w:r>
     </w:p>
     <w:p>
@@ -8914,23 +6005,13 @@
           <w:rFonts w:ascii="Aptos" w:hAnsi="Aptos"/>
         </w:rPr>
       </w:pPr>
-      <w:proofErr w:type="spellStart"/>
       <w:r>
         <w:rPr>
           <w:rFonts w:ascii="Aptos" w:eastAsia="Consolas" w:hAnsi="Aptos" w:cs="Consolas"/>
           <w:sz w:val="20"/>
           <w:szCs w:val="20"/>
         </w:rPr>
-        <w:t>curl</w:t>
-      </w:r>
-      <w:proofErr w:type="spellEnd"/>
-      <w:r>
-        <w:rPr>
-          <w:rFonts w:ascii="Aptos" w:eastAsia="Consolas" w:hAnsi="Aptos" w:cs="Consolas"/>
-          <w:sz w:val="20"/>
-          <w:szCs w:val="20"/>
-        </w:rPr>
-        <w:t xml:space="preserve"> http://localhost:8089/api/notifications</w:t>
+        <w:t>curl http://localhost:8089/api/notifications</w:t>
       </w:r>
     </w:p>
     <w:p>
@@ -8959,7 +6040,7 @@
           <w:rFonts w:ascii="Aptos" w:hAnsi="Aptos"/>
         </w:rPr>
       </w:pPr>
-      <w:bookmarkStart w:id="16" w:name="_Toc232441417"/>
+      <w:bookmarkStart w:id="20" w:name="_Toc232441417"/>
     </w:p>
     <w:p>
       <w:pPr>
@@ -8975,7 +6056,7 @@
         <w:lastRenderedPageBreak/>
         <w:t>8. Troubleshooting</w:t>
       </w:r>
-      <w:bookmarkEnd w:id="16"/>
+      <w:bookmarkEnd w:id="20"/>
     </w:p>
     <w:tbl>
       <w:tblPr>
@@ -8999,12 +6080,6 @@
         <w:gridCol w:w="6560"/>
       </w:tblGrid>
       <w:tr>
-        <w:tblPrEx>
-          <w:tblCellMar>
-            <w:top w:w="0" w:type="dxa"/>
-            <w:bottom w:w="0" w:type="dxa"/>
-          </w:tblCellMar>
-        </w:tblPrEx>
         <w:trPr>
           <w:tblHeader/>
         </w:trPr>
@@ -9082,12 +6157,6 @@
         </w:tc>
       </w:tr>
       <w:tr>
-        <w:tblPrEx>
-          <w:tblCellMar>
-            <w:top w:w="0" w:type="dxa"/>
-            <w:bottom w:w="0" w:type="dxa"/>
-          </w:tblCellMar>
-        </w:tblPrEx>
         <w:tc>
           <w:tcPr>
             <w:tcW w:w="2800" w:type="dxa"/>
@@ -9116,25 +6185,7 @@
                 <w:sz w:val="20"/>
                 <w:szCs w:val="20"/>
               </w:rPr>
-              <w:t xml:space="preserve">JavaScript-Task wirft "Connection </w:t>
-            </w:r>
-            <w:proofErr w:type="spellStart"/>
-            <w:r>
-              <w:rPr>
-                <w:rFonts w:ascii="Aptos" w:hAnsi="Aptos"/>
-                <w:sz w:val="20"/>
-                <w:szCs w:val="20"/>
-              </w:rPr>
-              <w:t>refused</w:t>
-            </w:r>
-            <w:proofErr w:type="spellEnd"/>
-            <w:r>
-              <w:rPr>
-                <w:rFonts w:ascii="Aptos" w:hAnsi="Aptos"/>
-                <w:sz w:val="20"/>
-                <w:szCs w:val="20"/>
-              </w:rPr>
-              <w:t>" auf localhost:8089</w:t>
+              <w:t>JavaScript-Task wirft "Connection refused" auf localhost:8089</w:t>
             </w:r>
           </w:p>
         </w:tc>
@@ -9172,12 +6223,6 @@
         </w:tc>
       </w:tr>
       <w:tr>
-        <w:tblPrEx>
-          <w:tblCellMar>
-            <w:top w:w="0" w:type="dxa"/>
-            <w:bottom w:w="0" w:type="dxa"/>
-          </w:tblCellMar>
-        </w:tblPrEx>
         <w:tc>
           <w:tcPr>
             <w:tcW w:w="2800" w:type="dxa"/>
@@ -9206,25 +6251,7 @@
                 <w:sz w:val="20"/>
                 <w:szCs w:val="20"/>
               </w:rPr>
-              <w:t xml:space="preserve">GitHub-Suche liefert </w:t>
-            </w:r>
-            <w:proofErr w:type="spellStart"/>
-            <w:r>
-              <w:rPr>
-                <w:rFonts w:ascii="Aptos" w:hAnsi="Aptos"/>
-                <w:sz w:val="20"/>
-                <w:szCs w:val="20"/>
-              </w:rPr>
-              <w:t>bekannteFehlerAnzahl</w:t>
-            </w:r>
-            <w:proofErr w:type="spellEnd"/>
-            <w:r>
-              <w:rPr>
-                <w:rFonts w:ascii="Aptos" w:hAnsi="Aptos"/>
-                <w:sz w:val="20"/>
-                <w:szCs w:val="20"/>
-              </w:rPr>
-              <w:t xml:space="preserve"> = 0</w:t>
+              <w:t>GitHub-Suche liefert bekannteFehlerAnzahl = 0</w:t>
             </w:r>
           </w:p>
         </w:tc>
@@ -9256,54 +6283,12 @@
                 <w:sz w:val="20"/>
                 <w:szCs w:val="20"/>
               </w:rPr>
-              <w:t>Erwartetes Verhalten ohne Internetzugang oder wenn das Repository (</w:t>
-            </w:r>
-            <w:proofErr w:type="spellStart"/>
-            <w:r>
-              <w:rPr>
-                <w:rFonts w:ascii="Aptos" w:hAnsi="Aptos"/>
-                <w:sz w:val="20"/>
-                <w:szCs w:val="20"/>
-              </w:rPr>
-              <w:t>githubRepo</w:t>
-            </w:r>
-            <w:proofErr w:type="spellEnd"/>
-            <w:r>
-              <w:rPr>
-                <w:rFonts w:ascii="Aptos" w:hAnsi="Aptos"/>
-                <w:sz w:val="20"/>
-                <w:szCs w:val="20"/>
-              </w:rPr>
-              <w:t xml:space="preserve">) keine passenden </w:t>
-            </w:r>
-            <w:proofErr w:type="spellStart"/>
-            <w:r>
-              <w:rPr>
-                <w:rFonts w:ascii="Aptos" w:hAnsi="Aptos"/>
-                <w:sz w:val="20"/>
-                <w:szCs w:val="20"/>
-              </w:rPr>
-              <w:t>Issues</w:t>
-            </w:r>
-            <w:proofErr w:type="spellEnd"/>
-            <w:r>
-              <w:rPr>
-                <w:rFonts w:ascii="Aptos" w:hAnsi="Aptos"/>
-                <w:sz w:val="20"/>
-                <w:szCs w:val="20"/>
-              </w:rPr>
-              <w:t xml:space="preserve"> enthält; der Prozess läuft trotzdem normal weiter.</w:t>
+              <w:t>Erwartetes Verhalten ohne Internetzugang oder wenn das Repository (githubRepo) keine passenden Issues enthält; der Prozess läuft trotzdem normal weiter.</w:t>
             </w:r>
           </w:p>
         </w:tc>
       </w:tr>
       <w:tr>
-        <w:tblPrEx>
-          <w:tblCellMar>
-            <w:top w:w="0" w:type="dxa"/>
-            <w:bottom w:w="0" w:type="dxa"/>
-          </w:tblCellMar>
-        </w:tblPrEx>
         <w:tc>
           <w:tcPr>
             <w:tcW w:w="2800" w:type="dxa"/>
@@ -9364,108 +6349,12 @@
                 <w:sz w:val="20"/>
                 <w:szCs w:val="20"/>
               </w:rPr>
-              <w:t xml:space="preserve">Prozessvariable </w:t>
-            </w:r>
-            <w:proofErr w:type="spellStart"/>
-            <w:r>
-              <w:rPr>
-                <w:rFonts w:ascii="Aptos" w:hAnsi="Aptos"/>
-                <w:sz w:val="20"/>
-                <w:szCs w:val="20"/>
-              </w:rPr>
-              <w:t>slackWebhookUrl</w:t>
-            </w:r>
-            <w:proofErr w:type="spellEnd"/>
-            <w:r>
-              <w:rPr>
-                <w:rFonts w:ascii="Aptos" w:hAnsi="Aptos"/>
-                <w:sz w:val="20"/>
-                <w:szCs w:val="20"/>
-              </w:rPr>
-              <w:t xml:space="preserve"> prüfen (muss eine gültige https://hooks.slack.com/services/...-URL sein); ohne diese Variable greift automatisch der lokale </w:t>
-            </w:r>
-            <w:proofErr w:type="spellStart"/>
-            <w:r>
-              <w:rPr>
-                <w:rFonts w:ascii="Aptos" w:hAnsi="Aptos"/>
-                <w:sz w:val="20"/>
-                <w:szCs w:val="20"/>
-              </w:rPr>
-              <w:t>Fallback</w:t>
-            </w:r>
-            <w:proofErr w:type="spellEnd"/>
-            <w:r>
-              <w:rPr>
-                <w:rFonts w:ascii="Aptos" w:hAnsi="Aptos"/>
-                <w:sz w:val="20"/>
-                <w:szCs w:val="20"/>
-              </w:rPr>
-              <w:t xml:space="preserve"> /</w:t>
-            </w:r>
-            <w:proofErr w:type="spellStart"/>
-            <w:r>
-              <w:rPr>
-                <w:rFonts w:ascii="Aptos" w:hAnsi="Aptos"/>
-                <w:sz w:val="20"/>
-                <w:szCs w:val="20"/>
-              </w:rPr>
-              <w:t>api</w:t>
-            </w:r>
-            <w:proofErr w:type="spellEnd"/>
-            <w:r>
-              <w:rPr>
-                <w:rFonts w:ascii="Aptos" w:hAnsi="Aptos"/>
-                <w:sz w:val="20"/>
-                <w:szCs w:val="20"/>
-              </w:rPr>
-              <w:t>/</w:t>
-            </w:r>
-            <w:proofErr w:type="spellStart"/>
-            <w:r>
-              <w:rPr>
-                <w:rFonts w:ascii="Aptos" w:hAnsi="Aptos"/>
-                <w:sz w:val="20"/>
-                <w:szCs w:val="20"/>
-              </w:rPr>
-              <w:t>notifications</w:t>
-            </w:r>
-            <w:proofErr w:type="spellEnd"/>
-            <w:r>
-              <w:rPr>
-                <w:rFonts w:ascii="Aptos" w:hAnsi="Aptos"/>
-                <w:sz w:val="20"/>
-                <w:szCs w:val="20"/>
-              </w:rPr>
-              <w:t>/ticket-</w:t>
-            </w:r>
-            <w:proofErr w:type="spellStart"/>
-            <w:r>
-              <w:rPr>
-                <w:rFonts w:ascii="Aptos" w:hAnsi="Aptos"/>
-                <w:sz w:val="20"/>
-                <w:szCs w:val="20"/>
-              </w:rPr>
-              <w:t>closed</w:t>
-            </w:r>
-            <w:proofErr w:type="spellEnd"/>
-            <w:r>
-              <w:rPr>
-                <w:rFonts w:ascii="Aptos" w:hAnsi="Aptos"/>
-                <w:sz w:val="20"/>
-                <w:szCs w:val="20"/>
-              </w:rPr>
-              <w:t>.</w:t>
+              <w:t>Prozessvariable slackWebhookUrl prüfen (muss eine gültige https://hooks.slack.com/services/...-URL sein); ohne diese Variable greift automatisch der lokale Fallback /api/notifications/ticket-closed.</w:t>
             </w:r>
           </w:p>
         </w:tc>
       </w:tr>
       <w:tr>
-        <w:tblPrEx>
-          <w:tblCellMar>
-            <w:top w:w="0" w:type="dxa"/>
-            <w:bottom w:w="0" w:type="dxa"/>
-          </w:tblCellMar>
-        </w:tblPrEx>
         <w:tc>
           <w:tcPr>
             <w:tcW w:w="2800" w:type="dxa"/>
@@ -9494,18 +6383,8 @@
                 <w:sz w:val="20"/>
                 <w:szCs w:val="20"/>
               </w:rPr>
-              <w:t xml:space="preserve">Aufgaben erscheinen nicht in der </w:t>
-            </w:r>
-            <w:proofErr w:type="spellStart"/>
-            <w:r>
-              <w:rPr>
-                <w:rFonts w:ascii="Aptos" w:hAnsi="Aptos"/>
-                <w:sz w:val="20"/>
-                <w:szCs w:val="20"/>
-              </w:rPr>
-              <w:t>Tasklist</w:t>
-            </w:r>
-            <w:proofErr w:type="spellEnd"/>
+              <w:t>Aufgaben erscheinen nicht in der Tasklist</w:t>
+            </w:r>
           </w:p>
         </w:tc>
         <w:tc>
@@ -9536,54 +6415,12 @@
                 <w:sz w:val="20"/>
                 <w:szCs w:val="20"/>
               </w:rPr>
-              <w:t xml:space="preserve">Benutzergruppen service-mitarbeiter / </w:t>
-            </w:r>
-            <w:proofErr w:type="spellStart"/>
-            <w:r>
-              <w:rPr>
-                <w:rFonts w:ascii="Aptos" w:hAnsi="Aptos"/>
-                <w:sz w:val="20"/>
-                <w:szCs w:val="20"/>
-              </w:rPr>
-              <w:t>data</w:t>
-            </w:r>
-            <w:proofErr w:type="spellEnd"/>
-            <w:r>
-              <w:rPr>
-                <w:rFonts w:ascii="Aptos" w:hAnsi="Aptos"/>
-                <w:sz w:val="20"/>
-                <w:szCs w:val="20"/>
-              </w:rPr>
-              <w:t xml:space="preserve">-analyst / </w:t>
-            </w:r>
-            <w:proofErr w:type="spellStart"/>
-            <w:r>
-              <w:rPr>
-                <w:rFonts w:ascii="Aptos" w:hAnsi="Aptos"/>
-                <w:sz w:val="20"/>
-                <w:szCs w:val="20"/>
-              </w:rPr>
-              <w:t>teamleitung</w:t>
-            </w:r>
-            <w:proofErr w:type="spellEnd"/>
-            <w:r>
-              <w:rPr>
-                <w:rFonts w:ascii="Aptos" w:hAnsi="Aptos"/>
-                <w:sz w:val="20"/>
-                <w:szCs w:val="20"/>
-              </w:rPr>
-              <w:t>-service im Admin-Webapp anlegen und Testnutzer zuordnen (Kap. 3.4).</w:t>
+              <w:t>Benutzergruppen service-mitarbeiter / data-analyst / teamleitung-service im Admin-Webapp anlegen und Testnutzer zuordnen (Kap. 3.4).</w:t>
             </w:r>
           </w:p>
         </w:tc>
       </w:tr>
       <w:tr>
-        <w:tblPrEx>
-          <w:tblCellMar>
-            <w:top w:w="0" w:type="dxa"/>
-            <w:bottom w:w="0" w:type="dxa"/>
-          </w:tblCellMar>
-        </w:tblPrEx>
         <w:tc>
           <w:tcPr>
             <w:tcW w:w="2800" w:type="dxa"/>
@@ -9606,23 +6443,13 @@
                 <w:rFonts w:ascii="Aptos" w:hAnsi="Aptos"/>
               </w:rPr>
             </w:pPr>
-            <w:proofErr w:type="spellStart"/>
-            <w:r>
-              <w:rPr>
-                <w:rFonts w:ascii="Aptos" w:hAnsi="Aptos"/>
-                <w:sz w:val="20"/>
-                <w:szCs w:val="20"/>
-              </w:rPr>
-              <w:t>Deployment</w:t>
-            </w:r>
-            <w:proofErr w:type="spellEnd"/>
-            <w:r>
-              <w:rPr>
-                <w:rFonts w:ascii="Aptos" w:hAnsi="Aptos"/>
-                <w:sz w:val="20"/>
-                <w:szCs w:val="20"/>
-              </w:rPr>
-              <w:t xml:space="preserve"> schlägt mit Schema-Fehler fehl</w:t>
+            <w:r>
+              <w:rPr>
+                <w:rFonts w:ascii="Aptos" w:hAnsi="Aptos"/>
+                <w:sz w:val="20"/>
+                <w:szCs w:val="20"/>
+              </w:rPr>
+              <w:t>Deployment schlägt mit Schema-Fehler fehl</w:t>
             </w:r>
           </w:p>
         </w:tc>
@@ -9648,70 +6475,18 @@
                 <w:rFonts w:ascii="Aptos" w:hAnsi="Aptos"/>
               </w:rPr>
             </w:pPr>
-            <w:proofErr w:type="spellStart"/>
-            <w:r>
-              <w:rPr>
-                <w:rFonts w:ascii="Aptos" w:hAnsi="Aptos"/>
-                <w:sz w:val="20"/>
-                <w:szCs w:val="20"/>
-              </w:rPr>
-              <w:t>Camunda</w:t>
-            </w:r>
-            <w:proofErr w:type="spellEnd"/>
-            <w:r>
-              <w:rPr>
-                <w:rFonts w:ascii="Aptos" w:hAnsi="Aptos"/>
-                <w:sz w:val="20"/>
-                <w:szCs w:val="20"/>
-              </w:rPr>
-              <w:t xml:space="preserve"> </w:t>
-            </w:r>
-            <w:proofErr w:type="spellStart"/>
-            <w:r>
-              <w:rPr>
-                <w:rFonts w:ascii="Aptos" w:hAnsi="Aptos"/>
-                <w:sz w:val="20"/>
-                <w:szCs w:val="20"/>
-              </w:rPr>
-              <w:t>Modeler</w:t>
-            </w:r>
-            <w:proofErr w:type="spellEnd"/>
-            <w:r>
-              <w:rPr>
-                <w:rFonts w:ascii="Aptos" w:hAnsi="Aptos"/>
-                <w:sz w:val="20"/>
-                <w:szCs w:val="20"/>
-              </w:rPr>
-              <w:t xml:space="preserve"> Version prüfen (kompatibel zu Plattform 7.24); BPMN ggf. einmal im </w:t>
-            </w:r>
-            <w:proofErr w:type="spellStart"/>
-            <w:r>
-              <w:rPr>
-                <w:rFonts w:ascii="Aptos" w:hAnsi="Aptos"/>
-                <w:sz w:val="20"/>
-                <w:szCs w:val="20"/>
-              </w:rPr>
-              <w:t>Modeler</w:t>
-            </w:r>
-            <w:proofErr w:type="spellEnd"/>
-            <w:r>
-              <w:rPr>
-                <w:rFonts w:ascii="Aptos" w:hAnsi="Aptos"/>
-                <w:sz w:val="20"/>
-                <w:szCs w:val="20"/>
-              </w:rPr>
-              <w:t xml:space="preserve"> öffnen und speichern.</w:t>
+            <w:r>
+              <w:rPr>
+                <w:rFonts w:ascii="Aptos" w:hAnsi="Aptos"/>
+                <w:sz w:val="20"/>
+                <w:szCs w:val="20"/>
+              </w:rPr>
+              <w:t>Camunda Modeler Version prüfen (kompatibel zu Plattform 7.24); BPMN ggf. einmal im Modeler öffnen und speichern.</w:t>
             </w:r>
           </w:p>
         </w:tc>
       </w:tr>
       <w:tr>
-        <w:tblPrEx>
-          <w:tblCellMar>
-            <w:top w:w="0" w:type="dxa"/>
-            <w:bottom w:w="0" w:type="dxa"/>
-          </w:tblCellMar>
-        </w:tblPrEx>
         <w:tc>
           <w:tcPr>
             <w:tcW w:w="2800" w:type="dxa"/>
@@ -9772,61 +6547,7 @@
                 <w:sz w:val="20"/>
                 <w:szCs w:val="20"/>
               </w:rPr>
-              <w:t xml:space="preserve">Anderen Prozess beenden oder Port in </w:t>
-            </w:r>
-            <w:proofErr w:type="spellStart"/>
-            <w:r>
-              <w:rPr>
-                <w:rFonts w:ascii="Aptos" w:hAnsi="Aptos"/>
-                <w:sz w:val="20"/>
-                <w:szCs w:val="20"/>
-              </w:rPr>
-              <w:t>camunda</w:t>
-            </w:r>
-            <w:proofErr w:type="spellEnd"/>
-            <w:r>
-              <w:rPr>
-                <w:rFonts w:ascii="Aptos" w:hAnsi="Aptos"/>
-                <w:sz w:val="20"/>
-                <w:szCs w:val="20"/>
-              </w:rPr>
-              <w:t>-run/</w:t>
-            </w:r>
-            <w:proofErr w:type="spellStart"/>
-            <w:r>
-              <w:rPr>
-                <w:rFonts w:ascii="Aptos" w:hAnsi="Aptos"/>
-                <w:sz w:val="20"/>
-                <w:szCs w:val="20"/>
-              </w:rPr>
-              <w:t>configuration</w:t>
-            </w:r>
-            <w:proofErr w:type="spellEnd"/>
-            <w:r>
-              <w:rPr>
-                <w:rFonts w:ascii="Aptos" w:hAnsi="Aptos"/>
-                <w:sz w:val="20"/>
-                <w:szCs w:val="20"/>
-              </w:rPr>
-              <w:t>/</w:t>
-            </w:r>
-            <w:proofErr w:type="spellStart"/>
-            <w:r>
-              <w:rPr>
-                <w:rFonts w:ascii="Aptos" w:hAnsi="Aptos"/>
-                <w:sz w:val="20"/>
-                <w:szCs w:val="20"/>
-              </w:rPr>
-              <w:t>default.yml</w:t>
-            </w:r>
-            <w:proofErr w:type="spellEnd"/>
-            <w:r>
-              <w:rPr>
-                <w:rFonts w:ascii="Aptos" w:hAnsi="Aptos"/>
-                <w:sz w:val="20"/>
-                <w:szCs w:val="20"/>
-              </w:rPr>
-              <w:t xml:space="preserve"> bzw. in rest-services/app.py (PORT) anpassen.</w:t>
+              <w:t>Anderen Prozess beenden oder Port in camunda-run/configuration/default.yml bzw. in rest-services/app.py (PORT) anpassen.</w:t>
             </w:r>
           </w:p>
         </w:tc>
@@ -9839,14 +6560,14 @@
           <w:rFonts w:ascii="Aptos" w:hAnsi="Aptos"/>
         </w:rPr>
       </w:pPr>
-      <w:bookmarkStart w:id="17" w:name="_Toc232441418"/>
+      <w:bookmarkStart w:id="21" w:name="_Toc232441418"/>
       <w:r>
         <w:rPr>
           <w:rFonts w:ascii="Aptos" w:hAnsi="Aptos"/>
         </w:rPr>
         <w:t>9. Dateiübersicht</w:t>
       </w:r>
-      <w:bookmarkEnd w:id="17"/>
+      <w:bookmarkEnd w:id="21"/>
     </w:p>
     <w:tbl>
       <w:tblPr>
@@ -9870,12 +6591,6 @@
         <w:gridCol w:w="4860"/>
       </w:tblGrid>
       <w:tr>
-        <w:tblPrEx>
-          <w:tblCellMar>
-            <w:top w:w="0" w:type="dxa"/>
-            <w:bottom w:w="0" w:type="dxa"/>
-          </w:tblCellMar>
-        </w:tblPrEx>
         <w:trPr>
           <w:tblHeader/>
         </w:trPr>
@@ -9953,12 +6668,6 @@
         </w:tc>
       </w:tr>
       <w:tr>
-        <w:tblPrEx>
-          <w:tblCellMar>
-            <w:top w:w="0" w:type="dxa"/>
-            <w:bottom w:w="0" w:type="dxa"/>
-          </w:tblCellMar>
-        </w:tblPrEx>
         <w:tc>
           <w:tcPr>
             <w:tcW w:w="4500" w:type="dxa"/>
@@ -9981,26 +6690,14 @@
                 <w:rFonts w:ascii="Aptos" w:hAnsi="Aptos"/>
               </w:rPr>
             </w:pPr>
-            <w:proofErr w:type="spellStart"/>
-            <w:r>
-              <w:rPr>
-                <w:rFonts w:ascii="Aptos" w:hAnsi="Aptos"/>
-                <w:sz w:val="20"/>
-                <w:szCs w:val="20"/>
-              </w:rPr>
-              <w:t>HRDtoGo_Service-Prozess_</w:t>
-            </w:r>
-            <w:proofErr w:type="gramStart"/>
-            <w:r>
-              <w:rPr>
-                <w:rFonts w:ascii="Aptos" w:hAnsi="Aptos"/>
-                <w:sz w:val="20"/>
-                <w:szCs w:val="20"/>
-              </w:rPr>
-              <w:t>implementiert.bpmn</w:t>
-            </w:r>
-            <w:proofErr w:type="spellEnd"/>
-            <w:proofErr w:type="gramEnd"/>
+            <w:r>
+              <w:rPr>
+                <w:rFonts w:ascii="Aptos" w:hAnsi="Aptos"/>
+                <w:sz w:val="20"/>
+                <w:szCs w:val="20"/>
+              </w:rPr>
+              <w:t>HRDtoGo_Service-Prozess_implementiert.bpmn</w:t>
+            </w:r>
           </w:p>
         </w:tc>
         <w:tc>
@@ -10031,36 +6728,12 @@
                 <w:sz w:val="20"/>
                 <w:szCs w:val="20"/>
               </w:rPr>
-              <w:t xml:space="preserve">Ausführbares Prozessmodell (Formulare, Kandidatengruppen, </w:t>
-            </w:r>
-            <w:proofErr w:type="spellStart"/>
-            <w:r>
-              <w:rPr>
-                <w:rFonts w:ascii="Aptos" w:hAnsi="Aptos"/>
-                <w:sz w:val="20"/>
-                <w:szCs w:val="20"/>
-              </w:rPr>
-              <w:t>Timer</w:t>
-            </w:r>
-            <w:proofErr w:type="spellEnd"/>
-            <w:r>
-              <w:rPr>
-                <w:rFonts w:ascii="Aptos" w:hAnsi="Aptos"/>
-                <w:sz w:val="20"/>
-                <w:szCs w:val="20"/>
-              </w:rPr>
-              <w:t>, JavaScript-Tasks)</w:t>
+              <w:t>Ausführbares Prozessmodell (Formulare, Kandidatengruppen, Timer, JavaScript-Tasks)</w:t>
             </w:r>
           </w:p>
         </w:tc>
       </w:tr>
       <w:tr>
-        <w:tblPrEx>
-          <w:tblCellMar>
-            <w:top w:w="0" w:type="dxa"/>
-            <w:bottom w:w="0" w:type="dxa"/>
-          </w:tblCellMar>
-        </w:tblPrEx>
         <w:tc>
           <w:tcPr>
             <w:tcW w:w="4500" w:type="dxa"/>
@@ -10127,12 +6800,6 @@
         </w:tc>
       </w:tr>
       <w:tr>
-        <w:tblPrEx>
-          <w:tblCellMar>
-            <w:top w:w="0" w:type="dxa"/>
-            <w:bottom w:w="0" w:type="dxa"/>
-          </w:tblCellMar>
-        </w:tblPrEx>
         <w:tc>
           <w:tcPr>
             <w:tcW w:w="4500" w:type="dxa"/>
@@ -10193,36 +6860,12 @@
                 <w:sz w:val="20"/>
                 <w:szCs w:val="20"/>
               </w:rPr>
-              <w:t>Lokale Mock-REST-Services (Wissensdatenbank, Slack-</w:t>
-            </w:r>
-            <w:proofErr w:type="spellStart"/>
-            <w:r>
-              <w:rPr>
-                <w:rFonts w:ascii="Aptos" w:hAnsi="Aptos"/>
-                <w:sz w:val="20"/>
-                <w:szCs w:val="20"/>
-              </w:rPr>
-              <w:t>Fallback</w:t>
-            </w:r>
-            <w:proofErr w:type="spellEnd"/>
-            <w:r>
-              <w:rPr>
-                <w:rFonts w:ascii="Aptos" w:hAnsi="Aptos"/>
-                <w:sz w:val="20"/>
-                <w:szCs w:val="20"/>
-              </w:rPr>
-              <w:t>, Benachrichtigungen)</w:t>
+              <w:t>Lokale Mock-REST-Services (Wissensdatenbank, Slack-Fallback, Benachrichtigungen)</w:t>
             </w:r>
           </w:p>
         </w:tc>
       </w:tr>
       <w:tr>
-        <w:tblPrEx>
-          <w:tblCellMar>
-            <w:top w:w="0" w:type="dxa"/>
-            <w:bottom w:w="0" w:type="dxa"/>
-          </w:tblCellMar>
-        </w:tblPrEx>
         <w:tc>
           <w:tcPr>
             <w:tcW w:w="4500" w:type="dxa"/>
@@ -10289,12 +6932,6 @@
         </w:tc>
       </w:tr>
       <w:tr>
-        <w:tblPrEx>
-          <w:tblCellMar>
-            <w:top w:w="0" w:type="dxa"/>
-            <w:bottom w:w="0" w:type="dxa"/>
-          </w:tblCellMar>
-        </w:tblPrEx>
         <w:tc>
           <w:tcPr>
             <w:tcW w:w="4500" w:type="dxa"/>
@@ -10323,25 +6960,7 @@
                 <w:sz w:val="20"/>
                 <w:szCs w:val="20"/>
               </w:rPr>
-              <w:t>Diese Dokumentation (.</w:t>
-            </w:r>
-            <w:proofErr w:type="spellStart"/>
-            <w:r>
-              <w:rPr>
-                <w:rFonts w:ascii="Aptos" w:hAnsi="Aptos"/>
-                <w:sz w:val="20"/>
-                <w:szCs w:val="20"/>
-              </w:rPr>
-              <w:t>docx</w:t>
-            </w:r>
-            <w:proofErr w:type="spellEnd"/>
-            <w:r>
-              <w:rPr>
-                <w:rFonts w:ascii="Aptos" w:hAnsi="Aptos"/>
-                <w:sz w:val="20"/>
-                <w:szCs w:val="20"/>
-              </w:rPr>
-              <w:t>)</w:t>
+              <w:t>Diese Dokumentation (.docx)</w:t>
             </w:r>
           </w:p>
         </w:tc>
@@ -10373,25 +6992,7 @@
                 <w:sz w:val="20"/>
                 <w:szCs w:val="20"/>
               </w:rPr>
-              <w:t xml:space="preserve">Setup-, </w:t>
-            </w:r>
-            <w:proofErr w:type="spellStart"/>
-            <w:r>
-              <w:rPr>
-                <w:rFonts w:ascii="Aptos" w:hAnsi="Aptos"/>
-                <w:sz w:val="20"/>
-                <w:szCs w:val="20"/>
-              </w:rPr>
-              <w:t>Deployment</w:t>
-            </w:r>
-            <w:proofErr w:type="spellEnd"/>
-            <w:r>
-              <w:rPr>
-                <w:rFonts w:ascii="Aptos" w:hAnsi="Aptos"/>
-                <w:sz w:val="20"/>
-                <w:szCs w:val="20"/>
-              </w:rPr>
-              <w:t>- und Testanleitung (#31, #36, #40)</w:t>
+              <w:t>Setup-, Deployment- und Testanleitung (#31, #36, #40)</w:t>
             </w:r>
           </w:p>
         </w:tc>
@@ -10399,7 +7000,7 @@
     </w:tbl>
     <w:p/>
     <w:sectPr>
-      <w:footerReference w:type="default" r:id="rId7"/>
+      <w:footerReference w:type="default" r:id="rId11"/>
       <w:pgSz w:w="12240" w:h="15840"/>
       <w:pgMar w:top="1440" w:right="1440" w:bottom="1440" w:left="1440" w:header="708" w:footer="708" w:gutter="0"/>
       <w:cols w:space="720"/>
@@ -10407,6 +7008,102 @@
     </w:sectPr>
   </w:body>
 </w:document>
+</file>
+
+<file path=word/comments.xml><?xml version="1.0" encoding="utf-8"?>
+<w:comments xmlns:wpc="http://schemas.microsoft.com/office/word/2010/wordprocessingCanvas" xmlns:cx="http://schemas.microsoft.com/office/drawing/2014/chartex" xmlns:cx1="http://schemas.microsoft.com/office/drawing/2015/9/8/chartex" xmlns:cx2="http://schemas.microsoft.com/office/drawing/2015/10/21/chartex" xmlns:cx3="http://schemas.microsoft.com/office/drawing/2016/5/9/chartex" xmlns:cx4="http://schemas.microsoft.com/office/drawing/2016/5/10/chartex" xmlns:cx5="http://schemas.microsoft.com/office/drawing/2016/5/11/chartex" xmlns:cx6="http://schemas.microsoft.com/office/drawing/2016/5/12/chartex" xmlns:cx7="http://schemas.microsoft.com/office/drawing/2016/5/13/chartex" xmlns:cx8="http://schemas.microsoft.com/office/drawing/2016/5/14/chartex" xmlns:mc="http://schemas.openxmlformats.org/markup-compatibility/2006" xmlns:aink="http://schemas.microsoft.com/office/drawing/2016/ink" xmlns:am3d="http://schemas.microsoft.com/office/drawing/2017/model3d" xmlns:o="urn:schemas-microsoft-com:office:office" xmlns:oel="http://schemas.microsoft.com/office/2019/extlst" xmlns:r="http://schemas.openxmlformats.org/officeDocument/2006/relationships" xmlns:m="http://schemas.openxmlformats.org/officeDocument/2006/math" xmlns:v="urn:schemas-microsoft-com:vml" xmlns:wp14="http://schemas.microsoft.com/office/word/2010/wordprocessingDrawing" xmlns:wp="http://schemas.openxmlformats.org/drawingml/2006/wordprocessingDrawing" xmlns:w10="urn:schemas-microsoft-com:office:word" xmlns:w="http://schemas.openxmlformats.org/wordprocessingml/2006/main" xmlns:w14="http://schemas.microsoft.com/office/word/2010/wordml" xmlns:w15="http://schemas.microsoft.com/office/word/2012/wordml" xmlns:w16cex="http://schemas.microsoft.com/office/word/2018/wordml/cex" xmlns:w16cid="http://schemas.microsoft.com/office/word/2016/wordml/cid" xmlns:w16="http://schemas.microsoft.com/office/word/2018/wordml" xmlns:w16du="http://schemas.microsoft.com/office/word/2023/wordml/word16du" xmlns:w16sdtdh="http://schemas.microsoft.com/office/word/2020/wordml/sdtdatahash" xmlns:w16sdtfl="http://schemas.microsoft.com/office/word/2024/wordml/sdtformatlock" xmlns:w16se="http://schemas.microsoft.com/office/word/2015/wordml/symex" xmlns:wpg="http://schemas.microsoft.com/office/word/2010/wordprocessingGroup" xmlns:wpi="http://schemas.microsoft.com/office/word/2010/wordprocessingInk" xmlns:wne="http://schemas.microsoft.com/office/word/2006/wordml" xmlns:wps="http://schemas.microsoft.com/office/word/2010/wordprocessingShape" mc:Ignorable="w14 w15 w16se w16cid w16 w16cex w16sdtdh w16sdtfl w16du wp14">
+  <w:comment w:id="1" w:author="Alina Simbrey" w:date="2026-06-20T17:32:00Z" w:initials="AS">
+    <w:p>
+      <w:pPr>
+        <w:pStyle w:val="Kommentartext"/>
+      </w:pPr>
+      <w:r>
+        <w:rPr>
+          <w:rStyle w:val="Kommentarzeichen"/>
+        </w:rPr>
+        <w:annotationRef/>
+      </w:r>
+      <w:r>
+        <w:t>Die prozessId sieht sehr seltsam aus. Check nochmal ob das eine von Camunda selbst generierte ID war, die falsch abgetippt wurde. Für ein sauberes Deployment sollte man die ID vllt änder in z.B. HRDtoGo_ServiceProcess</w:t>
+      </w:r>
+    </w:p>
+  </w:comment>
+  <w:comment w:id="2" w:author="Alina Simbrey" w:date="2026-06-20T17:26:00Z" w:initials="AS">
+    <w:p>
+      <w:pPr>
+        <w:pStyle w:val="Kommentartext"/>
+      </w:pPr>
+      <w:r>
+        <w:rPr>
+          <w:rStyle w:val="Kommentarzeichen"/>
+        </w:rPr>
+        <w:annotationRef/>
+      </w:r>
+      <w:r>
+        <w:t>Sicher, dass es nicht GraaIVM-Engine/ GraaIJS (im Kapitel 2 kommt es auch vor) ist?  Weil Java ab Version 15 die alte Nashorn-JavaScript-Engine entfernt hat, nutzt Camunda 7 mittlerweile wohl GraalVM für JavaScript</w:t>
+      </w:r>
+    </w:p>
+  </w:comment>
+  <w:comment w:id="14" w:author="Alina Simbrey" w:date="2026-06-20T17:28:00Z" w:initials="AS">
+    <w:p>
+      <w:pPr>
+        <w:pStyle w:val="Kommentartext"/>
+      </w:pPr>
+      <w:r>
+        <w:rPr>
+          <w:rStyle w:val="Kommentarzeichen"/>
+        </w:rPr>
+        <w:annotationRef/>
+      </w:r>
+      <w:r>
+        <w:t>Hier heißt die variable anliegenartKunde und später in Anfrage klassifizieren nurnoch anliegenart -&gt; beide müssen gleich heißen, da das sonst nicht richtig erkannt wird. Außer es sollen zwei komplett unterschiedliche sachen sein</w:t>
+      </w:r>
+    </w:p>
+  </w:comment>
+  <w:comment w:id="19" w:author="Alina Simbrey" w:date="2026-06-20T17:29:00Z" w:initials="AS">
+    <w:p>
+      <w:pPr>
+        <w:pStyle w:val="Kommentartext"/>
+      </w:pPr>
+      <w:r>
+        <w:rPr>
+          <w:rStyle w:val="Kommentarzeichen"/>
+        </w:rPr>
+        <w:annotationRef/>
+      </w:r>
+      <w:r>
+        <w:t>Nummerierungsfehler? Weil es mit 6. anfängt</w:t>
+      </w:r>
+    </w:p>
+  </w:comment>
+</w:comments>
+</file>
+
+<file path=word/commentsExtended.xml><?xml version="1.0" encoding="utf-8"?>
+<w15:commentsEx xmlns:wpc="http://schemas.microsoft.com/office/word/2010/wordprocessingCanvas" xmlns:cx="http://schemas.microsoft.com/office/drawing/2014/chartex" xmlns:cx1="http://schemas.microsoft.com/office/drawing/2015/9/8/chartex" xmlns:cx2="http://schemas.microsoft.com/office/drawing/2015/10/21/chartex" xmlns:cx3="http://schemas.microsoft.com/office/drawing/2016/5/9/chartex" xmlns:cx4="http://schemas.microsoft.com/office/drawing/2016/5/10/chartex" xmlns:cx5="http://schemas.microsoft.com/office/drawing/2016/5/11/chartex" xmlns:cx6="http://schemas.microsoft.com/office/drawing/2016/5/12/chartex" xmlns:cx7="http://schemas.microsoft.com/office/drawing/2016/5/13/chartex" xmlns:cx8="http://schemas.microsoft.com/office/drawing/2016/5/14/chartex" xmlns:mc="http://schemas.openxmlformats.org/markup-compatibility/2006" xmlns:aink="http://schemas.microsoft.com/office/drawing/2016/ink" xmlns:am3d="http://schemas.microsoft.com/office/drawing/2017/model3d" xmlns:o="urn:schemas-microsoft-com:office:office" xmlns:oel="http://schemas.microsoft.com/office/2019/extlst" xmlns:r="http://schemas.openxmlformats.org/officeDocument/2006/relationships" xmlns:m="http://schemas.openxmlformats.org/officeDocument/2006/math" xmlns:v="urn:schemas-microsoft-com:vml" xmlns:wp14="http://schemas.microsoft.com/office/word/2010/wordprocessingDrawing" xmlns:wp="http://schemas.openxmlformats.org/drawingml/2006/wordprocessingDrawing" xmlns:w10="urn:schemas-microsoft-com:office:word" xmlns:w="http://schemas.openxmlformats.org/wordprocessingml/2006/main" xmlns:w14="http://schemas.microsoft.com/office/word/2010/wordml" xmlns:w15="http://schemas.microsoft.com/office/word/2012/wordml" xmlns:w16cex="http://schemas.microsoft.com/office/word/2018/wordml/cex" xmlns:w16cid="http://schemas.microsoft.com/office/word/2016/wordml/cid" xmlns:w16="http://schemas.microsoft.com/office/word/2018/wordml" xmlns:w16du="http://schemas.microsoft.com/office/word/2023/wordml/word16du" xmlns:w16sdtdh="http://schemas.microsoft.com/office/word/2020/wordml/sdtdatahash" xmlns:w16sdtfl="http://schemas.microsoft.com/office/word/2024/wordml/sdtformatlock" xmlns:w16se="http://schemas.microsoft.com/office/word/2015/wordml/symex" xmlns:wpg="http://schemas.microsoft.com/office/word/2010/wordprocessingGroup" xmlns:wpi="http://schemas.microsoft.com/office/word/2010/wordprocessingInk" xmlns:wne="http://schemas.microsoft.com/office/word/2006/wordml" xmlns:wps="http://schemas.microsoft.com/office/word/2010/wordprocessingShape" mc:Ignorable="w14 w15 w16se w16cid w16 w16cex w16sdtdh w16sdtfl w16du wp14">
+  <w15:commentEx w15:paraId="6927ACB9" w15:done="0"/>
+  <w15:commentEx w15:paraId="293BBF3E" w15:done="0"/>
+  <w15:commentEx w15:paraId="2D719EEE" w15:done="0"/>
+  <w15:commentEx w15:paraId="02CF0936" w15:done="0"/>
+</w15:commentsEx>
+</file>
+
+<file path=word/commentsExtensible.xml><?xml version="1.0" encoding="utf-8"?>
+<w16cex:commentsExtensible xmlns:wpc="http://schemas.microsoft.com/office/word/2010/wordprocessingCanvas" xmlns:cx="http://schemas.microsoft.com/office/drawing/2014/chartex" xmlns:cx1="http://schemas.microsoft.com/office/drawing/2015/9/8/chartex" xmlns:cx2="http://schemas.microsoft.com/office/drawing/2015/10/21/chartex" xmlns:cx3="http://schemas.microsoft.com/office/drawing/2016/5/9/chartex" xmlns:cx4="http://schemas.microsoft.com/office/drawing/2016/5/10/chartex" xmlns:cx5="http://schemas.microsoft.com/office/drawing/2016/5/11/chartex" xmlns:cx6="http://schemas.microsoft.com/office/drawing/2016/5/12/chartex" xmlns:cx7="http://schemas.microsoft.com/office/drawing/2016/5/13/chartex" xmlns:cx8="http://schemas.microsoft.com/office/drawing/2016/5/14/chartex" xmlns:cr="http://schemas.microsoft.com/office/comments/2020/reactions" xmlns:mc="http://schemas.openxmlformats.org/markup-compatibility/2006" xmlns:aink="http://schemas.microsoft.com/office/drawing/2016/ink" xmlns:am3d="http://schemas.microsoft.com/office/drawing/2017/model3d" xmlns:o="urn:schemas-microsoft-com:office:office" xmlns:oel="http://schemas.microsoft.com/office/2019/extlst" xmlns:r="http://schemas.openxmlformats.org/officeDocument/2006/relationships" xmlns:m="http://schemas.openxmlformats.org/officeDocument/2006/math" xmlns:v="urn:schemas-microsoft-com:vml" xmlns:wp14="http://schemas.microsoft.com/office/word/2010/wordprocessingDrawing" xmlns:wp="http://schemas.openxmlformats.org/drawingml/2006/wordprocessingDrawing" xmlns:w10="urn:schemas-microsoft-com:office:word" xmlns:w="http://schemas.openxmlformats.org/wordprocessingml/2006/main" xmlns:w14="http://schemas.microsoft.com/office/word/2010/wordml" xmlns:w15="http://schemas.microsoft.com/office/word/2012/wordml" xmlns:w16cex="http://schemas.microsoft.com/office/word/2018/wordml/cex" xmlns:w16cid="http://schemas.microsoft.com/office/word/2016/wordml/cid" xmlns:w16="http://schemas.microsoft.com/office/word/2018/wordml" xmlns:w16du="http://schemas.microsoft.com/office/word/2023/wordml/word16du" xmlns:w16sdtdh="http://schemas.microsoft.com/office/word/2020/wordml/sdtdatahash" xmlns:w16sdtfl="http://schemas.microsoft.com/office/word/2024/wordml/sdtformatlock" xmlns:w16se="http://schemas.microsoft.com/office/word/2015/wordml/symex" xmlns:wpg="http://schemas.microsoft.com/office/word/2010/wordprocessingGroup" xmlns:wpi="http://schemas.microsoft.com/office/word/2010/wordprocessingInk" xmlns:wne="http://schemas.microsoft.com/office/word/2006/wordml" xmlns:wps="http://schemas.microsoft.com/office/word/2010/wordprocessingShape" mc:Ignorable="w14 w15 w16se w16cid w16 w16cex w16sdtdh w16sdtfl cr w16du wp14">
+  <w16cex:commentExtensible w16cex:durableId="45030219" w16cex:dateUtc="2026-06-20T15:32:00Z"/>
+  <w16cex:commentExtensible w16cex:durableId="74072080" w16cex:dateUtc="2026-06-20T15:26:00Z"/>
+  <w16cex:commentExtensible w16cex:durableId="3CF6C4D7" w16cex:dateUtc="2026-06-20T15:28:00Z"/>
+  <w16cex:commentExtensible w16cex:durableId="06AF365C" w16cex:dateUtc="2026-06-20T15:29:00Z"/>
+</w16cex:commentsExtensible>
+</file>
+
+<file path=word/commentsIds.xml><?xml version="1.0" encoding="utf-8"?>
+<w16cid:commentsIds xmlns:wpc="http://schemas.microsoft.com/office/word/2010/wordprocessingCanvas" xmlns:cx="http://schemas.microsoft.com/office/drawing/2014/chartex" xmlns:cx1="http://schemas.microsoft.com/office/drawing/2015/9/8/chartex" xmlns:cx2="http://schemas.microsoft.com/office/drawing/2015/10/21/chartex" xmlns:cx3="http://schemas.microsoft.com/office/drawing/2016/5/9/chartex" xmlns:cx4="http://schemas.microsoft.com/office/drawing/2016/5/10/chartex" xmlns:cx5="http://schemas.microsoft.com/office/drawing/2016/5/11/chartex" xmlns:cx6="http://schemas.microsoft.com/office/drawing/2016/5/12/chartex" xmlns:cx7="http://schemas.microsoft.com/office/drawing/2016/5/13/chartex" xmlns:cx8="http://schemas.microsoft.com/office/drawing/2016/5/14/chartex" xmlns:mc="http://schemas.openxmlformats.org/markup-compatibility/2006" xmlns:aink="http://schemas.microsoft.com/office/drawing/2016/ink" xmlns:am3d="http://schemas.microsoft.com/office/drawing/2017/model3d" xmlns:o="urn:schemas-microsoft-com:office:office" xmlns:oel="http://schemas.microsoft.com/office/2019/extlst" xmlns:r="http://schemas.openxmlformats.org/officeDocument/2006/relationships" xmlns:m="http://schemas.openxmlformats.org/officeDocument/2006/math" xmlns:v="urn:schemas-microsoft-com:vml" xmlns:wp14="http://schemas.microsoft.com/office/word/2010/wordprocessingDrawing" xmlns:wp="http://schemas.openxmlformats.org/drawingml/2006/wordprocessingDrawing" xmlns:w10="urn:schemas-microsoft-com:office:word" xmlns:w="http://schemas.openxmlformats.org/wordprocessingml/2006/main" xmlns:w14="http://schemas.microsoft.com/office/word/2010/wordml" xmlns:w15="http://schemas.microsoft.com/office/word/2012/wordml" xmlns:w16cex="http://schemas.microsoft.com/office/word/2018/wordml/cex" xmlns:w16cid="http://schemas.microsoft.com/office/word/2016/wordml/cid" xmlns:w16="http://schemas.microsoft.com/office/word/2018/wordml" xmlns:w16du="http://schemas.microsoft.com/office/word/2023/wordml/word16du" xmlns:w16sdtdh="http://schemas.microsoft.com/office/word/2020/wordml/sdtdatahash" xmlns:w16sdtfl="http://schemas.microsoft.com/office/word/2024/wordml/sdtformatlock" xmlns:w16se="http://schemas.microsoft.com/office/word/2015/wordml/symex" xmlns:wpg="http://schemas.microsoft.com/office/word/2010/wordprocessingGroup" xmlns:wpi="http://schemas.microsoft.com/office/word/2010/wordprocessingInk" xmlns:wne="http://schemas.microsoft.com/office/word/2006/wordml" xmlns:wps="http://schemas.microsoft.com/office/word/2010/wordprocessingShape" mc:Ignorable="w14 w15 w16se w16cid w16 w16cex w16sdtdh w16sdtfl w16du wp14">
+  <w16cid:commentId w16cid:paraId="6927ACB9" w16cid:durableId="45030219"/>
+  <w16cid:commentId w16cid:paraId="293BBF3E" w16cid:durableId="74072080"/>
+  <w16cid:commentId w16cid:paraId="2D719EEE" w16cid:durableId="3CF6C4D7"/>
+  <w16cid:commentId w16cid:paraId="02CF0936" w16cid:durableId="06AF365C"/>
+</w16cid:commentsIds>
 </file>
 
 <file path=word/endnotes.xml><?xml version="1.0" encoding="utf-8"?>
@@ -10715,6 +7412,14 @@
     </w:lvlOverride>
   </w:num>
 </w:numbering>
+</file>
+
+<file path=word/people.xml><?xml version="1.0" encoding="utf-8"?>
+<w15:people xmlns:wpc="http://schemas.microsoft.com/office/word/2010/wordprocessingCanvas" xmlns:cx="http://schemas.microsoft.com/office/drawing/2014/chartex" xmlns:cx1="http://schemas.microsoft.com/office/drawing/2015/9/8/chartex" xmlns:cx2="http://schemas.microsoft.com/office/drawing/2015/10/21/chartex" xmlns:cx3="http://schemas.microsoft.com/office/drawing/2016/5/9/chartex" xmlns:cx4="http://schemas.microsoft.com/office/drawing/2016/5/10/chartex" xmlns:cx5="http://schemas.microsoft.com/office/drawing/2016/5/11/chartex" xmlns:cx6="http://schemas.microsoft.com/office/drawing/2016/5/12/chartex" xmlns:cx7="http://schemas.microsoft.com/office/drawing/2016/5/13/chartex" xmlns:cx8="http://schemas.microsoft.com/office/drawing/2016/5/14/chartex" xmlns:mc="http://schemas.openxmlformats.org/markup-compatibility/2006" xmlns:aink="http://schemas.microsoft.com/office/drawing/2016/ink" xmlns:am3d="http://schemas.microsoft.com/office/drawing/2017/model3d" xmlns:o="urn:schemas-microsoft-com:office:office" xmlns:oel="http://schemas.microsoft.com/office/2019/extlst" xmlns:r="http://schemas.openxmlformats.org/officeDocument/2006/relationships" xmlns:m="http://schemas.openxmlformats.org/officeDocument/2006/math" xmlns:v="urn:schemas-microsoft-com:vml" xmlns:wp14="http://schemas.microsoft.com/office/word/2010/wordprocessingDrawing" xmlns:wp="http://schemas.openxmlformats.org/drawingml/2006/wordprocessingDrawing" xmlns:w10="urn:schemas-microsoft-com:office:word" xmlns:w="http://schemas.openxmlformats.org/wordprocessingml/2006/main" xmlns:w14="http://schemas.microsoft.com/office/word/2010/wordml" xmlns:w15="http://schemas.microsoft.com/office/word/2012/wordml" xmlns:w16cex="http://schemas.microsoft.com/office/word/2018/wordml/cex" xmlns:w16cid="http://schemas.microsoft.com/office/word/2016/wordml/cid" xmlns:w16="http://schemas.microsoft.com/office/word/2018/wordml" xmlns:w16du="http://schemas.microsoft.com/office/word/2023/wordml/word16du" xmlns:w16sdtdh="http://schemas.microsoft.com/office/word/2020/wordml/sdtdatahash" xmlns:w16sdtfl="http://schemas.microsoft.com/office/word/2024/wordml/sdtformatlock" xmlns:w16se="http://schemas.microsoft.com/office/word/2015/wordml/symex" xmlns:wpg="http://schemas.microsoft.com/office/word/2010/wordprocessingGroup" xmlns:wpi="http://schemas.microsoft.com/office/word/2010/wordprocessingInk" xmlns:wne="http://schemas.microsoft.com/office/word/2006/wordml" xmlns:wps="http://schemas.microsoft.com/office/word/2010/wordprocessingShape" mc:Ignorable="w14 w15 w16se w16cid w16 w16cex w16sdtdh w16sdtfl w16du wp14">
+  <w15:person w15:author="Alina Simbrey">
+    <w15:presenceInfo w15:providerId="Windows Live" w15:userId="30dcbccc003e6792"/>
+  </w15:person>
+</w15:people>
 </file>
 
 <file path=word/styles.xml><?xml version="1.0" encoding="utf-8"?>
@@ -11387,6 +8092,69 @@
     <w:uiPriority w:val="99"/>
     <w:rsid w:val="00770CAE"/>
   </w:style>
+  <w:style w:type="character" w:styleId="Kommentarzeichen">
+    <w:name w:val="annotation reference"/>
+    <w:basedOn w:val="Absatz-Standardschriftart"/>
+    <w:uiPriority w:val="99"/>
+    <w:semiHidden/>
+    <w:unhideWhenUsed/>
+    <w:rsid w:val="00383925"/>
+    <w:rPr>
+      <w:sz w:val="16"/>
+      <w:szCs w:val="16"/>
+    </w:rPr>
+  </w:style>
+  <w:style w:type="paragraph" w:styleId="Kommentartext">
+    <w:name w:val="annotation text"/>
+    <w:basedOn w:val="Standard"/>
+    <w:link w:val="KommentartextZchn"/>
+    <w:uiPriority w:val="99"/>
+    <w:unhideWhenUsed/>
+    <w:rsid w:val="00383925"/>
+    <w:rPr>
+      <w:sz w:val="20"/>
+      <w:szCs w:val="20"/>
+    </w:rPr>
+  </w:style>
+  <w:style w:type="character" w:customStyle="1" w:styleId="KommentartextZchn">
+    <w:name w:val="Kommentartext Zchn"/>
+    <w:basedOn w:val="Absatz-Standardschriftart"/>
+    <w:link w:val="Kommentartext"/>
+    <w:uiPriority w:val="99"/>
+    <w:rsid w:val="00383925"/>
+    <w:rPr>
+      <w:sz w:val="20"/>
+      <w:szCs w:val="20"/>
+    </w:rPr>
+  </w:style>
+  <w:style w:type="paragraph" w:styleId="Kommentarthema">
+    <w:name w:val="annotation subject"/>
+    <w:basedOn w:val="Kommentartext"/>
+    <w:next w:val="Kommentartext"/>
+    <w:link w:val="KommentarthemaZchn"/>
+    <w:uiPriority w:val="99"/>
+    <w:semiHidden/>
+    <w:unhideWhenUsed/>
+    <w:rsid w:val="00383925"/>
+    <w:rPr>
+      <w:b/>
+      <w:bCs/>
+    </w:rPr>
+  </w:style>
+  <w:style w:type="character" w:customStyle="1" w:styleId="KommentarthemaZchn">
+    <w:name w:val="Kommentarthema Zchn"/>
+    <w:basedOn w:val="KommentartextZchn"/>
+    <w:link w:val="Kommentarthema"/>
+    <w:uiPriority w:val="99"/>
+    <w:semiHidden/>
+    <w:rsid w:val="00383925"/>
+    <w:rPr>
+      <w:b/>
+      <w:bCs/>
+      <w:sz w:val="20"/>
+      <w:szCs w:val="20"/>
+    </w:rPr>
+  </w:style>
 </w:styles>
 </file>
 
